--- a/dev_config_whatsapp_facebook.docx
+++ b/dev_config_whatsapp_facebook.docx
@@ -2,6 +2,1884 @@
 <file path=word/document.xml><?xml version="1.0" encoding="utf-8"?>
 <w:document xmlns:wpc="http://schemas.microsoft.com/office/word/2010/wordprocessingCanvas" xmlns:mc="http://schemas.openxmlformats.org/markup-compatibility/2006" xmlns:o="urn:schemas-microsoft-com:office:office" xmlns:r="http://schemas.openxmlformats.org/officeDocument/2006/relationships" xmlns:m="http://schemas.openxmlformats.org/officeDocument/2006/math" xmlns:v="urn:schemas-microsoft-com:vml" xmlns:wp14="http://schemas.microsoft.com/office/word/2010/wordprocessingDrawing" xmlns:wp="http://schemas.openxmlformats.org/drawingml/2006/wordprocessingDrawing" xmlns:w10="urn:schemas-microsoft-com:office:word" xmlns:w="http://schemas.openxmlformats.org/wordprocessingml/2006/main" xmlns:w14="http://schemas.microsoft.com/office/word/2010/wordml" xmlns:wpg="http://schemas.microsoft.com/office/word/2010/wordprocessingGroup" xmlns:wpi="http://schemas.microsoft.com/office/word/2010/wordprocessingInk" xmlns:wne="http://schemas.microsoft.com/office/word/2006/wordml" xmlns:wps="http://schemas.microsoft.com/office/word/2010/wordprocessingShape" mc:Ignorable="w14 wp14">
   <w:body>
+    <w:sdt>
+      <w:sdtPr>
+        <w:id w:val="1081412441"/>
+        <w:docPartObj>
+          <w:docPartGallery w:val="Table of Contents"/>
+          <w:docPartUnique/>
+        </w:docPartObj>
+      </w:sdtPr>
+      <w:sdtEndPr>
+        <w:rPr>
+          <w:rFonts w:asciiTheme="minorHAnsi" w:eastAsiaTheme="minorHAnsi" w:hAnsiTheme="minorHAnsi" w:cstheme="minorBidi"/>
+          <w:noProof/>
+          <w:color w:val="auto"/>
+          <w:sz w:val="22"/>
+          <w:szCs w:val="22"/>
+          <w:lang w:val="en-IN" w:eastAsia="en-US"/>
+        </w:rPr>
+      </w:sdtEndPr>
+      <w:sdtContent>
+        <w:p>
+          <w:pPr>
+            <w:pStyle w:val="TOCHeading"/>
+          </w:pPr>
+          <w:r>
+            <w:t>Table of Contents</w:t>
+          </w:r>
+        </w:p>
+        <w:p>
+          <w:pPr>
+            <w:pStyle w:val="TOC1"/>
+            <w:tabs>
+              <w:tab w:val="right" w:leader="dot" w:pos="10456"/>
+            </w:tabs>
+            <w:rPr>
+              <w:noProof/>
+            </w:rPr>
+          </w:pPr>
+          <w:r>
+            <w:fldChar w:fldCharType="begin"/>
+          </w:r>
+          <w:r>
+            <w:instrText xml:space="preserve"> TOC \o "1-3" \h \z \u </w:instrText>
+          </w:r>
+          <w:r>
+            <w:fldChar w:fldCharType="separate"/>
+          </w:r>
+          <w:hyperlink w:anchor="_Toc186125584" w:history="1">
+            <w:r>
+              <w:rPr>
+                <w:rStyle w:val="Hyperlink"/>
+                <w:rFonts w:ascii="Helvetica" w:hAnsi="Helvetica"/>
+                <w:noProof/>
+                <w:spacing w:val="-6"/>
+              </w:rPr>
+              <w:t>Official Documentation from facebook : https://developers.facebook.com/docs/development/</w:t>
+            </w:r>
+            <w:r>
+              <w:rPr>
+                <w:noProof/>
+                <w:webHidden/>
+              </w:rPr>
+              <w:tab/>
+            </w:r>
+            <w:r>
+              <w:rPr>
+                <w:noProof/>
+                <w:webHidden/>
+              </w:rPr>
+              <w:fldChar w:fldCharType="begin"/>
+            </w:r>
+            <w:r>
+              <w:rPr>
+                <w:noProof/>
+                <w:webHidden/>
+              </w:rPr>
+              <w:instrText xml:space="preserve"> PAGEREF _Toc186125584 \h </w:instrText>
+            </w:r>
+            <w:r>
+              <w:rPr>
+                <w:noProof/>
+                <w:webHidden/>
+              </w:rPr>
+            </w:r>
+            <w:r>
+              <w:rPr>
+                <w:noProof/>
+                <w:webHidden/>
+              </w:rPr>
+              <w:fldChar w:fldCharType="separate"/>
+            </w:r>
+            <w:r>
+              <w:rPr>
+                <w:noProof/>
+                <w:webHidden/>
+              </w:rPr>
+              <w:t>1</w:t>
+            </w:r>
+            <w:r>
+              <w:rPr>
+                <w:noProof/>
+                <w:webHidden/>
+              </w:rPr>
+              <w:fldChar w:fldCharType="end"/>
+            </w:r>
+          </w:hyperlink>
+        </w:p>
+        <w:p>
+          <w:pPr>
+            <w:pStyle w:val="TOC1"/>
+            <w:tabs>
+              <w:tab w:val="right" w:leader="dot" w:pos="10456"/>
+            </w:tabs>
+            <w:rPr>
+              <w:noProof/>
+            </w:rPr>
+          </w:pPr>
+          <w:hyperlink w:anchor="_Toc186125585" w:history="1">
+            <w:r>
+              <w:rPr>
+                <w:rStyle w:val="Hyperlink"/>
+                <w:rFonts w:ascii="Helvetica" w:hAnsi="Helvetica"/>
+                <w:noProof/>
+                <w:spacing w:val="-6"/>
+              </w:rPr>
+              <w:t>Register as a Meta Developer</w:t>
+            </w:r>
+            <w:r>
+              <w:rPr>
+                <w:noProof/>
+                <w:webHidden/>
+              </w:rPr>
+              <w:tab/>
+            </w:r>
+            <w:r>
+              <w:rPr>
+                <w:noProof/>
+                <w:webHidden/>
+              </w:rPr>
+              <w:fldChar w:fldCharType="begin"/>
+            </w:r>
+            <w:r>
+              <w:rPr>
+                <w:noProof/>
+                <w:webHidden/>
+              </w:rPr>
+              <w:instrText xml:space="preserve"> PAGEREF _Toc186125585 \h </w:instrText>
+            </w:r>
+            <w:r>
+              <w:rPr>
+                <w:noProof/>
+                <w:webHidden/>
+              </w:rPr>
+            </w:r>
+            <w:r>
+              <w:rPr>
+                <w:noProof/>
+                <w:webHidden/>
+              </w:rPr>
+              <w:fldChar w:fldCharType="separate"/>
+            </w:r>
+            <w:r>
+              <w:rPr>
+                <w:noProof/>
+                <w:webHidden/>
+              </w:rPr>
+              <w:t>1</w:t>
+            </w:r>
+            <w:r>
+              <w:rPr>
+                <w:noProof/>
+                <w:webHidden/>
+              </w:rPr>
+              <w:fldChar w:fldCharType="end"/>
+            </w:r>
+          </w:hyperlink>
+        </w:p>
+        <w:p>
+          <w:pPr>
+            <w:pStyle w:val="TOC2"/>
+            <w:tabs>
+              <w:tab w:val="right" w:leader="dot" w:pos="10456"/>
+            </w:tabs>
+            <w:rPr>
+              <w:noProof/>
+            </w:rPr>
+          </w:pPr>
+          <w:hyperlink w:anchor="_Toc186125586" w:history="1">
+            <w:r>
+              <w:rPr>
+                <w:rStyle w:val="Hyperlink"/>
+                <w:rFonts w:ascii="Helvetica" w:hAnsi="Helvetica"/>
+                <w:noProof/>
+              </w:rPr>
+              <w:t>Step 1: Start the registration process</w:t>
+            </w:r>
+            <w:r>
+              <w:rPr>
+                <w:noProof/>
+                <w:webHidden/>
+              </w:rPr>
+              <w:tab/>
+            </w:r>
+            <w:r>
+              <w:rPr>
+                <w:noProof/>
+                <w:webHidden/>
+              </w:rPr>
+              <w:fldChar w:fldCharType="begin"/>
+            </w:r>
+            <w:r>
+              <w:rPr>
+                <w:noProof/>
+                <w:webHidden/>
+              </w:rPr>
+              <w:instrText xml:space="preserve"> PAGEREF _Toc186125586 \h </w:instrText>
+            </w:r>
+            <w:r>
+              <w:rPr>
+                <w:noProof/>
+                <w:webHidden/>
+              </w:rPr>
+            </w:r>
+            <w:r>
+              <w:rPr>
+                <w:noProof/>
+                <w:webHidden/>
+              </w:rPr>
+              <w:fldChar w:fldCharType="separate"/>
+            </w:r>
+            <w:r>
+              <w:rPr>
+                <w:noProof/>
+                <w:webHidden/>
+              </w:rPr>
+              <w:t>1</w:t>
+            </w:r>
+            <w:r>
+              <w:rPr>
+                <w:noProof/>
+                <w:webHidden/>
+              </w:rPr>
+              <w:fldChar w:fldCharType="end"/>
+            </w:r>
+          </w:hyperlink>
+        </w:p>
+        <w:p>
+          <w:pPr>
+            <w:pStyle w:val="TOC2"/>
+            <w:tabs>
+              <w:tab w:val="right" w:leader="dot" w:pos="10456"/>
+            </w:tabs>
+            <w:rPr>
+              <w:noProof/>
+            </w:rPr>
+          </w:pPr>
+          <w:hyperlink w:anchor="_Toc186125587" w:history="1">
+            <w:r>
+              <w:rPr>
+                <w:rStyle w:val="Hyperlink"/>
+                <w:rFonts w:ascii="Helvetica" w:hAnsi="Helvetica"/>
+                <w:noProof/>
+              </w:rPr>
+              <w:t>Step 2: Agree to our Terms and Policies</w:t>
+            </w:r>
+            <w:r>
+              <w:rPr>
+                <w:noProof/>
+                <w:webHidden/>
+              </w:rPr>
+              <w:tab/>
+            </w:r>
+            <w:r>
+              <w:rPr>
+                <w:noProof/>
+                <w:webHidden/>
+              </w:rPr>
+              <w:fldChar w:fldCharType="begin"/>
+            </w:r>
+            <w:r>
+              <w:rPr>
+                <w:noProof/>
+                <w:webHidden/>
+              </w:rPr>
+              <w:instrText xml:space="preserve"> PAGEREF _Toc186125587 \h </w:instrText>
+            </w:r>
+            <w:r>
+              <w:rPr>
+                <w:noProof/>
+                <w:webHidden/>
+              </w:rPr>
+            </w:r>
+            <w:r>
+              <w:rPr>
+                <w:noProof/>
+                <w:webHidden/>
+              </w:rPr>
+              <w:fldChar w:fldCharType="separate"/>
+            </w:r>
+            <w:r>
+              <w:rPr>
+                <w:noProof/>
+                <w:webHidden/>
+              </w:rPr>
+              <w:t>1</w:t>
+            </w:r>
+            <w:r>
+              <w:rPr>
+                <w:noProof/>
+                <w:webHidden/>
+              </w:rPr>
+              <w:fldChar w:fldCharType="end"/>
+            </w:r>
+          </w:hyperlink>
+        </w:p>
+        <w:p>
+          <w:pPr>
+            <w:pStyle w:val="TOC2"/>
+            <w:tabs>
+              <w:tab w:val="right" w:leader="dot" w:pos="10456"/>
+            </w:tabs>
+            <w:rPr>
+              <w:noProof/>
+            </w:rPr>
+          </w:pPr>
+          <w:hyperlink w:anchor="_Toc186125588" w:history="1">
+            <w:r>
+              <w:rPr>
+                <w:rStyle w:val="Hyperlink"/>
+                <w:rFonts w:ascii="Helvetica" w:hAnsi="Helvetica"/>
+                <w:noProof/>
+              </w:rPr>
+              <w:t>Step 3: Verify your account</w:t>
+            </w:r>
+            <w:r>
+              <w:rPr>
+                <w:noProof/>
+                <w:webHidden/>
+              </w:rPr>
+              <w:tab/>
+            </w:r>
+            <w:r>
+              <w:rPr>
+                <w:noProof/>
+                <w:webHidden/>
+              </w:rPr>
+              <w:fldChar w:fldCharType="begin"/>
+            </w:r>
+            <w:r>
+              <w:rPr>
+                <w:noProof/>
+                <w:webHidden/>
+              </w:rPr>
+              <w:instrText xml:space="preserve"> PAGEREF _Toc186125588 \h </w:instrText>
+            </w:r>
+            <w:r>
+              <w:rPr>
+                <w:noProof/>
+                <w:webHidden/>
+              </w:rPr>
+            </w:r>
+            <w:r>
+              <w:rPr>
+                <w:noProof/>
+                <w:webHidden/>
+              </w:rPr>
+              <w:fldChar w:fldCharType="separate"/>
+            </w:r>
+            <w:r>
+              <w:rPr>
+                <w:noProof/>
+                <w:webHidden/>
+              </w:rPr>
+              <w:t>1</w:t>
+            </w:r>
+            <w:r>
+              <w:rPr>
+                <w:noProof/>
+                <w:webHidden/>
+              </w:rPr>
+              <w:fldChar w:fldCharType="end"/>
+            </w:r>
+          </w:hyperlink>
+        </w:p>
+        <w:p>
+          <w:pPr>
+            <w:pStyle w:val="TOC2"/>
+            <w:tabs>
+              <w:tab w:val="right" w:leader="dot" w:pos="10456"/>
+            </w:tabs>
+            <w:rPr>
+              <w:noProof/>
+            </w:rPr>
+          </w:pPr>
+          <w:hyperlink w:anchor="_Toc186125589" w:history="1">
+            <w:r>
+              <w:rPr>
+                <w:rStyle w:val="Hyperlink"/>
+                <w:rFonts w:ascii="Helvetica" w:hAnsi="Helvetica"/>
+                <w:noProof/>
+              </w:rPr>
+              <w:t>Step 4: Select your occupation</w:t>
+            </w:r>
+            <w:r>
+              <w:rPr>
+                <w:noProof/>
+                <w:webHidden/>
+              </w:rPr>
+              <w:tab/>
+            </w:r>
+            <w:r>
+              <w:rPr>
+                <w:noProof/>
+                <w:webHidden/>
+              </w:rPr>
+              <w:fldChar w:fldCharType="begin"/>
+            </w:r>
+            <w:r>
+              <w:rPr>
+                <w:noProof/>
+                <w:webHidden/>
+              </w:rPr>
+              <w:instrText xml:space="preserve"> PAGEREF _Toc186125589 \h </w:instrText>
+            </w:r>
+            <w:r>
+              <w:rPr>
+                <w:noProof/>
+                <w:webHidden/>
+              </w:rPr>
+            </w:r>
+            <w:r>
+              <w:rPr>
+                <w:noProof/>
+                <w:webHidden/>
+              </w:rPr>
+              <w:fldChar w:fldCharType="separate"/>
+            </w:r>
+            <w:r>
+              <w:rPr>
+                <w:noProof/>
+                <w:webHidden/>
+              </w:rPr>
+              <w:t>1</w:t>
+            </w:r>
+            <w:r>
+              <w:rPr>
+                <w:noProof/>
+                <w:webHidden/>
+              </w:rPr>
+              <w:fldChar w:fldCharType="end"/>
+            </w:r>
+          </w:hyperlink>
+        </w:p>
+        <w:p>
+          <w:pPr>
+            <w:pStyle w:val="TOC2"/>
+            <w:tabs>
+              <w:tab w:val="right" w:leader="dot" w:pos="10456"/>
+            </w:tabs>
+            <w:rPr>
+              <w:noProof/>
+            </w:rPr>
+          </w:pPr>
+          <w:hyperlink w:anchor="_Toc186125590" w:history="1">
+            <w:r>
+              <w:rPr>
+                <w:rStyle w:val="Hyperlink"/>
+                <w:rFonts w:ascii="Helvetica" w:hAnsi="Helvetica"/>
+                <w:noProof/>
+              </w:rPr>
+              <w:t>Next Steps</w:t>
+            </w:r>
+            <w:r>
+              <w:rPr>
+                <w:noProof/>
+                <w:webHidden/>
+              </w:rPr>
+              <w:tab/>
+            </w:r>
+            <w:r>
+              <w:rPr>
+                <w:noProof/>
+                <w:webHidden/>
+              </w:rPr>
+              <w:fldChar w:fldCharType="begin"/>
+            </w:r>
+            <w:r>
+              <w:rPr>
+                <w:noProof/>
+                <w:webHidden/>
+              </w:rPr>
+              <w:instrText xml:space="preserve"> PAGEREF _Toc186125590 \h </w:instrText>
+            </w:r>
+            <w:r>
+              <w:rPr>
+                <w:noProof/>
+                <w:webHidden/>
+              </w:rPr>
+            </w:r>
+            <w:r>
+              <w:rPr>
+                <w:noProof/>
+                <w:webHidden/>
+              </w:rPr>
+              <w:fldChar w:fldCharType="separate"/>
+            </w:r>
+            <w:r>
+              <w:rPr>
+                <w:noProof/>
+                <w:webHidden/>
+              </w:rPr>
+              <w:t>1</w:t>
+            </w:r>
+            <w:r>
+              <w:rPr>
+                <w:noProof/>
+                <w:webHidden/>
+              </w:rPr>
+              <w:fldChar w:fldCharType="end"/>
+            </w:r>
+          </w:hyperlink>
+        </w:p>
+        <w:p>
+          <w:pPr>
+            <w:pStyle w:val="TOC1"/>
+            <w:tabs>
+              <w:tab w:val="right" w:leader="dot" w:pos="10456"/>
+            </w:tabs>
+            <w:rPr>
+              <w:noProof/>
+            </w:rPr>
+          </w:pPr>
+          <w:hyperlink w:anchor="_Toc186125591" w:history="1">
+            <w:r>
+              <w:rPr>
+                <w:rStyle w:val="Hyperlink"/>
+                <w:rFonts w:ascii="Helvetica" w:hAnsi="Helvetica"/>
+                <w:noProof/>
+                <w:spacing w:val="-6"/>
+              </w:rPr>
+              <w:t>Create an App</w:t>
+            </w:r>
+            <w:r>
+              <w:rPr>
+                <w:noProof/>
+                <w:webHidden/>
+              </w:rPr>
+              <w:tab/>
+            </w:r>
+            <w:r>
+              <w:rPr>
+                <w:noProof/>
+                <w:webHidden/>
+              </w:rPr>
+              <w:fldChar w:fldCharType="begin"/>
+            </w:r>
+            <w:r>
+              <w:rPr>
+                <w:noProof/>
+                <w:webHidden/>
+              </w:rPr>
+              <w:instrText xml:space="preserve"> PAGEREF _Toc186125591 \h </w:instrText>
+            </w:r>
+            <w:r>
+              <w:rPr>
+                <w:noProof/>
+                <w:webHidden/>
+              </w:rPr>
+            </w:r>
+            <w:r>
+              <w:rPr>
+                <w:noProof/>
+                <w:webHidden/>
+              </w:rPr>
+              <w:fldChar w:fldCharType="separate"/>
+            </w:r>
+            <w:r>
+              <w:rPr>
+                <w:noProof/>
+                <w:webHidden/>
+              </w:rPr>
+              <w:t>1</w:t>
+            </w:r>
+            <w:r>
+              <w:rPr>
+                <w:noProof/>
+                <w:webHidden/>
+              </w:rPr>
+              <w:fldChar w:fldCharType="end"/>
+            </w:r>
+          </w:hyperlink>
+        </w:p>
+        <w:p>
+          <w:pPr>
+            <w:pStyle w:val="TOC2"/>
+            <w:tabs>
+              <w:tab w:val="right" w:leader="dot" w:pos="10456"/>
+            </w:tabs>
+            <w:rPr>
+              <w:noProof/>
+            </w:rPr>
+          </w:pPr>
+          <w:hyperlink w:anchor="_Toc186125592" w:history="1">
+            <w:r>
+              <w:rPr>
+                <w:rStyle w:val="Hyperlink"/>
+                <w:rFonts w:ascii="Helvetica" w:eastAsia="Times New Roman" w:hAnsi="Helvetica" w:cs="Times New Roman"/>
+                <w:b/>
+                <w:bCs/>
+                <w:noProof/>
+                <w:lang w:eastAsia="en-IN"/>
+              </w:rPr>
+              <w:t>Before You Start</w:t>
+            </w:r>
+            <w:r>
+              <w:rPr>
+                <w:noProof/>
+                <w:webHidden/>
+              </w:rPr>
+              <w:tab/>
+            </w:r>
+            <w:r>
+              <w:rPr>
+                <w:noProof/>
+                <w:webHidden/>
+              </w:rPr>
+              <w:fldChar w:fldCharType="begin"/>
+            </w:r>
+            <w:r>
+              <w:rPr>
+                <w:noProof/>
+                <w:webHidden/>
+              </w:rPr>
+              <w:instrText xml:space="preserve"> PAGEREF _Toc186125592 \h </w:instrText>
+            </w:r>
+            <w:r>
+              <w:rPr>
+                <w:noProof/>
+                <w:webHidden/>
+              </w:rPr>
+            </w:r>
+            <w:r>
+              <w:rPr>
+                <w:noProof/>
+                <w:webHidden/>
+              </w:rPr>
+              <w:fldChar w:fldCharType="separate"/>
+            </w:r>
+            <w:r>
+              <w:rPr>
+                <w:noProof/>
+                <w:webHidden/>
+              </w:rPr>
+              <w:t>2</w:t>
+            </w:r>
+            <w:r>
+              <w:rPr>
+                <w:noProof/>
+                <w:webHidden/>
+              </w:rPr>
+              <w:fldChar w:fldCharType="end"/>
+            </w:r>
+          </w:hyperlink>
+        </w:p>
+        <w:p>
+          <w:pPr>
+            <w:pStyle w:val="TOC3"/>
+            <w:tabs>
+              <w:tab w:val="right" w:leader="dot" w:pos="10456"/>
+            </w:tabs>
+            <w:rPr>
+              <w:noProof/>
+            </w:rPr>
+          </w:pPr>
+          <w:hyperlink w:anchor="_Toc186125593" w:history="1">
+            <w:r>
+              <w:rPr>
+                <w:rStyle w:val="Hyperlink"/>
+                <w:rFonts w:ascii="Helvetica" w:eastAsia="Times New Roman" w:hAnsi="Helvetica" w:cs="Times New Roman"/>
+                <w:b/>
+                <w:bCs/>
+                <w:noProof/>
+                <w:lang w:eastAsia="en-IN"/>
+              </w:rPr>
+              <w:t>Limitations</w:t>
+            </w:r>
+            <w:r>
+              <w:rPr>
+                <w:noProof/>
+                <w:webHidden/>
+              </w:rPr>
+              <w:tab/>
+            </w:r>
+            <w:r>
+              <w:rPr>
+                <w:noProof/>
+                <w:webHidden/>
+              </w:rPr>
+              <w:fldChar w:fldCharType="begin"/>
+            </w:r>
+            <w:r>
+              <w:rPr>
+                <w:noProof/>
+                <w:webHidden/>
+              </w:rPr>
+              <w:instrText xml:space="preserve"> PAGEREF _Toc186125593 \h </w:instrText>
+            </w:r>
+            <w:r>
+              <w:rPr>
+                <w:noProof/>
+                <w:webHidden/>
+              </w:rPr>
+            </w:r>
+            <w:r>
+              <w:rPr>
+                <w:noProof/>
+                <w:webHidden/>
+              </w:rPr>
+              <w:fldChar w:fldCharType="separate"/>
+            </w:r>
+            <w:r>
+              <w:rPr>
+                <w:noProof/>
+                <w:webHidden/>
+              </w:rPr>
+              <w:t>2</w:t>
+            </w:r>
+            <w:r>
+              <w:rPr>
+                <w:noProof/>
+                <w:webHidden/>
+              </w:rPr>
+              <w:fldChar w:fldCharType="end"/>
+            </w:r>
+          </w:hyperlink>
+        </w:p>
+        <w:p>
+          <w:pPr>
+            <w:pStyle w:val="TOC1"/>
+            <w:tabs>
+              <w:tab w:val="right" w:leader="dot" w:pos="10456"/>
+            </w:tabs>
+            <w:rPr>
+              <w:noProof/>
+            </w:rPr>
+          </w:pPr>
+          <w:hyperlink w:anchor="_Toc186125594" w:history="1">
+            <w:r>
+              <w:rPr>
+                <w:rStyle w:val="Hyperlink"/>
+                <w:rFonts w:ascii="Helvetica" w:hAnsi="Helvetica"/>
+                <w:noProof/>
+                <w:spacing w:val="-6"/>
+              </w:rPr>
+              <w:t>App Type Creation Flow</w:t>
+            </w:r>
+            <w:r>
+              <w:rPr>
+                <w:noProof/>
+                <w:webHidden/>
+              </w:rPr>
+              <w:tab/>
+            </w:r>
+            <w:r>
+              <w:rPr>
+                <w:noProof/>
+                <w:webHidden/>
+              </w:rPr>
+              <w:fldChar w:fldCharType="begin"/>
+            </w:r>
+            <w:r>
+              <w:rPr>
+                <w:noProof/>
+                <w:webHidden/>
+              </w:rPr>
+              <w:instrText xml:space="preserve"> PAGEREF _Toc186125594 \h </w:instrText>
+            </w:r>
+            <w:r>
+              <w:rPr>
+                <w:noProof/>
+                <w:webHidden/>
+              </w:rPr>
+            </w:r>
+            <w:r>
+              <w:rPr>
+                <w:noProof/>
+                <w:webHidden/>
+              </w:rPr>
+              <w:fldChar w:fldCharType="separate"/>
+            </w:r>
+            <w:r>
+              <w:rPr>
+                <w:noProof/>
+                <w:webHidden/>
+              </w:rPr>
+              <w:t>2</w:t>
+            </w:r>
+            <w:r>
+              <w:rPr>
+                <w:noProof/>
+                <w:webHidden/>
+              </w:rPr>
+              <w:fldChar w:fldCharType="end"/>
+            </w:r>
+          </w:hyperlink>
+        </w:p>
+        <w:p>
+          <w:pPr>
+            <w:pStyle w:val="TOC2"/>
+            <w:tabs>
+              <w:tab w:val="right" w:leader="dot" w:pos="10456"/>
+            </w:tabs>
+            <w:rPr>
+              <w:noProof/>
+            </w:rPr>
+          </w:pPr>
+          <w:hyperlink w:anchor="_Toc186125595" w:history="1">
+            <w:r>
+              <w:rPr>
+                <w:rStyle w:val="Hyperlink"/>
+                <w:rFonts w:ascii="Helvetica" w:eastAsia="Times New Roman" w:hAnsi="Helvetica" w:cs="Arial"/>
+                <w:b/>
+                <w:bCs/>
+                <w:noProof/>
+                <w:lang w:eastAsia="en-IN"/>
+              </w:rPr>
+              <w:t>Step 1: Start the app creation process</w:t>
+            </w:r>
+            <w:r>
+              <w:rPr>
+                <w:noProof/>
+                <w:webHidden/>
+              </w:rPr>
+              <w:tab/>
+            </w:r>
+            <w:r>
+              <w:rPr>
+                <w:noProof/>
+                <w:webHidden/>
+              </w:rPr>
+              <w:fldChar w:fldCharType="begin"/>
+            </w:r>
+            <w:r>
+              <w:rPr>
+                <w:noProof/>
+                <w:webHidden/>
+              </w:rPr>
+              <w:instrText xml:space="preserve"> PAGEREF _Toc186125595 \h </w:instrText>
+            </w:r>
+            <w:r>
+              <w:rPr>
+                <w:noProof/>
+                <w:webHidden/>
+              </w:rPr>
+            </w:r>
+            <w:r>
+              <w:rPr>
+                <w:noProof/>
+                <w:webHidden/>
+              </w:rPr>
+              <w:fldChar w:fldCharType="separate"/>
+            </w:r>
+            <w:r>
+              <w:rPr>
+                <w:noProof/>
+                <w:webHidden/>
+              </w:rPr>
+              <w:t>2</w:t>
+            </w:r>
+            <w:r>
+              <w:rPr>
+                <w:noProof/>
+                <w:webHidden/>
+              </w:rPr>
+              <w:fldChar w:fldCharType="end"/>
+            </w:r>
+          </w:hyperlink>
+        </w:p>
+        <w:p>
+          <w:pPr>
+            <w:pStyle w:val="TOC2"/>
+            <w:tabs>
+              <w:tab w:val="right" w:leader="dot" w:pos="10456"/>
+            </w:tabs>
+            <w:rPr>
+              <w:noProof/>
+            </w:rPr>
+          </w:pPr>
+          <w:hyperlink w:anchor="_Toc186125596" w:history="1">
+            <w:r>
+              <w:rPr>
+                <w:rStyle w:val="Hyperlink"/>
+                <w:rFonts w:ascii="Helvetica" w:eastAsia="Times New Roman" w:hAnsi="Helvetica" w:cs="Times New Roman"/>
+                <w:b/>
+                <w:bCs/>
+                <w:noProof/>
+                <w:lang w:eastAsia="en-IN"/>
+              </w:rPr>
+              <w:t>Step 2. Select a use case</w:t>
+            </w:r>
+            <w:r>
+              <w:rPr>
+                <w:noProof/>
+                <w:webHidden/>
+              </w:rPr>
+              <w:tab/>
+            </w:r>
+            <w:r>
+              <w:rPr>
+                <w:noProof/>
+                <w:webHidden/>
+              </w:rPr>
+              <w:fldChar w:fldCharType="begin"/>
+            </w:r>
+            <w:r>
+              <w:rPr>
+                <w:noProof/>
+                <w:webHidden/>
+              </w:rPr>
+              <w:instrText xml:space="preserve"> PAGEREF _Toc186125596 \h </w:instrText>
+            </w:r>
+            <w:r>
+              <w:rPr>
+                <w:noProof/>
+                <w:webHidden/>
+              </w:rPr>
+            </w:r>
+            <w:r>
+              <w:rPr>
+                <w:noProof/>
+                <w:webHidden/>
+              </w:rPr>
+              <w:fldChar w:fldCharType="separate"/>
+            </w:r>
+            <w:r>
+              <w:rPr>
+                <w:noProof/>
+                <w:webHidden/>
+              </w:rPr>
+              <w:t>2</w:t>
+            </w:r>
+            <w:r>
+              <w:rPr>
+                <w:noProof/>
+                <w:webHidden/>
+              </w:rPr>
+              <w:fldChar w:fldCharType="end"/>
+            </w:r>
+          </w:hyperlink>
+        </w:p>
+        <w:p>
+          <w:pPr>
+            <w:pStyle w:val="TOC2"/>
+            <w:tabs>
+              <w:tab w:val="right" w:leader="dot" w:pos="10456"/>
+            </w:tabs>
+            <w:rPr>
+              <w:noProof/>
+            </w:rPr>
+          </w:pPr>
+          <w:hyperlink w:anchor="_Toc186125597" w:history="1">
+            <w:r>
+              <w:rPr>
+                <w:rStyle w:val="Hyperlink"/>
+                <w:rFonts w:ascii="Helvetica" w:eastAsia="Times New Roman" w:hAnsi="Helvetica" w:cs="Times New Roman"/>
+                <w:b/>
+                <w:bCs/>
+                <w:noProof/>
+                <w:lang w:eastAsia="en-IN"/>
+              </w:rPr>
+              <w:t>Step 3. Select an app type</w:t>
+            </w:r>
+            <w:r>
+              <w:rPr>
+                <w:noProof/>
+                <w:webHidden/>
+              </w:rPr>
+              <w:tab/>
+            </w:r>
+            <w:r>
+              <w:rPr>
+                <w:noProof/>
+                <w:webHidden/>
+              </w:rPr>
+              <w:fldChar w:fldCharType="begin"/>
+            </w:r>
+            <w:r>
+              <w:rPr>
+                <w:noProof/>
+                <w:webHidden/>
+              </w:rPr>
+              <w:instrText xml:space="preserve"> PAGEREF _Toc186125597 \h </w:instrText>
+            </w:r>
+            <w:r>
+              <w:rPr>
+                <w:noProof/>
+                <w:webHidden/>
+              </w:rPr>
+            </w:r>
+            <w:r>
+              <w:rPr>
+                <w:noProof/>
+                <w:webHidden/>
+              </w:rPr>
+              <w:fldChar w:fldCharType="separate"/>
+            </w:r>
+            <w:r>
+              <w:rPr>
+                <w:noProof/>
+                <w:webHidden/>
+              </w:rPr>
+              <w:t>2</w:t>
+            </w:r>
+            <w:r>
+              <w:rPr>
+                <w:noProof/>
+                <w:webHidden/>
+              </w:rPr>
+              <w:fldChar w:fldCharType="end"/>
+            </w:r>
+          </w:hyperlink>
+        </w:p>
+        <w:p>
+          <w:pPr>
+            <w:pStyle w:val="TOC2"/>
+            <w:tabs>
+              <w:tab w:val="right" w:leader="dot" w:pos="10456"/>
+            </w:tabs>
+            <w:rPr>
+              <w:noProof/>
+            </w:rPr>
+          </w:pPr>
+          <w:hyperlink w:anchor="_Toc186125598" w:history="1">
+            <w:r>
+              <w:rPr>
+                <w:rStyle w:val="Hyperlink"/>
+                <w:rFonts w:ascii="Helvetica" w:eastAsia="Times New Roman" w:hAnsi="Helvetica" w:cs="Arial"/>
+                <w:b/>
+                <w:bCs/>
+                <w:noProof/>
+                <w:lang w:eastAsia="en-IN"/>
+              </w:rPr>
+              <w:t>Step 4. App details</w:t>
+            </w:r>
+            <w:r>
+              <w:rPr>
+                <w:noProof/>
+                <w:webHidden/>
+              </w:rPr>
+              <w:tab/>
+            </w:r>
+            <w:r>
+              <w:rPr>
+                <w:noProof/>
+                <w:webHidden/>
+              </w:rPr>
+              <w:fldChar w:fldCharType="begin"/>
+            </w:r>
+            <w:r>
+              <w:rPr>
+                <w:noProof/>
+                <w:webHidden/>
+              </w:rPr>
+              <w:instrText xml:space="preserve"> PAGEREF _Toc186125598 \h </w:instrText>
+            </w:r>
+            <w:r>
+              <w:rPr>
+                <w:noProof/>
+                <w:webHidden/>
+              </w:rPr>
+            </w:r>
+            <w:r>
+              <w:rPr>
+                <w:noProof/>
+                <w:webHidden/>
+              </w:rPr>
+              <w:fldChar w:fldCharType="separate"/>
+            </w:r>
+            <w:r>
+              <w:rPr>
+                <w:noProof/>
+                <w:webHidden/>
+              </w:rPr>
+              <w:t>3</w:t>
+            </w:r>
+            <w:r>
+              <w:rPr>
+                <w:noProof/>
+                <w:webHidden/>
+              </w:rPr>
+              <w:fldChar w:fldCharType="end"/>
+            </w:r>
+          </w:hyperlink>
+        </w:p>
+        <w:p>
+          <w:pPr>
+            <w:pStyle w:val="TOC1"/>
+            <w:tabs>
+              <w:tab w:val="right" w:leader="dot" w:pos="10456"/>
+            </w:tabs>
+            <w:rPr>
+              <w:noProof/>
+            </w:rPr>
+          </w:pPr>
+          <w:hyperlink w:anchor="_Toc186125599" w:history="1">
+            <w:r>
+              <w:rPr>
+                <w:rStyle w:val="Hyperlink"/>
+                <w:rFonts w:ascii="Helvetica" w:hAnsi="Helvetica"/>
+                <w:noProof/>
+                <w:spacing w:val="-6"/>
+              </w:rPr>
+              <w:t>Add a Phone Number</w:t>
+            </w:r>
+            <w:r>
+              <w:rPr>
+                <w:noProof/>
+                <w:webHidden/>
+              </w:rPr>
+              <w:tab/>
+            </w:r>
+            <w:r>
+              <w:rPr>
+                <w:noProof/>
+                <w:webHidden/>
+              </w:rPr>
+              <w:fldChar w:fldCharType="begin"/>
+            </w:r>
+            <w:r>
+              <w:rPr>
+                <w:noProof/>
+                <w:webHidden/>
+              </w:rPr>
+              <w:instrText xml:space="preserve"> PAGEREF _Toc186125599 \h </w:instrText>
+            </w:r>
+            <w:r>
+              <w:rPr>
+                <w:noProof/>
+                <w:webHidden/>
+              </w:rPr>
+            </w:r>
+            <w:r>
+              <w:rPr>
+                <w:noProof/>
+                <w:webHidden/>
+              </w:rPr>
+              <w:fldChar w:fldCharType="separate"/>
+            </w:r>
+            <w:r>
+              <w:rPr>
+                <w:noProof/>
+                <w:webHidden/>
+              </w:rPr>
+              <w:t>3</w:t>
+            </w:r>
+            <w:r>
+              <w:rPr>
+                <w:noProof/>
+                <w:webHidden/>
+              </w:rPr>
+              <w:fldChar w:fldCharType="end"/>
+            </w:r>
+          </w:hyperlink>
+        </w:p>
+        <w:p>
+          <w:pPr>
+            <w:pStyle w:val="TOC3"/>
+            <w:tabs>
+              <w:tab w:val="right" w:leader="dot" w:pos="10456"/>
+            </w:tabs>
+            <w:rPr>
+              <w:noProof/>
+            </w:rPr>
+          </w:pPr>
+          <w:hyperlink w:anchor="_Toc186125600" w:history="1">
+            <w:r>
+              <w:rPr>
+                <w:rStyle w:val="Hyperlink"/>
+                <w:rFonts w:ascii="Helvetica" w:hAnsi="Helvetica"/>
+                <w:noProof/>
+              </w:rPr>
+              <w:t>Creating a Permanent Access Token</w:t>
+            </w:r>
+            <w:r>
+              <w:rPr>
+                <w:noProof/>
+                <w:webHidden/>
+              </w:rPr>
+              <w:tab/>
+            </w:r>
+            <w:r>
+              <w:rPr>
+                <w:noProof/>
+                <w:webHidden/>
+              </w:rPr>
+              <w:fldChar w:fldCharType="begin"/>
+            </w:r>
+            <w:r>
+              <w:rPr>
+                <w:noProof/>
+                <w:webHidden/>
+              </w:rPr>
+              <w:instrText xml:space="preserve"> PAGEREF _Toc186125600 \h </w:instrText>
+            </w:r>
+            <w:r>
+              <w:rPr>
+                <w:noProof/>
+                <w:webHidden/>
+              </w:rPr>
+            </w:r>
+            <w:r>
+              <w:rPr>
+                <w:noProof/>
+                <w:webHidden/>
+              </w:rPr>
+              <w:fldChar w:fldCharType="separate"/>
+            </w:r>
+            <w:r>
+              <w:rPr>
+                <w:noProof/>
+                <w:webHidden/>
+              </w:rPr>
+              <w:t>5</w:t>
+            </w:r>
+            <w:r>
+              <w:rPr>
+                <w:noProof/>
+                <w:webHidden/>
+              </w:rPr>
+              <w:fldChar w:fldCharType="end"/>
+            </w:r>
+          </w:hyperlink>
+        </w:p>
+        <w:p>
+          <w:pPr>
+            <w:pStyle w:val="TOC1"/>
+            <w:tabs>
+              <w:tab w:val="right" w:leader="dot" w:pos="10456"/>
+            </w:tabs>
+            <w:rPr>
+              <w:noProof/>
+            </w:rPr>
+          </w:pPr>
+          <w:hyperlink w:anchor="_Toc186125601" w:history="1">
+            <w:r>
+              <w:rPr>
+                <w:rStyle w:val="Hyperlink"/>
+                <w:rFonts w:ascii="Helvetica" w:hAnsi="Helvetica"/>
+                <w:noProof/>
+                <w:spacing w:val="-6"/>
+              </w:rPr>
+              <w:t>How to Configure a Webhook for WhatsApp in Facebook Developer</w:t>
+            </w:r>
+            <w:r>
+              <w:rPr>
+                <w:noProof/>
+                <w:webHidden/>
+              </w:rPr>
+              <w:tab/>
+            </w:r>
+            <w:r>
+              <w:rPr>
+                <w:noProof/>
+                <w:webHidden/>
+              </w:rPr>
+              <w:fldChar w:fldCharType="begin"/>
+            </w:r>
+            <w:r>
+              <w:rPr>
+                <w:noProof/>
+                <w:webHidden/>
+              </w:rPr>
+              <w:instrText xml:space="preserve"> PAGEREF _Toc186125601 \h </w:instrText>
+            </w:r>
+            <w:r>
+              <w:rPr>
+                <w:noProof/>
+                <w:webHidden/>
+              </w:rPr>
+            </w:r>
+            <w:r>
+              <w:rPr>
+                <w:noProof/>
+                <w:webHidden/>
+              </w:rPr>
+              <w:fldChar w:fldCharType="separate"/>
+            </w:r>
+            <w:r>
+              <w:rPr>
+                <w:noProof/>
+                <w:webHidden/>
+              </w:rPr>
+              <w:t>5</w:t>
+            </w:r>
+            <w:r>
+              <w:rPr>
+                <w:noProof/>
+                <w:webHidden/>
+              </w:rPr>
+              <w:fldChar w:fldCharType="end"/>
+            </w:r>
+          </w:hyperlink>
+        </w:p>
+        <w:p>
+          <w:pPr>
+            <w:pStyle w:val="TOC3"/>
+            <w:tabs>
+              <w:tab w:val="right" w:leader="dot" w:pos="10456"/>
+            </w:tabs>
+            <w:rPr>
+              <w:noProof/>
+            </w:rPr>
+          </w:pPr>
+          <w:hyperlink w:anchor="_Toc186125602" w:history="1">
+            <w:r>
+              <w:rPr>
+                <w:rStyle w:val="Hyperlink"/>
+                <w:rFonts w:ascii="Times New Roman" w:eastAsia="Times New Roman" w:hAnsi="Times New Roman" w:cs="Times New Roman"/>
+                <w:b/>
+                <w:bCs/>
+                <w:noProof/>
+                <w:lang w:eastAsia="en-IN"/>
+              </w:rPr>
+              <w:t>S</w:t>
+            </w:r>
+            <w:r>
+              <w:rPr>
+                <w:rStyle w:val="Hyperlink"/>
+                <w:rFonts w:ascii="Helvetica" w:eastAsia="Times New Roman" w:hAnsi="Helvetica" w:cs="Times New Roman"/>
+                <w:noProof/>
+                <w:lang w:eastAsia="en-IN"/>
+              </w:rPr>
+              <w:t>tep 1: Log in to Facebook Developer Portal</w:t>
+            </w:r>
+            <w:r>
+              <w:rPr>
+                <w:noProof/>
+                <w:webHidden/>
+              </w:rPr>
+              <w:tab/>
+            </w:r>
+            <w:r>
+              <w:rPr>
+                <w:noProof/>
+                <w:webHidden/>
+              </w:rPr>
+              <w:fldChar w:fldCharType="begin"/>
+            </w:r>
+            <w:r>
+              <w:rPr>
+                <w:noProof/>
+                <w:webHidden/>
+              </w:rPr>
+              <w:instrText xml:space="preserve"> PAGEREF _Toc186125602 \h </w:instrText>
+            </w:r>
+            <w:r>
+              <w:rPr>
+                <w:noProof/>
+                <w:webHidden/>
+              </w:rPr>
+            </w:r>
+            <w:r>
+              <w:rPr>
+                <w:noProof/>
+                <w:webHidden/>
+              </w:rPr>
+              <w:fldChar w:fldCharType="separate"/>
+            </w:r>
+            <w:r>
+              <w:rPr>
+                <w:noProof/>
+                <w:webHidden/>
+              </w:rPr>
+              <w:t>5</w:t>
+            </w:r>
+            <w:r>
+              <w:rPr>
+                <w:noProof/>
+                <w:webHidden/>
+              </w:rPr>
+              <w:fldChar w:fldCharType="end"/>
+            </w:r>
+          </w:hyperlink>
+        </w:p>
+        <w:p>
+          <w:pPr>
+            <w:pStyle w:val="TOC3"/>
+            <w:tabs>
+              <w:tab w:val="right" w:leader="dot" w:pos="10456"/>
+            </w:tabs>
+            <w:rPr>
+              <w:noProof/>
+            </w:rPr>
+          </w:pPr>
+          <w:hyperlink w:anchor="_Toc186125603" w:history="1">
+            <w:r>
+              <w:rPr>
+                <w:rStyle w:val="Hyperlink"/>
+                <w:rFonts w:ascii="Helvetica" w:hAnsi="Helvetica"/>
+                <w:noProof/>
+              </w:rPr>
+              <w:t>Step 2: Select Your App</w:t>
+            </w:r>
+            <w:r>
+              <w:rPr>
+                <w:noProof/>
+                <w:webHidden/>
+              </w:rPr>
+              <w:tab/>
+            </w:r>
+            <w:r>
+              <w:rPr>
+                <w:noProof/>
+                <w:webHidden/>
+              </w:rPr>
+              <w:fldChar w:fldCharType="begin"/>
+            </w:r>
+            <w:r>
+              <w:rPr>
+                <w:noProof/>
+                <w:webHidden/>
+              </w:rPr>
+              <w:instrText xml:space="preserve"> PAGEREF _Toc186125603 \h </w:instrText>
+            </w:r>
+            <w:r>
+              <w:rPr>
+                <w:noProof/>
+                <w:webHidden/>
+              </w:rPr>
+            </w:r>
+            <w:r>
+              <w:rPr>
+                <w:noProof/>
+                <w:webHidden/>
+              </w:rPr>
+              <w:fldChar w:fldCharType="separate"/>
+            </w:r>
+            <w:r>
+              <w:rPr>
+                <w:noProof/>
+                <w:webHidden/>
+              </w:rPr>
+              <w:t>5</w:t>
+            </w:r>
+            <w:r>
+              <w:rPr>
+                <w:noProof/>
+                <w:webHidden/>
+              </w:rPr>
+              <w:fldChar w:fldCharType="end"/>
+            </w:r>
+          </w:hyperlink>
+        </w:p>
+        <w:p>
+          <w:pPr>
+            <w:pStyle w:val="TOC3"/>
+            <w:tabs>
+              <w:tab w:val="right" w:leader="dot" w:pos="10456"/>
+            </w:tabs>
+            <w:rPr>
+              <w:noProof/>
+            </w:rPr>
+          </w:pPr>
+          <w:hyperlink w:anchor="_Toc186125604" w:history="1">
+            <w:r>
+              <w:rPr>
+                <w:rStyle w:val="Hyperlink"/>
+                <w:rFonts w:ascii="Helvetica" w:hAnsi="Helvetica"/>
+                <w:noProof/>
+              </w:rPr>
+              <w:t>Step 3: Go to the Webhooks Section</w:t>
+            </w:r>
+            <w:r>
+              <w:rPr>
+                <w:noProof/>
+                <w:webHidden/>
+              </w:rPr>
+              <w:tab/>
+            </w:r>
+            <w:r>
+              <w:rPr>
+                <w:noProof/>
+                <w:webHidden/>
+              </w:rPr>
+              <w:fldChar w:fldCharType="begin"/>
+            </w:r>
+            <w:r>
+              <w:rPr>
+                <w:noProof/>
+                <w:webHidden/>
+              </w:rPr>
+              <w:instrText xml:space="preserve"> PAGEREF _Toc186125604 \h </w:instrText>
+            </w:r>
+            <w:r>
+              <w:rPr>
+                <w:noProof/>
+                <w:webHidden/>
+              </w:rPr>
+            </w:r>
+            <w:r>
+              <w:rPr>
+                <w:noProof/>
+                <w:webHidden/>
+              </w:rPr>
+              <w:fldChar w:fldCharType="separate"/>
+            </w:r>
+            <w:r>
+              <w:rPr>
+                <w:noProof/>
+                <w:webHidden/>
+              </w:rPr>
+              <w:t>6</w:t>
+            </w:r>
+            <w:r>
+              <w:rPr>
+                <w:noProof/>
+                <w:webHidden/>
+              </w:rPr>
+              <w:fldChar w:fldCharType="end"/>
+            </w:r>
+          </w:hyperlink>
+        </w:p>
+        <w:p>
+          <w:pPr>
+            <w:pStyle w:val="TOC3"/>
+            <w:tabs>
+              <w:tab w:val="right" w:leader="dot" w:pos="10456"/>
+            </w:tabs>
+            <w:rPr>
+              <w:noProof/>
+            </w:rPr>
+          </w:pPr>
+          <w:hyperlink w:anchor="_Toc186125605" w:history="1">
+            <w:r>
+              <w:rPr>
+                <w:rStyle w:val="Hyperlink"/>
+                <w:rFonts w:ascii="Helvetica" w:hAnsi="Helvetica"/>
+                <w:noProof/>
+              </w:rPr>
+              <w:t>Step 4: Configure a Webhook</w:t>
+            </w:r>
+            <w:r>
+              <w:rPr>
+                <w:noProof/>
+                <w:webHidden/>
+              </w:rPr>
+              <w:tab/>
+            </w:r>
+            <w:r>
+              <w:rPr>
+                <w:noProof/>
+                <w:webHidden/>
+              </w:rPr>
+              <w:fldChar w:fldCharType="begin"/>
+            </w:r>
+            <w:r>
+              <w:rPr>
+                <w:noProof/>
+                <w:webHidden/>
+              </w:rPr>
+              <w:instrText xml:space="preserve"> PAGEREF _Toc186125605 \h </w:instrText>
+            </w:r>
+            <w:r>
+              <w:rPr>
+                <w:noProof/>
+                <w:webHidden/>
+              </w:rPr>
+            </w:r>
+            <w:r>
+              <w:rPr>
+                <w:noProof/>
+                <w:webHidden/>
+              </w:rPr>
+              <w:fldChar w:fldCharType="separate"/>
+            </w:r>
+            <w:r>
+              <w:rPr>
+                <w:noProof/>
+                <w:webHidden/>
+              </w:rPr>
+              <w:t>6</w:t>
+            </w:r>
+            <w:r>
+              <w:rPr>
+                <w:noProof/>
+                <w:webHidden/>
+              </w:rPr>
+              <w:fldChar w:fldCharType="end"/>
+            </w:r>
+          </w:hyperlink>
+        </w:p>
+        <w:p>
+          <w:pPr>
+            <w:pStyle w:val="TOC3"/>
+            <w:tabs>
+              <w:tab w:val="right" w:leader="dot" w:pos="10456"/>
+            </w:tabs>
+            <w:rPr>
+              <w:noProof/>
+            </w:rPr>
+          </w:pPr>
+          <w:hyperlink w:anchor="_Toc186125606" w:history="1">
+            <w:r>
+              <w:rPr>
+                <w:rStyle w:val="Hyperlink"/>
+                <w:rFonts w:ascii="Helvetica" w:hAnsi="Helvetica"/>
+                <w:noProof/>
+              </w:rPr>
+              <w:t>Step 5: Subscribe to Fields</w:t>
+            </w:r>
+            <w:r>
+              <w:rPr>
+                <w:noProof/>
+                <w:webHidden/>
+              </w:rPr>
+              <w:tab/>
+            </w:r>
+            <w:r>
+              <w:rPr>
+                <w:noProof/>
+                <w:webHidden/>
+              </w:rPr>
+              <w:fldChar w:fldCharType="begin"/>
+            </w:r>
+            <w:r>
+              <w:rPr>
+                <w:noProof/>
+                <w:webHidden/>
+              </w:rPr>
+              <w:instrText xml:space="preserve"> PAGEREF _Toc186125606 \h </w:instrText>
+            </w:r>
+            <w:r>
+              <w:rPr>
+                <w:noProof/>
+                <w:webHidden/>
+              </w:rPr>
+            </w:r>
+            <w:r>
+              <w:rPr>
+                <w:noProof/>
+                <w:webHidden/>
+              </w:rPr>
+              <w:fldChar w:fldCharType="separate"/>
+            </w:r>
+            <w:r>
+              <w:rPr>
+                <w:noProof/>
+                <w:webHidden/>
+              </w:rPr>
+              <w:t>6</w:t>
+            </w:r>
+            <w:r>
+              <w:rPr>
+                <w:noProof/>
+                <w:webHidden/>
+              </w:rPr>
+              <w:fldChar w:fldCharType="end"/>
+            </w:r>
+          </w:hyperlink>
+        </w:p>
+        <w:p>
+          <w:pPr>
+            <w:pStyle w:val="TOC3"/>
+            <w:tabs>
+              <w:tab w:val="right" w:leader="dot" w:pos="10456"/>
+            </w:tabs>
+            <w:rPr>
+              <w:noProof/>
+            </w:rPr>
+          </w:pPr>
+          <w:hyperlink w:anchor="_Toc186125607" w:history="1">
+            <w:r>
+              <w:rPr>
+                <w:rStyle w:val="Hyperlink"/>
+                <w:rFonts w:ascii="Helvetica" w:hAnsi="Helvetica"/>
+                <w:noProof/>
+              </w:rPr>
+              <w:t>Step 6: Verify Your Webhook</w:t>
+            </w:r>
+            <w:r>
+              <w:rPr>
+                <w:noProof/>
+                <w:webHidden/>
+              </w:rPr>
+              <w:tab/>
+            </w:r>
+            <w:r>
+              <w:rPr>
+                <w:noProof/>
+                <w:webHidden/>
+              </w:rPr>
+              <w:fldChar w:fldCharType="begin"/>
+            </w:r>
+            <w:r>
+              <w:rPr>
+                <w:noProof/>
+                <w:webHidden/>
+              </w:rPr>
+              <w:instrText xml:space="preserve"> PAGEREF _Toc186125607 \h </w:instrText>
+            </w:r>
+            <w:r>
+              <w:rPr>
+                <w:noProof/>
+                <w:webHidden/>
+              </w:rPr>
+            </w:r>
+            <w:r>
+              <w:rPr>
+                <w:noProof/>
+                <w:webHidden/>
+              </w:rPr>
+              <w:fldChar w:fldCharType="separate"/>
+            </w:r>
+            <w:r>
+              <w:rPr>
+                <w:noProof/>
+                <w:webHidden/>
+              </w:rPr>
+              <w:t>6</w:t>
+            </w:r>
+            <w:r>
+              <w:rPr>
+                <w:noProof/>
+                <w:webHidden/>
+              </w:rPr>
+              <w:fldChar w:fldCharType="end"/>
+            </w:r>
+          </w:hyperlink>
+        </w:p>
+        <w:p>
+          <w:pPr>
+            <w:pStyle w:val="TOC3"/>
+            <w:tabs>
+              <w:tab w:val="right" w:leader="dot" w:pos="10456"/>
+            </w:tabs>
+            <w:rPr>
+              <w:noProof/>
+            </w:rPr>
+          </w:pPr>
+          <w:hyperlink w:anchor="_Toc186125608" w:history="1">
+            <w:r>
+              <w:rPr>
+                <w:rStyle w:val="Hyperlink"/>
+                <w:rFonts w:ascii="Helvetica" w:hAnsi="Helvetica"/>
+                <w:noProof/>
+              </w:rPr>
+              <w:t>Step 7: Test Your Webhook</w:t>
+            </w:r>
+            <w:r>
+              <w:rPr>
+                <w:noProof/>
+                <w:webHidden/>
+              </w:rPr>
+              <w:tab/>
+            </w:r>
+            <w:r>
+              <w:rPr>
+                <w:noProof/>
+                <w:webHidden/>
+              </w:rPr>
+              <w:fldChar w:fldCharType="begin"/>
+            </w:r>
+            <w:r>
+              <w:rPr>
+                <w:noProof/>
+                <w:webHidden/>
+              </w:rPr>
+              <w:instrText xml:space="preserve"> PAGEREF _Toc186125608 \h </w:instrText>
+            </w:r>
+            <w:r>
+              <w:rPr>
+                <w:noProof/>
+                <w:webHidden/>
+              </w:rPr>
+            </w:r>
+            <w:r>
+              <w:rPr>
+                <w:noProof/>
+                <w:webHidden/>
+              </w:rPr>
+              <w:fldChar w:fldCharType="separate"/>
+            </w:r>
+            <w:r>
+              <w:rPr>
+                <w:noProof/>
+                <w:webHidden/>
+              </w:rPr>
+              <w:t>6</w:t>
+            </w:r>
+            <w:r>
+              <w:rPr>
+                <w:noProof/>
+                <w:webHidden/>
+              </w:rPr>
+              <w:fldChar w:fldCharType="end"/>
+            </w:r>
+          </w:hyperlink>
+        </w:p>
+        <w:p>
+          <w:pPr>
+            <w:pStyle w:val="TOC3"/>
+            <w:tabs>
+              <w:tab w:val="right" w:leader="dot" w:pos="10456"/>
+            </w:tabs>
+            <w:rPr>
+              <w:noProof/>
+            </w:rPr>
+          </w:pPr>
+          <w:hyperlink w:anchor="_Toc186125609" w:history="1">
+            <w:r>
+              <w:rPr>
+                <w:rStyle w:val="Hyperlink"/>
+                <w:rFonts w:ascii="Helvetica" w:hAnsi="Helvetica"/>
+                <w:noProof/>
+              </w:rPr>
+              <w:t>Example Webhook Verification Code (Node.js/Express)</w:t>
+            </w:r>
+            <w:r>
+              <w:rPr>
+                <w:noProof/>
+                <w:webHidden/>
+              </w:rPr>
+              <w:tab/>
+            </w:r>
+            <w:r>
+              <w:rPr>
+                <w:noProof/>
+                <w:webHidden/>
+              </w:rPr>
+              <w:fldChar w:fldCharType="begin"/>
+            </w:r>
+            <w:r>
+              <w:rPr>
+                <w:noProof/>
+                <w:webHidden/>
+              </w:rPr>
+              <w:instrText xml:space="preserve"> PAGEREF _Toc186125609 \h </w:instrText>
+            </w:r>
+            <w:r>
+              <w:rPr>
+                <w:noProof/>
+                <w:webHidden/>
+              </w:rPr>
+            </w:r>
+            <w:r>
+              <w:rPr>
+                <w:noProof/>
+                <w:webHidden/>
+              </w:rPr>
+              <w:fldChar w:fldCharType="separate"/>
+            </w:r>
+            <w:r>
+              <w:rPr>
+                <w:noProof/>
+                <w:webHidden/>
+              </w:rPr>
+              <w:t>6</w:t>
+            </w:r>
+            <w:r>
+              <w:rPr>
+                <w:noProof/>
+                <w:webHidden/>
+              </w:rPr>
+              <w:fldChar w:fldCharType="end"/>
+            </w:r>
+          </w:hyperlink>
+        </w:p>
+        <w:p>
+          <w:r>
+            <w:rPr>
+              <w:b/>
+              <w:bCs/>
+              <w:noProof/>
+            </w:rPr>
+            <w:fldChar w:fldCharType="end"/>
+          </w:r>
+        </w:p>
+      </w:sdtContent>
+    </w:sdt>
     <w:p>
       <w:pPr>
         <w:pStyle w:val="Heading1"/>
@@ -13,12 +1891,14 @@
           <w:spacing w:val="-6"/>
         </w:rPr>
       </w:pPr>
+      <w:bookmarkStart w:id="0" w:name="_Toc186125584"/>
       <w:r>
         <w:rPr>
           <w:rFonts w:ascii="Helvetica" w:hAnsi="Helvetica"/>
           <w:color w:val="1C1E21"/>
           <w:spacing w:val="-6"/>
         </w:rPr>
+        <w:lastRenderedPageBreak/>
         <w:t xml:space="preserve">Official Documentation from </w:t>
       </w:r>
       <w:proofErr w:type="spellStart"/>
@@ -49,7 +1929,7 @@
         </w:rPr>
         <w:t xml:space="preserve"> </w:t>
       </w:r>
-      <w:hyperlink r:id="rId6" w:history="1">
+      <w:hyperlink r:id="rId7" w:history="1">
         <w:r>
           <w:rPr>
             <w:rStyle w:val="Hyperlink"/>
@@ -58,6 +1938,7 @@
           </w:rPr>
           <w:t>https://developers.facebook.com/docs/development/</w:t>
         </w:r>
+        <w:bookmarkEnd w:id="0"/>
       </w:hyperlink>
     </w:p>
     <w:p>
@@ -73,6 +1954,7 @@
           <w:szCs w:val="63"/>
         </w:rPr>
       </w:pPr>
+      <w:bookmarkStart w:id="1" w:name="_Toc186125585"/>
       <w:r>
         <w:rPr>
           <w:rFonts w:ascii="Helvetica" w:hAnsi="Helvetica"/>
@@ -83,6 +1965,7 @@
         </w:rPr>
         <w:t>Register as a Meta Developer</w:t>
       </w:r>
+      <w:bookmarkEnd w:id="1"/>
     </w:p>
     <w:p>
       <w:pPr>
@@ -129,6 +2012,7 @@
           <w:szCs w:val="30"/>
         </w:rPr>
       </w:pPr>
+      <w:bookmarkStart w:id="2" w:name="_Toc186125586"/>
       <w:r>
         <w:rPr>
           <w:rFonts w:ascii="Helvetica" w:hAnsi="Helvetica"/>
@@ -138,6 +2022,7 @@
         </w:rPr>
         <w:t>Step 1: Start the registration process</w:t>
       </w:r>
+      <w:bookmarkEnd w:id="2"/>
     </w:p>
     <w:p>
       <w:pPr>
@@ -160,7 +2045,7 @@
         </w:rPr>
         <w:t>While logged into your Facebook account, go to </w:t>
       </w:r>
-      <w:hyperlink r:id="rId7" w:history="1">
+      <w:hyperlink r:id="rId8" w:history="1">
         <w:r>
           <w:rPr>
             <w:rStyle w:val="Hyperlink"/>
@@ -194,6 +2079,7 @@
           <w:szCs w:val="30"/>
         </w:rPr>
       </w:pPr>
+      <w:bookmarkStart w:id="3" w:name="_Toc186125587"/>
       <w:r>
         <w:rPr>
           <w:rFonts w:ascii="Helvetica" w:hAnsi="Helvetica"/>
@@ -203,6 +2089,7 @@
         </w:rPr>
         <w:t>Step 2: Agree to our Terms and Policies</w:t>
       </w:r>
+      <w:bookmarkEnd w:id="3"/>
     </w:p>
     <w:p>
       <w:pPr>
@@ -252,16 +2139,7 @@
           <w:sz w:val="21"/>
           <w:szCs w:val="21"/>
         </w:rPr>
-        <w:t xml:space="preserve">to </w:t>
-      </w:r>
-      <w:r>
-        <w:rPr>
-          <w:rFonts w:ascii="Helvetica" w:hAnsi="Helvetica"/>
-          <w:color w:val="4B4F56"/>
-          <w:sz w:val="21"/>
-          <w:szCs w:val="21"/>
-        </w:rPr>
-        <w:t> </w:t>
+        <w:t>to  </w:t>
       </w:r>
       <w:r>
         <w:rPr>
@@ -322,6 +2200,7 @@
           <w:szCs w:val="30"/>
         </w:rPr>
       </w:pPr>
+      <w:bookmarkStart w:id="4" w:name="_Toc186125588"/>
       <w:r>
         <w:rPr>
           <w:rFonts w:ascii="Helvetica" w:hAnsi="Helvetica"/>
@@ -331,6 +2210,7 @@
         </w:rPr>
         <w:t>Step 3: Verify your account</w:t>
       </w:r>
+      <w:bookmarkEnd w:id="4"/>
     </w:p>
     <w:p>
       <w:pPr>
@@ -366,6 +2246,7 @@
           <w:szCs w:val="30"/>
         </w:rPr>
       </w:pPr>
+      <w:bookmarkStart w:id="5" w:name="_Toc186125589"/>
       <w:r>
         <w:rPr>
           <w:rFonts w:ascii="Helvetica" w:hAnsi="Helvetica"/>
@@ -375,6 +2256,7 @@
         </w:rPr>
         <w:t>Step 4: Select your occupation</w:t>
       </w:r>
+      <w:bookmarkEnd w:id="5"/>
     </w:p>
     <w:p>
       <w:pPr>
@@ -410,6 +2292,7 @@
           <w:szCs w:val="30"/>
         </w:rPr>
       </w:pPr>
+      <w:bookmarkStart w:id="6" w:name="_Toc186125590"/>
       <w:r>
         <w:rPr>
           <w:rFonts w:ascii="Helvetica" w:hAnsi="Helvetica"/>
@@ -419,6 +2302,7 @@
         </w:rPr>
         <w:t>Next Steps</w:t>
       </w:r>
+      <w:bookmarkEnd w:id="6"/>
     </w:p>
     <w:p>
       <w:pPr>
@@ -441,7 +2325,7 @@
         </w:rPr>
         <w:t>Now that you have registered you can use the App Dashboard to </w:t>
       </w:r>
-      <w:hyperlink r:id="rId8" w:history="1">
+      <w:hyperlink r:id="rId9" w:history="1">
         <w:r>
           <w:rPr>
             <w:rStyle w:val="Hyperlink"/>
@@ -476,6 +2360,7 @@
           <w:szCs w:val="63"/>
         </w:rPr>
       </w:pPr>
+      <w:bookmarkStart w:id="7" w:name="_Toc186125591"/>
       <w:r>
         <w:rPr>
           <w:rFonts w:ascii="Helvetica" w:hAnsi="Helvetica"/>
@@ -486,6 +2371,7 @@
         </w:rPr>
         <w:t>Create an App</w:t>
       </w:r>
+      <w:bookmarkEnd w:id="7"/>
     </w:p>
     <w:p>
       <w:pPr>
@@ -524,6 +2410,7 @@
           <w:lang w:eastAsia="en-IN"/>
         </w:rPr>
       </w:pPr>
+      <w:bookmarkStart w:id="8" w:name="_Toc186125592"/>
       <w:r>
         <w:rPr>
           <w:rFonts w:ascii="Helvetica" w:eastAsia="Times New Roman" w:hAnsi="Helvetica" w:cs="Times New Roman"/>
@@ -536,6 +2423,7 @@
         </w:rPr>
         <w:t>Before You Start</w:t>
       </w:r>
+      <w:bookmarkEnd w:id="8"/>
     </w:p>
     <w:p>
       <w:pPr>
@@ -559,7 +2447,7 @@
         </w:rPr>
         <w:t>You must have registered as a Meta developer and be logged into your </w:t>
       </w:r>
-      <w:hyperlink r:id="rId9" w:tgtFrame="_blank" w:history="1">
+      <w:hyperlink r:id="rId10" w:tgtFrame="_blank" w:history="1">
         <w:r>
           <w:rPr>
             <w:rFonts w:ascii="Helvetica" w:eastAsia="Times New Roman" w:hAnsi="Helvetica" w:cs="Times New Roman"/>
@@ -596,7 +2484,7 @@
         <w:lastRenderedPageBreak/>
         <w:t>You will need the following to create an app and </w:t>
       </w:r>
-      <w:hyperlink r:id="rId10" w:anchor="go-live" w:tgtFrame="_blank" w:history="1">
+      <w:hyperlink r:id="rId11" w:anchor="go-live" w:tgtFrame="_blank" w:history="1">
         <w:r>
           <w:rPr>
             <w:rFonts w:ascii="Helvetica" w:eastAsia="Times New Roman" w:hAnsi="Helvetica" w:cs="Times New Roman"/>
@@ -721,7 +2609,7 @@
         </w:rPr>
         <w:t>A URL to your </w:t>
       </w:r>
-      <w:hyperlink r:id="rId11" w:tgtFrame="_blank" w:history="1">
+      <w:hyperlink r:id="rId12" w:tgtFrame="_blank" w:history="1">
         <w:r>
           <w:rPr>
             <w:rFonts w:ascii="Helvetica" w:eastAsia="Times New Roman" w:hAnsi="Helvetica" w:cs="Times New Roman"/>
@@ -810,6 +2698,7 @@
           <w:lang w:eastAsia="en-IN"/>
         </w:rPr>
       </w:pPr>
+      <w:bookmarkStart w:id="9" w:name="_Toc186125593"/>
       <w:r>
         <w:rPr>
           <w:rFonts w:ascii="Helvetica" w:eastAsia="Times New Roman" w:hAnsi="Helvetica" w:cs="Times New Roman"/>
@@ -822,6 +2711,7 @@
         </w:rPr>
         <w:t>Limitations</w:t>
       </w:r>
+      <w:bookmarkEnd w:id="9"/>
     </w:p>
     <w:p>
       <w:pPr>
@@ -923,7 +2813,7 @@
         </w:rPr>
         <w:t>Link any unlinked applications to a business that has completed </w:t>
       </w:r>
-      <w:hyperlink r:id="rId12" w:tgtFrame="_blank" w:history="1">
+      <w:hyperlink r:id="rId13" w:tgtFrame="_blank" w:history="1">
         <w:r>
           <w:rPr>
             <w:rFonts w:ascii="Helvetica" w:eastAsia="Times New Roman" w:hAnsi="Helvetica" w:cs="Times New Roman"/>
@@ -1019,6 +2909,7 @@
           <w:szCs w:val="63"/>
         </w:rPr>
       </w:pPr>
+      <w:bookmarkStart w:id="10" w:name="_Toc186125594"/>
       <w:r>
         <w:rPr>
           <w:rFonts w:ascii="Helvetica" w:hAnsi="Helvetica"/>
@@ -1029,6 +2920,7 @@
         </w:rPr>
         <w:t>App Type Creation Flow</w:t>
       </w:r>
+      <w:bookmarkEnd w:id="10"/>
     </w:p>
     <w:p>
       <w:pPr>
@@ -1045,6 +2937,7 @@
           <w:lang w:eastAsia="en-IN"/>
         </w:rPr>
       </w:pPr>
+      <w:bookmarkStart w:id="11" w:name="_Toc186125595"/>
       <w:r>
         <w:rPr>
           <w:rFonts w:ascii="Helvetica" w:eastAsia="Times New Roman" w:hAnsi="Helvetica" w:cs="Arial"/>
@@ -1057,6 +2950,7 @@
         </w:rPr>
         <w:t>Step 1: Start the app creation process</w:t>
       </w:r>
+      <w:bookmarkEnd w:id="11"/>
     </w:p>
     <w:p>
       <w:pPr>
@@ -1158,7 +3052,7 @@
         </w:rPr>
         <w:t>If you are on the </w:t>
       </w:r>
-      <w:hyperlink r:id="rId13" w:tgtFrame="_blank" w:history="1">
+      <w:hyperlink r:id="rId14" w:tgtFrame="_blank" w:history="1">
         <w:r>
           <w:rPr>
             <w:rFonts w:ascii="Helvetica" w:eastAsia="Times New Roman" w:hAnsi="Helvetica" w:cs="Arial"/>
@@ -1268,6 +3162,7 @@
           <w:lang w:eastAsia="en-IN"/>
         </w:rPr>
       </w:pPr>
+      <w:bookmarkStart w:id="12" w:name="_Toc186125596"/>
       <w:proofErr w:type="gramStart"/>
       <w:r>
         <w:rPr>
@@ -1294,6 +3189,7 @@
         </w:rPr>
         <w:t xml:space="preserve"> Select a use case</w:t>
       </w:r>
+      <w:bookmarkEnd w:id="12"/>
     </w:p>
     <w:p>
       <w:pPr>
@@ -1402,6 +3298,7 @@
           <w:lang w:eastAsia="en-IN"/>
         </w:rPr>
       </w:pPr>
+      <w:bookmarkStart w:id="13" w:name="_Toc186125597"/>
       <w:proofErr w:type="gramStart"/>
       <w:r>
         <w:rPr>
@@ -1428,6 +3325,7 @@
         </w:rPr>
         <w:t xml:space="preserve"> Select an app type</w:t>
       </w:r>
+      <w:bookmarkEnd w:id="13"/>
     </w:p>
     <w:p>
       <w:pPr>
@@ -1475,7 +3373,7 @@
         </w:rPr>
         <w:t> option. Later, when you are more familiar with our products and APIs, refer to our </w:t>
       </w:r>
-      <w:hyperlink r:id="rId14" w:history="1">
+      <w:hyperlink r:id="rId15" w:history="1">
         <w:r>
           <w:rPr>
             <w:rFonts w:ascii="Helvetica" w:eastAsia="Times New Roman" w:hAnsi="Helvetica" w:cs="Times New Roman"/>
@@ -1845,7 +3743,7 @@
                 <w:lang w:eastAsia="en-IN"/>
               </w:rPr>
             </w:pPr>
-            <w:hyperlink r:id="rId15" w:history="1">
+            <w:hyperlink r:id="rId16" w:history="1">
               <w:r>
                 <w:rPr>
                   <w:rFonts w:ascii="Helvetica" w:eastAsia="Times New Roman" w:hAnsi="Helvetica" w:cs="Times New Roman"/>
@@ -1911,6 +3809,7 @@
           <w:lang w:eastAsia="en-IN"/>
         </w:rPr>
       </w:pPr>
+      <w:bookmarkStart w:id="14" w:name="_Toc186125598"/>
       <w:proofErr w:type="gramStart"/>
       <w:r>
         <w:rPr>
@@ -1937,6 +3836,7 @@
         </w:rPr>
         <w:t xml:space="preserve"> App details</w:t>
       </w:r>
+      <w:bookmarkEnd w:id="14"/>
     </w:p>
     <w:p>
       <w:pPr>
@@ -2222,6 +4122,7 @@
           <w:szCs w:val="63"/>
         </w:rPr>
       </w:pPr>
+      <w:bookmarkStart w:id="15" w:name="_Toc186125599"/>
       <w:r>
         <w:rPr>
           <w:rFonts w:ascii="Helvetica" w:hAnsi="Helvetica"/>
@@ -2232,6 +4133,7 @@
         </w:rPr>
         <w:t>Add a Phone Number</w:t>
       </w:r>
+      <w:bookmarkEnd w:id="15"/>
     </w:p>
     <w:p>
       <w:pPr>
@@ -2287,7 +4189,7 @@
         </w:rPr>
         <w:t>If your phone number is currently registered with WhatsApp Messenger or the WhatsApp Business App, you need to first delete it. See </w:t>
       </w:r>
-      <w:hyperlink r:id="rId16" w:history="1">
+      <w:hyperlink r:id="rId17" w:history="1">
         <w:r>
           <w:rPr>
             <w:rStyle w:val="Hyperlink"/>
@@ -2439,7 +4341,7 @@
         <w:lastRenderedPageBreak/>
         <w:t>Use the </w:t>
       </w:r>
-      <w:hyperlink r:id="rId17" w:anchor="display-name-guidelines" w:history="1">
+      <w:hyperlink r:id="rId18" w:anchor="display-name-guidelines" w:history="1">
         <w:r>
           <w:rPr>
             <w:rStyle w:val="Hyperlink"/>
@@ -3397,7 +5299,7 @@
         </w:rPr>
         <w:t>Failure to include this header causes the API to return a </w:t>
       </w:r>
-      <w:hyperlink r:id="rId18" w:tgtFrame="_blank" w:history="1">
+      <w:hyperlink r:id="rId19" w:tgtFrame="_blank" w:history="1">
         <w:r>
           <w:rPr>
             <w:rFonts w:ascii="Helvetica" w:hAnsi="Helvetica"/>
@@ -3443,6 +5345,7 @@
           <w:szCs w:val="33"/>
         </w:rPr>
       </w:pPr>
+      <w:bookmarkStart w:id="16" w:name="_Toc186125600"/>
       <w:r>
         <w:rPr>
           <w:rFonts w:ascii="Helvetica" w:hAnsi="Helvetica"/>
@@ -3454,6 +5357,7 @@
         </w:rPr>
         <w:t>Creating a Permanent Access Token</w:t>
       </w:r>
+      <w:bookmarkEnd w:id="16"/>
     </w:p>
     <w:p>
       <w:pPr>
@@ -3465,42 +5369,38 @@
         <w:spacing w:before="240" w:after="240" w:line="405" w:lineRule="atLeast"/>
         <w:ind w:left="270"/>
         <w:rPr>
-          <w:rFonts w:ascii="Helvetica" w:eastAsia="Times New Roman" w:hAnsi="Helvetica" w:cs="Times New Roman"/>
-          <w:color w:val="1C2B33"/>
-          <w:sz w:val="27"/>
-          <w:szCs w:val="27"/>
-          <w:lang w:eastAsia="en-IN"/>
-        </w:rPr>
-      </w:pPr>
-      <w:r>
-        <w:rPr>
-          <w:rFonts w:ascii="Helvetica" w:eastAsia="Times New Roman" w:hAnsi="Helvetica" w:cs="Times New Roman"/>
-          <w:color w:val="1C2B33"/>
-          <w:sz w:val="27"/>
-          <w:szCs w:val="27"/>
-          <w:lang w:eastAsia="en-IN"/>
+          <w:rFonts w:ascii="Helvetica" w:hAnsi="Helvetica"/>
+          <w:color w:val="4B4F56"/>
+          <w:sz w:val="21"/>
+          <w:szCs w:val="21"/>
+        </w:rPr>
+      </w:pPr>
+      <w:r>
+        <w:rPr>
+          <w:rFonts w:ascii="Helvetica" w:hAnsi="Helvetica"/>
+          <w:color w:val="4B4F56"/>
+          <w:sz w:val="21"/>
+          <w:szCs w:val="21"/>
         </w:rPr>
         <w:t>Go to </w:t>
       </w:r>
-      <w:hyperlink r:id="rId19" w:tgtFrame="_blank" w:history="1">
+      <w:hyperlink r:id="rId20" w:tgtFrame="_blank" w:history="1">
         <w:r>
           <w:rPr>
-            <w:rFonts w:ascii="Helvetica" w:eastAsia="Times New Roman" w:hAnsi="Helvetica" w:cs="Times New Roman"/>
-            <w:color w:val="3578E5"/>
-            <w:sz w:val="27"/>
-            <w:szCs w:val="27"/>
-            <w:lang w:eastAsia="en-IN"/>
+            <w:rFonts w:ascii="Helvetica" w:hAnsi="Helvetica"/>
+            <w:color w:val="4B4F56"/>
+            <w:sz w:val="21"/>
+            <w:szCs w:val="21"/>
           </w:rPr>
           <w:t>Business Settings</w:t>
         </w:r>
       </w:hyperlink>
       <w:r>
         <w:rPr>
-          <w:rFonts w:ascii="Helvetica" w:eastAsia="Times New Roman" w:hAnsi="Helvetica" w:cs="Times New Roman"/>
-          <w:color w:val="1C2B33"/>
-          <w:sz w:val="27"/>
-          <w:szCs w:val="27"/>
-          <w:lang w:eastAsia="en-IN"/>
+          <w:rFonts w:ascii="Helvetica" w:hAnsi="Helvetica"/>
+          <w:color w:val="4B4F56"/>
+          <w:sz w:val="21"/>
+          <w:szCs w:val="21"/>
         </w:rPr>
         <w:t>.</w:t>
       </w:r>
@@ -3515,20 +5415,18 @@
         <w:spacing w:before="100" w:beforeAutospacing="1" w:after="90" w:line="360" w:lineRule="atLeast"/>
         <w:ind w:left="270"/>
         <w:rPr>
-          <w:rFonts w:ascii="Helvetica" w:eastAsia="Times New Roman" w:hAnsi="Helvetica" w:cs="Times New Roman"/>
-          <w:color w:val="232323"/>
-          <w:sz w:val="24"/>
-          <w:szCs w:val="24"/>
-          <w:lang w:eastAsia="en-IN"/>
-        </w:rPr>
-      </w:pPr>
-      <w:r>
-        <w:rPr>
-          <w:rFonts w:ascii="Helvetica" w:eastAsia="Times New Roman" w:hAnsi="Helvetica" w:cs="Times New Roman"/>
-          <w:color w:val="232323"/>
-          <w:sz w:val="24"/>
-          <w:szCs w:val="24"/>
-          <w:lang w:eastAsia="en-IN"/>
+          <w:rFonts w:ascii="Helvetica" w:hAnsi="Helvetica"/>
+          <w:color w:val="4B4F56"/>
+          <w:sz w:val="21"/>
+          <w:szCs w:val="21"/>
+        </w:rPr>
+      </w:pPr>
+      <w:r>
+        <w:rPr>
+          <w:rFonts w:ascii="Helvetica" w:hAnsi="Helvetica"/>
+          <w:color w:val="4B4F56"/>
+          <w:sz w:val="21"/>
+          <w:szCs w:val="21"/>
         </w:rPr>
         <w:t>Select the business account your app is associated with.</w:t>
       </w:r>
@@ -3543,20 +5441,18 @@
         <w:spacing w:before="100" w:beforeAutospacing="1" w:after="90" w:line="360" w:lineRule="atLeast"/>
         <w:ind w:left="270"/>
         <w:rPr>
-          <w:rFonts w:ascii="Helvetica" w:eastAsia="Times New Roman" w:hAnsi="Helvetica" w:cs="Times New Roman"/>
-          <w:color w:val="232323"/>
-          <w:sz w:val="24"/>
-          <w:szCs w:val="24"/>
-          <w:lang w:eastAsia="en-IN"/>
-        </w:rPr>
-      </w:pPr>
-      <w:r>
-        <w:rPr>
-          <w:rFonts w:ascii="Helvetica" w:eastAsia="Times New Roman" w:hAnsi="Helvetica" w:cs="Times New Roman"/>
-          <w:color w:val="232323"/>
-          <w:sz w:val="24"/>
-          <w:szCs w:val="24"/>
-          <w:lang w:eastAsia="en-IN"/>
+          <w:rFonts w:ascii="Helvetica" w:hAnsi="Helvetica"/>
+          <w:color w:val="4B4F56"/>
+          <w:sz w:val="21"/>
+          <w:szCs w:val="21"/>
+        </w:rPr>
+      </w:pPr>
+      <w:r>
+        <w:rPr>
+          <w:rFonts w:ascii="Helvetica" w:hAnsi="Helvetica"/>
+          <w:color w:val="4B4F56"/>
+          <w:sz w:val="21"/>
+          <w:szCs w:val="21"/>
         </w:rPr>
         <w:t>Below Users, click System Users.</w:t>
       </w:r>
@@ -3571,20 +5467,18 @@
         <w:spacing w:before="100" w:beforeAutospacing="1" w:after="90" w:line="360" w:lineRule="atLeast"/>
         <w:ind w:left="270"/>
         <w:rPr>
-          <w:rFonts w:ascii="Helvetica" w:eastAsia="Times New Roman" w:hAnsi="Helvetica" w:cs="Times New Roman"/>
-          <w:color w:val="232323"/>
-          <w:sz w:val="24"/>
-          <w:szCs w:val="24"/>
-          <w:lang w:eastAsia="en-IN"/>
-        </w:rPr>
-      </w:pPr>
-      <w:r>
-        <w:rPr>
-          <w:rFonts w:ascii="Helvetica" w:eastAsia="Times New Roman" w:hAnsi="Helvetica" w:cs="Times New Roman"/>
-          <w:color w:val="232323"/>
-          <w:sz w:val="24"/>
-          <w:szCs w:val="24"/>
-          <w:lang w:eastAsia="en-IN"/>
+          <w:rFonts w:ascii="Helvetica" w:hAnsi="Helvetica"/>
+          <w:color w:val="4B4F56"/>
+          <w:sz w:val="21"/>
+          <w:szCs w:val="21"/>
+        </w:rPr>
+      </w:pPr>
+      <w:r>
+        <w:rPr>
+          <w:rFonts w:ascii="Helvetica" w:hAnsi="Helvetica"/>
+          <w:color w:val="4B4F56"/>
+          <w:sz w:val="21"/>
+          <w:szCs w:val="21"/>
         </w:rPr>
         <w:t>Click Add.</w:t>
       </w:r>
@@ -3599,20 +5493,18 @@
         <w:spacing w:before="100" w:beforeAutospacing="1" w:after="90" w:line="360" w:lineRule="atLeast"/>
         <w:ind w:left="270"/>
         <w:rPr>
-          <w:rFonts w:ascii="Helvetica" w:eastAsia="Times New Roman" w:hAnsi="Helvetica" w:cs="Times New Roman"/>
-          <w:color w:val="232323"/>
-          <w:sz w:val="24"/>
-          <w:szCs w:val="24"/>
-          <w:lang w:eastAsia="en-IN"/>
-        </w:rPr>
-      </w:pPr>
-      <w:r>
-        <w:rPr>
-          <w:rFonts w:ascii="Helvetica" w:eastAsia="Times New Roman" w:hAnsi="Helvetica" w:cs="Times New Roman"/>
-          <w:color w:val="232323"/>
-          <w:sz w:val="24"/>
-          <w:szCs w:val="24"/>
-          <w:lang w:eastAsia="en-IN"/>
+          <w:rFonts w:ascii="Helvetica" w:hAnsi="Helvetica"/>
+          <w:color w:val="4B4F56"/>
+          <w:sz w:val="21"/>
+          <w:szCs w:val="21"/>
+        </w:rPr>
+      </w:pPr>
+      <w:r>
+        <w:rPr>
+          <w:rFonts w:ascii="Helvetica" w:hAnsi="Helvetica"/>
+          <w:color w:val="4B4F56"/>
+          <w:sz w:val="21"/>
+          <w:szCs w:val="21"/>
         </w:rPr>
         <w:t>Name the system user, choose Admin as the user role, and click Create System User.</w:t>
       </w:r>
@@ -3627,42 +5519,38 @@
         <w:spacing w:before="100" w:beforeAutospacing="1" w:after="90" w:line="360" w:lineRule="atLeast"/>
         <w:ind w:left="270"/>
         <w:rPr>
-          <w:rFonts w:ascii="Helvetica" w:eastAsia="Times New Roman" w:hAnsi="Helvetica" w:cs="Times New Roman"/>
-          <w:color w:val="232323"/>
-          <w:sz w:val="24"/>
-          <w:szCs w:val="24"/>
-          <w:lang w:eastAsia="en-IN"/>
-        </w:rPr>
-      </w:pPr>
-      <w:r>
-        <w:rPr>
-          <w:rFonts w:ascii="Helvetica" w:eastAsia="Times New Roman" w:hAnsi="Helvetica" w:cs="Times New Roman"/>
-          <w:color w:val="232323"/>
-          <w:sz w:val="24"/>
-          <w:szCs w:val="24"/>
-          <w:lang w:eastAsia="en-IN"/>
+          <w:rFonts w:ascii="Helvetica" w:hAnsi="Helvetica"/>
+          <w:color w:val="4B4F56"/>
+          <w:sz w:val="21"/>
+          <w:szCs w:val="21"/>
+        </w:rPr>
+      </w:pPr>
+      <w:r>
+        <w:rPr>
+          <w:rFonts w:ascii="Helvetica" w:hAnsi="Helvetica"/>
+          <w:color w:val="4B4F56"/>
+          <w:sz w:val="21"/>
+          <w:szCs w:val="21"/>
         </w:rPr>
         <w:t xml:space="preserve">Select the </w:t>
       </w:r>
       <w:proofErr w:type="spellStart"/>
       <w:r>
         <w:rPr>
-          <w:rFonts w:ascii="Helvetica" w:eastAsia="Times New Roman" w:hAnsi="Helvetica" w:cs="Times New Roman"/>
-          <w:color w:val="232323"/>
-          <w:sz w:val="24"/>
-          <w:szCs w:val="24"/>
-          <w:lang w:eastAsia="en-IN"/>
+          <w:rFonts w:ascii="Helvetica" w:hAnsi="Helvetica"/>
+          <w:color w:val="4B4F56"/>
+          <w:sz w:val="21"/>
+          <w:szCs w:val="21"/>
         </w:rPr>
         <w:t>whatsapp_business_messaging</w:t>
       </w:r>
       <w:proofErr w:type="spellEnd"/>
       <w:r>
         <w:rPr>
-          <w:rFonts w:ascii="Helvetica" w:eastAsia="Times New Roman" w:hAnsi="Helvetica" w:cs="Times New Roman"/>
-          <w:color w:val="232323"/>
-          <w:sz w:val="24"/>
-          <w:szCs w:val="24"/>
-          <w:lang w:eastAsia="en-IN"/>
+          <w:rFonts w:ascii="Helvetica" w:hAnsi="Helvetica"/>
+          <w:color w:val="4B4F56"/>
+          <w:sz w:val="21"/>
+          <w:szCs w:val="21"/>
         </w:rPr>
         <w:t xml:space="preserve"> permission.</w:t>
       </w:r>
@@ -3677,20 +5565,18 @@
         <w:spacing w:before="100" w:beforeAutospacing="1" w:after="90" w:line="360" w:lineRule="atLeast"/>
         <w:ind w:left="270"/>
         <w:rPr>
-          <w:rFonts w:ascii="Helvetica" w:eastAsia="Times New Roman" w:hAnsi="Helvetica" w:cs="Times New Roman"/>
-          <w:color w:val="232323"/>
-          <w:sz w:val="24"/>
-          <w:szCs w:val="24"/>
-          <w:lang w:eastAsia="en-IN"/>
-        </w:rPr>
-      </w:pPr>
-      <w:r>
-        <w:rPr>
-          <w:rFonts w:ascii="Helvetica" w:eastAsia="Times New Roman" w:hAnsi="Helvetica" w:cs="Times New Roman"/>
-          <w:color w:val="232323"/>
-          <w:sz w:val="24"/>
-          <w:szCs w:val="24"/>
-          <w:lang w:eastAsia="en-IN"/>
+          <w:rFonts w:ascii="Helvetica" w:hAnsi="Helvetica"/>
+          <w:color w:val="4B4F56"/>
+          <w:sz w:val="21"/>
+          <w:szCs w:val="21"/>
+        </w:rPr>
+      </w:pPr>
+      <w:r>
+        <w:rPr>
+          <w:rFonts w:ascii="Helvetica" w:hAnsi="Helvetica"/>
+          <w:color w:val="4B4F56"/>
+          <w:sz w:val="21"/>
+          <w:szCs w:val="21"/>
         </w:rPr>
         <w:t>Click Generate New Token.</w:t>
       </w:r>
@@ -3705,6 +5591,2238 @@
         <w:spacing w:before="100" w:beforeAutospacing="1" w:after="90" w:line="360" w:lineRule="atLeast"/>
         <w:ind w:left="270"/>
         <w:rPr>
+          <w:rFonts w:ascii="Helvetica" w:hAnsi="Helvetica"/>
+          <w:color w:val="4B4F56"/>
+          <w:sz w:val="21"/>
+          <w:szCs w:val="21"/>
+        </w:rPr>
+      </w:pPr>
+      <w:r>
+        <w:rPr>
+          <w:rFonts w:ascii="Helvetica" w:hAnsi="Helvetica"/>
+          <w:color w:val="4B4F56"/>
+          <w:sz w:val="21"/>
+          <w:szCs w:val="21"/>
+        </w:rPr>
+        <w:t>Copy and save your token.</w:t>
+      </w:r>
+    </w:p>
+    <w:p>
+      <w:pPr>
+        <w:spacing w:before="100" w:beforeAutospacing="1" w:after="100" w:afterAutospacing="1" w:line="240" w:lineRule="auto"/>
+        <w:outlineLvl w:val="1"/>
+        <w:rPr>
+          <w:rFonts w:ascii="Times New Roman" w:eastAsia="Times New Roman" w:hAnsi="Times New Roman" w:cs="Times New Roman"/>
+          <w:b/>
+          <w:bCs/>
+          <w:sz w:val="36"/>
+          <w:szCs w:val="36"/>
+          <w:lang w:eastAsia="en-IN"/>
+        </w:rPr>
+      </w:pPr>
+    </w:p>
+    <w:p>
+      <w:pPr>
+        <w:pStyle w:val="Heading1"/>
+        <w:shd w:val="clear" w:color="auto" w:fill="FFFFFF"/>
+        <w:spacing w:before="0" w:after="360" w:line="720" w:lineRule="atLeast"/>
+        <w:rPr>
+          <w:rFonts w:ascii="Helvetica" w:hAnsi="Helvetica"/>
+          <w:color w:val="1C1E21"/>
+          <w:spacing w:val="-6"/>
+          <w:sz w:val="63"/>
+          <w:szCs w:val="63"/>
+        </w:rPr>
+      </w:pPr>
+      <w:bookmarkStart w:id="17" w:name="_Toc186125601"/>
+      <w:r>
+        <w:rPr>
+          <w:rFonts w:ascii="Helvetica" w:hAnsi="Helvetica"/>
+          <w:color w:val="1C1E21"/>
+          <w:spacing w:val="-6"/>
+          <w:sz w:val="63"/>
+          <w:szCs w:val="63"/>
+        </w:rPr>
+        <w:t>How to Configure a Webhook for WhatsApp in Facebook Developer</w:t>
+      </w:r>
+      <w:bookmarkEnd w:id="17"/>
+    </w:p>
+    <w:p>
+      <w:pPr>
+        <w:spacing w:before="100" w:beforeAutospacing="1" w:after="100" w:afterAutospacing="1" w:line="240" w:lineRule="auto"/>
+        <w:outlineLvl w:val="2"/>
+        <w:rPr>
+          <w:rFonts w:ascii="Helvetica" w:eastAsia="Times New Roman" w:hAnsi="Helvetica" w:cs="Times New Roman"/>
+          <w:color w:val="1C2B33"/>
+          <w:sz w:val="33"/>
+          <w:szCs w:val="33"/>
+          <w:lang w:eastAsia="en-IN"/>
+        </w:rPr>
+      </w:pPr>
+      <w:bookmarkStart w:id="18" w:name="_Toc186125602"/>
+      <w:r>
+        <w:rPr>
+          <w:rFonts w:ascii="Times New Roman" w:eastAsia="Times New Roman" w:hAnsi="Times New Roman" w:cs="Times New Roman"/>
+          <w:b/>
+          <w:bCs/>
+          <w:sz w:val="27"/>
+          <w:szCs w:val="27"/>
+          <w:lang w:eastAsia="en-IN"/>
+        </w:rPr>
+        <w:t>S</w:t>
+      </w:r>
+      <w:r>
+        <w:rPr>
+          <w:rFonts w:ascii="Helvetica" w:eastAsia="Times New Roman" w:hAnsi="Helvetica" w:cs="Times New Roman"/>
+          <w:color w:val="1C2B33"/>
+          <w:sz w:val="33"/>
+          <w:szCs w:val="33"/>
+          <w:lang w:eastAsia="en-IN"/>
+        </w:rPr>
+        <w:t>tep 1: Log in to Facebook Developer Portal</w:t>
+      </w:r>
+      <w:bookmarkEnd w:id="18"/>
+    </w:p>
+    <w:p>
+      <w:pPr>
+        <w:numPr>
+          <w:ilvl w:val="0"/>
+          <w:numId w:val="18"/>
+        </w:numPr>
+        <w:spacing w:before="100" w:beforeAutospacing="1" w:after="100" w:afterAutospacing="1" w:line="240" w:lineRule="auto"/>
+        <w:rPr>
+          <w:rFonts w:ascii="Helvetica" w:hAnsi="Helvetica"/>
+          <w:color w:val="4B4F56"/>
+          <w:sz w:val="21"/>
+          <w:szCs w:val="21"/>
+        </w:rPr>
+      </w:pPr>
+      <w:r>
+        <w:rPr>
+          <w:rFonts w:ascii="Helvetica" w:hAnsi="Helvetica"/>
+          <w:color w:val="4B4F56"/>
+          <w:sz w:val="21"/>
+          <w:szCs w:val="21"/>
+        </w:rPr>
+        <w:t xml:space="preserve">Open the </w:t>
+      </w:r>
+      <w:hyperlink r:id="rId21" w:history="1">
+        <w:r>
+          <w:rPr>
+            <w:rFonts w:ascii="Helvetica" w:hAnsi="Helvetica"/>
+            <w:color w:val="4B4F56"/>
+            <w:sz w:val="21"/>
+            <w:szCs w:val="21"/>
+          </w:rPr>
+          <w:t>Facebook for Developers</w:t>
+        </w:r>
+      </w:hyperlink>
+      <w:r>
+        <w:rPr>
+          <w:rFonts w:ascii="Helvetica" w:hAnsi="Helvetica"/>
+          <w:color w:val="4B4F56"/>
+          <w:sz w:val="21"/>
+          <w:szCs w:val="21"/>
+        </w:rPr>
+        <w:t xml:space="preserve"> website.</w:t>
+      </w:r>
+    </w:p>
+    <w:p>
+      <w:pPr>
+        <w:numPr>
+          <w:ilvl w:val="0"/>
+          <w:numId w:val="18"/>
+        </w:numPr>
+        <w:spacing w:before="100" w:beforeAutospacing="1" w:after="100" w:afterAutospacing="1" w:line="240" w:lineRule="auto"/>
+        <w:rPr>
+          <w:rFonts w:ascii="Helvetica" w:hAnsi="Helvetica"/>
+          <w:color w:val="4B4F56"/>
+          <w:sz w:val="21"/>
+          <w:szCs w:val="21"/>
+        </w:rPr>
+      </w:pPr>
+      <w:r>
+        <w:rPr>
+          <w:rFonts w:ascii="Helvetica" w:hAnsi="Helvetica"/>
+          <w:color w:val="4B4F56"/>
+          <w:sz w:val="21"/>
+          <w:szCs w:val="21"/>
+        </w:rPr>
+        <w:t>Log in using your Facebook account.</w:t>
+      </w:r>
+    </w:p>
+    <w:p>
+      <w:pPr>
+        <w:pStyle w:val="Heading3"/>
+        <w:shd w:val="clear" w:color="auto" w:fill="FFFFFF"/>
+        <w:spacing w:before="0" w:beforeAutospacing="0" w:after="0" w:afterAutospacing="0" w:line="390" w:lineRule="atLeast"/>
+        <w:rPr>
+          <w:rFonts w:ascii="Helvetica" w:hAnsi="Helvetica"/>
+          <w:b w:val="0"/>
+          <w:bCs w:val="0"/>
+          <w:color w:val="1C2B33"/>
+          <w:sz w:val="33"/>
+          <w:szCs w:val="33"/>
+        </w:rPr>
+      </w:pPr>
+      <w:bookmarkStart w:id="19" w:name="_Toc186125603"/>
+      <w:r>
+        <w:rPr>
+          <w:rFonts w:ascii="Helvetica" w:hAnsi="Helvetica"/>
+          <w:b w:val="0"/>
+          <w:bCs w:val="0"/>
+          <w:color w:val="1C2B33"/>
+          <w:sz w:val="33"/>
+          <w:szCs w:val="33"/>
+        </w:rPr>
+        <w:t>Step 2: Select Your App</w:t>
+      </w:r>
+      <w:bookmarkEnd w:id="19"/>
+    </w:p>
+    <w:p>
+      <w:pPr>
+        <w:numPr>
+          <w:ilvl w:val="0"/>
+          <w:numId w:val="19"/>
+        </w:numPr>
+        <w:spacing w:before="100" w:beforeAutospacing="1" w:after="100" w:afterAutospacing="1" w:line="240" w:lineRule="auto"/>
+        <w:rPr>
+          <w:rFonts w:ascii="Helvetica" w:hAnsi="Helvetica"/>
+          <w:color w:val="4B4F56"/>
+          <w:sz w:val="21"/>
+          <w:szCs w:val="21"/>
+        </w:rPr>
+      </w:pPr>
+      <w:r>
+        <w:rPr>
+          <w:rFonts w:ascii="Helvetica" w:hAnsi="Helvetica"/>
+          <w:color w:val="4B4F56"/>
+          <w:sz w:val="21"/>
+          <w:szCs w:val="21"/>
+        </w:rPr>
+        <w:t>Navigate to the "My Apps" section in the top-right corner.</w:t>
+      </w:r>
+    </w:p>
+    <w:p>
+      <w:pPr>
+        <w:numPr>
+          <w:ilvl w:val="0"/>
+          <w:numId w:val="19"/>
+        </w:numPr>
+        <w:spacing w:before="100" w:beforeAutospacing="1" w:after="100" w:afterAutospacing="1" w:line="240" w:lineRule="auto"/>
+        <w:rPr>
+          <w:rFonts w:ascii="Helvetica" w:hAnsi="Helvetica"/>
+          <w:color w:val="4B4F56"/>
+          <w:sz w:val="21"/>
+          <w:szCs w:val="21"/>
+        </w:rPr>
+      </w:pPr>
+      <w:r>
+        <w:rPr>
+          <w:rFonts w:ascii="Helvetica" w:hAnsi="Helvetica"/>
+          <w:color w:val="4B4F56"/>
+          <w:sz w:val="21"/>
+          <w:szCs w:val="21"/>
+        </w:rPr>
+        <w:t>Select the app for which you want to configure the webhook.</w:t>
+      </w:r>
+    </w:p>
+    <w:p>
+      <w:pPr>
+        <w:pStyle w:val="Heading3"/>
+        <w:shd w:val="clear" w:color="auto" w:fill="FFFFFF"/>
+        <w:spacing w:before="0" w:beforeAutospacing="0" w:after="0" w:afterAutospacing="0" w:line="390" w:lineRule="atLeast"/>
+        <w:rPr>
+          <w:rFonts w:ascii="Helvetica" w:hAnsi="Helvetica"/>
+          <w:b w:val="0"/>
+          <w:bCs w:val="0"/>
+          <w:color w:val="1C2B33"/>
+          <w:sz w:val="33"/>
+          <w:szCs w:val="33"/>
+        </w:rPr>
+      </w:pPr>
+      <w:bookmarkStart w:id="20" w:name="_Toc186125604"/>
+      <w:r>
+        <w:rPr>
+          <w:rFonts w:ascii="Helvetica" w:hAnsi="Helvetica"/>
+          <w:b w:val="0"/>
+          <w:bCs w:val="0"/>
+          <w:color w:val="1C2B33"/>
+          <w:sz w:val="33"/>
+          <w:szCs w:val="33"/>
+        </w:rPr>
+        <w:t xml:space="preserve">Step 3: Go to the </w:t>
+      </w:r>
+      <w:proofErr w:type="spellStart"/>
+      <w:r>
+        <w:rPr>
+          <w:rFonts w:ascii="Helvetica" w:hAnsi="Helvetica"/>
+          <w:b w:val="0"/>
+          <w:bCs w:val="0"/>
+          <w:color w:val="1C2B33"/>
+          <w:sz w:val="33"/>
+          <w:szCs w:val="33"/>
+        </w:rPr>
+        <w:t>Webhooks</w:t>
+      </w:r>
+      <w:proofErr w:type="spellEnd"/>
+      <w:r>
+        <w:rPr>
+          <w:rFonts w:ascii="Helvetica" w:hAnsi="Helvetica"/>
+          <w:b w:val="0"/>
+          <w:bCs w:val="0"/>
+          <w:color w:val="1C2B33"/>
+          <w:sz w:val="33"/>
+          <w:szCs w:val="33"/>
+        </w:rPr>
+        <w:t xml:space="preserve"> Section</w:t>
+      </w:r>
+      <w:bookmarkEnd w:id="20"/>
+    </w:p>
+    <w:p>
+      <w:pPr>
+        <w:numPr>
+          <w:ilvl w:val="0"/>
+          <w:numId w:val="20"/>
+        </w:numPr>
+        <w:spacing w:before="100" w:beforeAutospacing="1" w:after="100" w:afterAutospacing="1" w:line="240" w:lineRule="auto"/>
+        <w:rPr>
+          <w:rFonts w:ascii="Helvetica" w:hAnsi="Helvetica"/>
+          <w:color w:val="4B4F56"/>
+          <w:sz w:val="21"/>
+          <w:szCs w:val="21"/>
+        </w:rPr>
+      </w:pPr>
+      <w:r>
+        <w:rPr>
+          <w:rFonts w:ascii="Helvetica" w:hAnsi="Helvetica"/>
+          <w:color w:val="4B4F56"/>
+          <w:sz w:val="21"/>
+          <w:szCs w:val="21"/>
+        </w:rPr>
+        <w:t>In the left sidebar, go to "</w:t>
+      </w:r>
+      <w:proofErr w:type="spellStart"/>
+      <w:r>
+        <w:rPr>
+          <w:rFonts w:ascii="Helvetica" w:hAnsi="Helvetica"/>
+          <w:color w:val="4B4F56"/>
+          <w:sz w:val="21"/>
+          <w:szCs w:val="21"/>
+        </w:rPr>
+        <w:t>Webhooks</w:t>
+      </w:r>
+      <w:proofErr w:type="spellEnd"/>
+      <w:r>
+        <w:rPr>
+          <w:rFonts w:ascii="Helvetica" w:hAnsi="Helvetica"/>
+          <w:color w:val="4B4F56"/>
+          <w:sz w:val="21"/>
+          <w:szCs w:val="21"/>
+        </w:rPr>
+        <w:t>" under the "Products" section.</w:t>
+      </w:r>
+    </w:p>
+    <w:p>
+      <w:pPr>
+        <w:numPr>
+          <w:ilvl w:val="0"/>
+          <w:numId w:val="20"/>
+        </w:numPr>
+        <w:spacing w:before="100" w:beforeAutospacing="1" w:after="100" w:afterAutospacing="1" w:line="240" w:lineRule="auto"/>
+        <w:rPr>
+          <w:rFonts w:ascii="Helvetica" w:hAnsi="Helvetica"/>
+          <w:color w:val="4B4F56"/>
+          <w:sz w:val="21"/>
+          <w:szCs w:val="21"/>
+        </w:rPr>
+      </w:pPr>
+      <w:r>
+        <w:rPr>
+          <w:rFonts w:ascii="Helvetica" w:hAnsi="Helvetica"/>
+          <w:color w:val="4B4F56"/>
+          <w:sz w:val="21"/>
+          <w:szCs w:val="21"/>
+        </w:rPr>
+        <w:t xml:space="preserve">Click on the "Set Up" button for </w:t>
+      </w:r>
+      <w:proofErr w:type="spellStart"/>
+      <w:r>
+        <w:rPr>
+          <w:rFonts w:ascii="Helvetica" w:hAnsi="Helvetica"/>
+          <w:color w:val="4B4F56"/>
+          <w:sz w:val="21"/>
+          <w:szCs w:val="21"/>
+        </w:rPr>
+        <w:t>Webhooks</w:t>
+      </w:r>
+      <w:proofErr w:type="spellEnd"/>
+      <w:r>
+        <w:rPr>
+          <w:rFonts w:ascii="Helvetica" w:hAnsi="Helvetica"/>
+          <w:color w:val="4B4F56"/>
+          <w:sz w:val="21"/>
+          <w:szCs w:val="21"/>
+        </w:rPr>
+        <w:t>.</w:t>
+      </w:r>
+    </w:p>
+    <w:p>
+      <w:pPr>
+        <w:spacing w:after="0" w:line="240" w:lineRule="auto"/>
+        <w:rPr>
+          <w:rFonts w:ascii="Times New Roman" w:eastAsia="Times New Roman" w:hAnsi="Times New Roman" w:cs="Times New Roman"/>
+          <w:sz w:val="24"/>
+          <w:szCs w:val="24"/>
+          <w:lang w:eastAsia="en-IN"/>
+        </w:rPr>
+      </w:pPr>
+    </w:p>
+    <w:p>
+      <w:pPr>
+        <w:spacing w:after="0" w:line="240" w:lineRule="auto"/>
+        <w:rPr>
+          <w:rFonts w:ascii="Times New Roman" w:eastAsia="Times New Roman" w:hAnsi="Times New Roman" w:cs="Times New Roman"/>
+          <w:sz w:val="24"/>
+          <w:szCs w:val="24"/>
+          <w:lang w:eastAsia="en-IN"/>
+        </w:rPr>
+      </w:pPr>
+    </w:p>
+    <w:p>
+      <w:pPr>
+        <w:pStyle w:val="Heading3"/>
+        <w:shd w:val="clear" w:color="auto" w:fill="FFFFFF"/>
+        <w:spacing w:before="0" w:beforeAutospacing="0" w:after="0" w:afterAutospacing="0" w:line="390" w:lineRule="atLeast"/>
+        <w:rPr>
+          <w:rFonts w:ascii="Helvetica" w:hAnsi="Helvetica"/>
+          <w:b w:val="0"/>
+          <w:bCs w:val="0"/>
+          <w:color w:val="1C2B33"/>
+          <w:sz w:val="33"/>
+          <w:szCs w:val="33"/>
+        </w:rPr>
+      </w:pPr>
+      <w:bookmarkStart w:id="21" w:name="_Toc186125605"/>
+      <w:r>
+        <w:rPr>
+          <w:rFonts w:ascii="Helvetica" w:hAnsi="Helvetica"/>
+          <w:b w:val="0"/>
+          <w:bCs w:val="0"/>
+          <w:color w:val="1C2B33"/>
+          <w:sz w:val="33"/>
+          <w:szCs w:val="33"/>
+        </w:rPr>
+        <w:t>Step 4: Configure a Webhook</w:t>
+      </w:r>
+      <w:bookmarkEnd w:id="21"/>
+    </w:p>
+    <w:p>
+      <w:pPr>
+        <w:numPr>
+          <w:ilvl w:val="0"/>
+          <w:numId w:val="21"/>
+        </w:numPr>
+        <w:spacing w:before="100" w:beforeAutospacing="1" w:after="100" w:afterAutospacing="1" w:line="240" w:lineRule="auto"/>
+        <w:rPr>
+          <w:rFonts w:ascii="Helvetica" w:hAnsi="Helvetica"/>
+          <w:color w:val="4B4F56"/>
+          <w:sz w:val="21"/>
+          <w:szCs w:val="21"/>
+        </w:rPr>
+      </w:pPr>
+      <w:r>
+        <w:rPr>
+          <w:rFonts w:ascii="Helvetica" w:hAnsi="Helvetica"/>
+          <w:color w:val="4B4F56"/>
+          <w:sz w:val="21"/>
+          <w:szCs w:val="21"/>
+        </w:rPr>
+        <w:t>Click "Add Callback URL".</w:t>
+      </w:r>
+    </w:p>
+    <w:p>
+      <w:pPr>
+        <w:numPr>
+          <w:ilvl w:val="0"/>
+          <w:numId w:val="21"/>
+        </w:numPr>
+        <w:spacing w:before="100" w:beforeAutospacing="1" w:after="100" w:afterAutospacing="1" w:line="240" w:lineRule="auto"/>
+        <w:rPr>
+          <w:rFonts w:ascii="Helvetica" w:hAnsi="Helvetica"/>
+          <w:color w:val="4B4F56"/>
+          <w:sz w:val="21"/>
+          <w:szCs w:val="21"/>
+        </w:rPr>
+      </w:pPr>
+      <w:r>
+        <w:rPr>
+          <w:rFonts w:ascii="Helvetica" w:hAnsi="Helvetica"/>
+          <w:color w:val="4B4F56"/>
+          <w:sz w:val="21"/>
+          <w:szCs w:val="21"/>
+        </w:rPr>
+        <w:t xml:space="preserve">Provide the following details: </w:t>
+      </w:r>
+    </w:p>
+    <w:p>
+      <w:pPr>
+        <w:numPr>
+          <w:ilvl w:val="1"/>
+          <w:numId w:val="21"/>
+        </w:numPr>
+        <w:spacing w:before="100" w:beforeAutospacing="1" w:after="100" w:afterAutospacing="1" w:line="240" w:lineRule="auto"/>
+        <w:rPr>
+          <w:rFonts w:ascii="Helvetica" w:hAnsi="Helvetica"/>
+          <w:color w:val="4B4F56"/>
+          <w:sz w:val="21"/>
+          <w:szCs w:val="21"/>
+        </w:rPr>
+      </w:pPr>
+      <w:r>
+        <w:rPr>
+          <w:rFonts w:ascii="Helvetica" w:hAnsi="Helvetica"/>
+          <w:color w:val="4B4F56"/>
+          <w:sz w:val="21"/>
+          <w:szCs w:val="21"/>
+        </w:rPr>
+        <w:t>Callback URL: Enter the URL of your webhook endpoint (e.g., https://callbackurl.com/path).</w:t>
+      </w:r>
+    </w:p>
+    <w:p>
+      <w:pPr>
+        <w:numPr>
+          <w:ilvl w:val="1"/>
+          <w:numId w:val="21"/>
+        </w:numPr>
+        <w:spacing w:before="100" w:beforeAutospacing="1" w:after="100" w:afterAutospacing="1" w:line="240" w:lineRule="auto"/>
+        <w:rPr>
+          <w:rFonts w:ascii="Helvetica" w:hAnsi="Helvetica"/>
+          <w:color w:val="4B4F56"/>
+          <w:sz w:val="21"/>
+          <w:szCs w:val="21"/>
+        </w:rPr>
+      </w:pPr>
+      <w:r>
+        <w:rPr>
+          <w:rFonts w:ascii="Helvetica" w:hAnsi="Helvetica"/>
+          <w:color w:val="4B4F56"/>
+          <w:sz w:val="21"/>
+          <w:szCs w:val="21"/>
+        </w:rPr>
+        <w:t xml:space="preserve">Verify Token: Enter a string of your choice as the verify token (e.g., </w:t>
+      </w:r>
+      <w:proofErr w:type="spellStart"/>
+      <w:r>
+        <w:rPr>
+          <w:rFonts w:ascii="Helvetica" w:hAnsi="Helvetica"/>
+          <w:color w:val="4B4F56"/>
+          <w:sz w:val="21"/>
+          <w:szCs w:val="21"/>
+        </w:rPr>
+        <w:t>your_custom_token</w:t>
+      </w:r>
+      <w:proofErr w:type="spellEnd"/>
+      <w:r>
+        <w:rPr>
+          <w:rFonts w:ascii="Helvetica" w:hAnsi="Helvetica"/>
+          <w:color w:val="4B4F56"/>
+          <w:sz w:val="21"/>
+          <w:szCs w:val="21"/>
+        </w:rPr>
+        <w:t>). Save this token for later use.</w:t>
+      </w:r>
+    </w:p>
+    <w:p>
+      <w:pPr>
+        <w:numPr>
+          <w:ilvl w:val="0"/>
+          <w:numId w:val="21"/>
+        </w:numPr>
+        <w:spacing w:before="100" w:beforeAutospacing="1" w:after="100" w:afterAutospacing="1" w:line="240" w:lineRule="auto"/>
+        <w:rPr>
+          <w:rFonts w:ascii="Times New Roman" w:eastAsia="Times New Roman" w:hAnsi="Times New Roman" w:cs="Times New Roman"/>
+          <w:sz w:val="24"/>
+          <w:szCs w:val="24"/>
+          <w:lang w:eastAsia="en-IN"/>
+        </w:rPr>
+      </w:pPr>
+      <w:r>
+        <w:rPr>
+          <w:rFonts w:ascii="Helvetica" w:hAnsi="Helvetica"/>
+          <w:color w:val="4B4F56"/>
+          <w:sz w:val="21"/>
+          <w:szCs w:val="21"/>
+        </w:rPr>
+        <w:t>Click "Verify and Save</w:t>
+      </w:r>
+      <w:r>
+        <w:rPr>
+          <w:rFonts w:ascii="Times New Roman" w:eastAsia="Times New Roman" w:hAnsi="Times New Roman" w:cs="Times New Roman"/>
+          <w:b/>
+          <w:bCs/>
+          <w:sz w:val="24"/>
+          <w:szCs w:val="24"/>
+          <w:lang w:eastAsia="en-IN"/>
+        </w:rPr>
+        <w:t>"</w:t>
+      </w:r>
+      <w:r>
+        <w:rPr>
+          <w:rFonts w:ascii="Times New Roman" w:eastAsia="Times New Roman" w:hAnsi="Times New Roman" w:cs="Times New Roman"/>
+          <w:sz w:val="24"/>
+          <w:szCs w:val="24"/>
+          <w:lang w:eastAsia="en-IN"/>
+        </w:rPr>
+        <w:t>.</w:t>
+      </w:r>
+    </w:p>
+    <w:p>
+      <w:pPr>
+        <w:pStyle w:val="Heading3"/>
+        <w:shd w:val="clear" w:color="auto" w:fill="FFFFFF"/>
+        <w:spacing w:before="0" w:beforeAutospacing="0" w:after="0" w:afterAutospacing="0" w:line="390" w:lineRule="atLeast"/>
+        <w:rPr>
+          <w:rFonts w:ascii="Helvetica" w:hAnsi="Helvetica"/>
+          <w:b w:val="0"/>
+          <w:bCs w:val="0"/>
+          <w:color w:val="1C2B33"/>
+          <w:sz w:val="33"/>
+          <w:szCs w:val="33"/>
+        </w:rPr>
+      </w:pPr>
+      <w:bookmarkStart w:id="22" w:name="_Toc186125606"/>
+      <w:r>
+        <w:rPr>
+          <w:rFonts w:ascii="Helvetica" w:hAnsi="Helvetica"/>
+          <w:b w:val="0"/>
+          <w:bCs w:val="0"/>
+          <w:color w:val="1C2B33"/>
+          <w:sz w:val="33"/>
+          <w:szCs w:val="33"/>
+        </w:rPr>
+        <w:t>Step 5: Subscribe to Fields</w:t>
+      </w:r>
+      <w:bookmarkEnd w:id="22"/>
+    </w:p>
+    <w:p>
+      <w:pPr>
+        <w:numPr>
+          <w:ilvl w:val="0"/>
+          <w:numId w:val="22"/>
+        </w:numPr>
+        <w:spacing w:before="100" w:beforeAutospacing="1" w:after="100" w:afterAutospacing="1" w:line="240" w:lineRule="auto"/>
+        <w:rPr>
+          <w:rFonts w:ascii="Helvetica" w:hAnsi="Helvetica"/>
+          <w:color w:val="4B4F56"/>
+          <w:sz w:val="21"/>
+          <w:szCs w:val="21"/>
+        </w:rPr>
+      </w:pPr>
+      <w:r>
+        <w:rPr>
+          <w:rFonts w:ascii="Helvetica" w:hAnsi="Helvetica"/>
+          <w:color w:val="4B4F56"/>
+          <w:sz w:val="21"/>
+          <w:szCs w:val="21"/>
+        </w:rPr>
+        <w:t>After saving, click "Add Subscription".</w:t>
+      </w:r>
+    </w:p>
+    <w:p>
+      <w:pPr>
+        <w:numPr>
+          <w:ilvl w:val="0"/>
+          <w:numId w:val="22"/>
+        </w:numPr>
+        <w:spacing w:before="100" w:beforeAutospacing="1" w:after="100" w:afterAutospacing="1" w:line="240" w:lineRule="auto"/>
+        <w:rPr>
+          <w:rFonts w:ascii="Helvetica" w:hAnsi="Helvetica"/>
+          <w:color w:val="4B4F56"/>
+          <w:sz w:val="21"/>
+          <w:szCs w:val="21"/>
+        </w:rPr>
+      </w:pPr>
+      <w:r>
+        <w:rPr>
+          <w:rFonts w:ascii="Helvetica" w:hAnsi="Helvetica"/>
+          <w:color w:val="4B4F56"/>
+          <w:sz w:val="21"/>
+          <w:szCs w:val="21"/>
+        </w:rPr>
+        <w:t>Select the "whatsapp_business_account" object.</w:t>
+      </w:r>
+    </w:p>
+    <w:p>
+      <w:pPr>
+        <w:numPr>
+          <w:ilvl w:val="0"/>
+          <w:numId w:val="22"/>
+        </w:numPr>
+        <w:spacing w:before="100" w:beforeAutospacing="1" w:after="100" w:afterAutospacing="1" w:line="240" w:lineRule="auto"/>
+        <w:rPr>
+          <w:rFonts w:ascii="Helvetica" w:hAnsi="Helvetica"/>
+          <w:color w:val="4B4F56"/>
+          <w:sz w:val="21"/>
+          <w:szCs w:val="21"/>
+        </w:rPr>
+      </w:pPr>
+      <w:r>
+        <w:rPr>
+          <w:rFonts w:ascii="Helvetica" w:hAnsi="Helvetica"/>
+          <w:color w:val="4B4F56"/>
+          <w:sz w:val="21"/>
+          <w:szCs w:val="21"/>
+        </w:rPr>
+        <w:t xml:space="preserve">Choose the fields you want to subscribe to, such as: </w:t>
+      </w:r>
+    </w:p>
+    <w:p>
+      <w:pPr>
+        <w:numPr>
+          <w:ilvl w:val="1"/>
+          <w:numId w:val="22"/>
+        </w:numPr>
+        <w:spacing w:before="100" w:beforeAutospacing="1" w:after="100" w:afterAutospacing="1" w:line="240" w:lineRule="auto"/>
+        <w:rPr>
+          <w:rFonts w:ascii="Helvetica" w:hAnsi="Helvetica"/>
+          <w:color w:val="4B4F56"/>
+          <w:sz w:val="21"/>
+          <w:szCs w:val="21"/>
+        </w:rPr>
+      </w:pPr>
+      <w:r>
+        <w:rPr>
+          <w:rFonts w:ascii="Helvetica" w:hAnsi="Helvetica"/>
+          <w:color w:val="4B4F56"/>
+          <w:sz w:val="21"/>
+          <w:szCs w:val="21"/>
+        </w:rPr>
+        <w:t>messages: To receive notifications for incoming messages.</w:t>
+      </w:r>
+    </w:p>
+    <w:p>
+      <w:pPr>
+        <w:numPr>
+          <w:ilvl w:val="1"/>
+          <w:numId w:val="22"/>
+        </w:numPr>
+        <w:spacing w:before="100" w:beforeAutospacing="1" w:after="100" w:afterAutospacing="1" w:line="240" w:lineRule="auto"/>
+        <w:rPr>
+          <w:rFonts w:ascii="Helvetica" w:hAnsi="Helvetica"/>
+          <w:color w:val="4B4F56"/>
+          <w:sz w:val="21"/>
+          <w:szCs w:val="21"/>
+        </w:rPr>
+      </w:pPr>
+      <w:r>
+        <w:rPr>
+          <w:rFonts w:ascii="Helvetica" w:hAnsi="Helvetica"/>
+          <w:color w:val="4B4F56"/>
+          <w:sz w:val="21"/>
+          <w:szCs w:val="21"/>
+        </w:rPr>
+        <w:t>message_statuses: To track changes in the status of sent messages.</w:t>
+      </w:r>
+    </w:p>
+    <w:p>
+      <w:pPr>
+        <w:numPr>
+          <w:ilvl w:val="0"/>
+          <w:numId w:val="22"/>
+        </w:numPr>
+        <w:spacing w:before="100" w:beforeAutospacing="1" w:after="100" w:afterAutospacing="1" w:line="240" w:lineRule="auto"/>
+        <w:rPr>
+          <w:rFonts w:ascii="Helvetica" w:hAnsi="Helvetica"/>
+          <w:color w:val="4B4F56"/>
+          <w:sz w:val="21"/>
+          <w:szCs w:val="21"/>
+        </w:rPr>
+      </w:pPr>
+      <w:r>
+        <w:rPr>
+          <w:rFonts w:ascii="Helvetica" w:hAnsi="Helvetica"/>
+          <w:color w:val="4B4F56"/>
+          <w:sz w:val="21"/>
+          <w:szCs w:val="21"/>
+        </w:rPr>
+        <w:t>Click "Save".</w:t>
+      </w:r>
+    </w:p>
+    <w:p>
+      <w:pPr>
+        <w:pStyle w:val="Heading3"/>
+        <w:shd w:val="clear" w:color="auto" w:fill="FFFFFF"/>
+        <w:spacing w:before="0" w:beforeAutospacing="0" w:after="0" w:afterAutospacing="0" w:line="390" w:lineRule="atLeast"/>
+        <w:rPr>
+          <w:rFonts w:ascii="Helvetica" w:hAnsi="Helvetica"/>
+          <w:b w:val="0"/>
+          <w:bCs w:val="0"/>
+          <w:color w:val="1C2B33"/>
+          <w:sz w:val="33"/>
+          <w:szCs w:val="33"/>
+        </w:rPr>
+      </w:pPr>
+      <w:bookmarkStart w:id="23" w:name="_Toc186125607"/>
+      <w:r>
+        <w:rPr>
+          <w:rFonts w:ascii="Helvetica" w:hAnsi="Helvetica"/>
+          <w:b w:val="0"/>
+          <w:bCs w:val="0"/>
+          <w:color w:val="1C2B33"/>
+          <w:sz w:val="33"/>
+          <w:szCs w:val="33"/>
+        </w:rPr>
+        <w:t>Step 6: Verify Your Webhook</w:t>
+      </w:r>
+      <w:bookmarkEnd w:id="23"/>
+    </w:p>
+    <w:p>
+      <w:pPr>
+        <w:numPr>
+          <w:ilvl w:val="0"/>
+          <w:numId w:val="23"/>
+        </w:numPr>
+        <w:spacing w:before="100" w:beforeAutospacing="1" w:after="100" w:afterAutospacing="1" w:line="240" w:lineRule="auto"/>
+        <w:rPr>
+          <w:rFonts w:ascii="Helvetica" w:hAnsi="Helvetica"/>
+          <w:color w:val="4B4F56"/>
+          <w:sz w:val="21"/>
+          <w:szCs w:val="21"/>
+        </w:rPr>
+      </w:pPr>
+      <w:r>
+        <w:rPr>
+          <w:rFonts w:ascii="Helvetica" w:hAnsi="Helvetica"/>
+          <w:color w:val="4B4F56"/>
+          <w:sz w:val="21"/>
+          <w:szCs w:val="21"/>
+        </w:rPr>
+        <w:t xml:space="preserve">When you click "Verify and Save", Facebook sends a GET request to your </w:t>
+      </w:r>
+      <w:proofErr w:type="spellStart"/>
+      <w:r>
+        <w:rPr>
+          <w:rFonts w:ascii="Helvetica" w:hAnsi="Helvetica"/>
+          <w:color w:val="4B4F56"/>
+          <w:sz w:val="21"/>
+          <w:szCs w:val="21"/>
+        </w:rPr>
+        <w:t>callback</w:t>
+      </w:r>
+      <w:proofErr w:type="spellEnd"/>
+      <w:r>
+        <w:rPr>
+          <w:rFonts w:ascii="Helvetica" w:hAnsi="Helvetica"/>
+          <w:color w:val="4B4F56"/>
+          <w:sz w:val="21"/>
+          <w:szCs w:val="21"/>
+        </w:rPr>
+        <w:t xml:space="preserve"> URL with the following parameters: </w:t>
+      </w:r>
+    </w:p>
+    <w:p>
+      <w:pPr>
+        <w:numPr>
+          <w:ilvl w:val="1"/>
+          <w:numId w:val="23"/>
+        </w:numPr>
+        <w:spacing w:before="100" w:beforeAutospacing="1" w:after="100" w:afterAutospacing="1" w:line="240" w:lineRule="auto"/>
+        <w:rPr>
+          <w:rFonts w:ascii="Helvetica" w:hAnsi="Helvetica"/>
+          <w:color w:val="4B4F56"/>
+          <w:sz w:val="21"/>
+          <w:szCs w:val="21"/>
+        </w:rPr>
+      </w:pPr>
+      <w:r>
+        <w:rPr>
+          <w:rFonts w:ascii="Helvetica" w:hAnsi="Helvetica"/>
+          <w:color w:val="4B4F56"/>
+          <w:sz w:val="21"/>
+          <w:szCs w:val="21"/>
+        </w:rPr>
+        <w:t>hub.mode: Set to subscribe.</w:t>
+      </w:r>
+    </w:p>
+    <w:p>
+      <w:pPr>
+        <w:numPr>
+          <w:ilvl w:val="1"/>
+          <w:numId w:val="23"/>
+        </w:numPr>
+        <w:spacing w:before="100" w:beforeAutospacing="1" w:after="100" w:afterAutospacing="1" w:line="240" w:lineRule="auto"/>
+        <w:rPr>
+          <w:rFonts w:ascii="Helvetica" w:hAnsi="Helvetica"/>
+          <w:color w:val="4B4F56"/>
+          <w:sz w:val="21"/>
+          <w:szCs w:val="21"/>
+        </w:rPr>
+      </w:pPr>
+      <w:r>
+        <w:rPr>
+          <w:rFonts w:ascii="Helvetica" w:hAnsi="Helvetica"/>
+          <w:color w:val="4B4F56"/>
+          <w:sz w:val="21"/>
+          <w:szCs w:val="21"/>
+        </w:rPr>
+        <w:t>hub.challenge: A random string to verify the connection.</w:t>
+      </w:r>
+    </w:p>
+    <w:p>
+      <w:pPr>
+        <w:numPr>
+          <w:ilvl w:val="1"/>
+          <w:numId w:val="23"/>
+        </w:numPr>
+        <w:spacing w:before="100" w:beforeAutospacing="1" w:after="100" w:afterAutospacing="1" w:line="240" w:lineRule="auto"/>
+        <w:rPr>
+          <w:rFonts w:ascii="Helvetica" w:hAnsi="Helvetica"/>
+          <w:color w:val="4B4F56"/>
+          <w:sz w:val="21"/>
+          <w:szCs w:val="21"/>
+        </w:rPr>
+      </w:pPr>
+      <w:r>
+        <w:rPr>
+          <w:rFonts w:ascii="Helvetica" w:hAnsi="Helvetica"/>
+          <w:color w:val="4B4F56"/>
+          <w:sz w:val="21"/>
+          <w:szCs w:val="21"/>
+        </w:rPr>
+        <w:t>hub.verify_token: The token you provided during configuration.</w:t>
+      </w:r>
+    </w:p>
+    <w:p>
+      <w:pPr>
+        <w:numPr>
+          <w:ilvl w:val="0"/>
+          <w:numId w:val="23"/>
+        </w:numPr>
+        <w:spacing w:before="100" w:beforeAutospacing="1" w:after="100" w:afterAutospacing="1" w:line="240" w:lineRule="auto"/>
+        <w:rPr>
+          <w:rFonts w:ascii="Helvetica" w:hAnsi="Helvetica"/>
+          <w:color w:val="4B4F56"/>
+          <w:sz w:val="21"/>
+          <w:szCs w:val="21"/>
+        </w:rPr>
+      </w:pPr>
+      <w:r>
+        <w:rPr>
+          <w:rFonts w:ascii="Helvetica" w:hAnsi="Helvetica"/>
+          <w:color w:val="4B4F56"/>
+          <w:sz w:val="21"/>
+          <w:szCs w:val="21"/>
+        </w:rPr>
+        <w:t xml:space="preserve">Your server should: </w:t>
+      </w:r>
+    </w:p>
+    <w:p>
+      <w:pPr>
+        <w:numPr>
+          <w:ilvl w:val="1"/>
+          <w:numId w:val="23"/>
+        </w:numPr>
+        <w:spacing w:before="100" w:beforeAutospacing="1" w:after="100" w:afterAutospacing="1" w:line="240" w:lineRule="auto"/>
+        <w:rPr>
+          <w:rFonts w:ascii="Helvetica" w:hAnsi="Helvetica"/>
+          <w:color w:val="4B4F56"/>
+          <w:sz w:val="21"/>
+          <w:szCs w:val="21"/>
+        </w:rPr>
+      </w:pPr>
+      <w:r>
+        <w:rPr>
+          <w:rFonts w:ascii="Helvetica" w:hAnsi="Helvetica"/>
+          <w:color w:val="4B4F56"/>
+          <w:sz w:val="21"/>
+          <w:szCs w:val="21"/>
+        </w:rPr>
+        <w:t>Check if hub.verify_token matches your token.</w:t>
+      </w:r>
+    </w:p>
+    <w:p>
+      <w:pPr>
+        <w:numPr>
+          <w:ilvl w:val="1"/>
+          <w:numId w:val="23"/>
+        </w:numPr>
+        <w:spacing w:before="100" w:beforeAutospacing="1" w:after="100" w:afterAutospacing="1" w:line="240" w:lineRule="auto"/>
+        <w:rPr>
+          <w:rFonts w:ascii="Helvetica" w:hAnsi="Helvetica"/>
+          <w:color w:val="4B4F56"/>
+          <w:sz w:val="21"/>
+          <w:szCs w:val="21"/>
+        </w:rPr>
+      </w:pPr>
+      <w:r>
+        <w:rPr>
+          <w:rFonts w:ascii="Helvetica" w:hAnsi="Helvetica"/>
+          <w:color w:val="4B4F56"/>
+          <w:sz w:val="21"/>
+          <w:szCs w:val="21"/>
+        </w:rPr>
+        <w:t>Respond with the hub.challenge value to confirm the verification.</w:t>
+      </w:r>
+    </w:p>
+    <w:p>
+      <w:pPr>
+        <w:pStyle w:val="Heading3"/>
+        <w:shd w:val="clear" w:color="auto" w:fill="FFFFFF"/>
+        <w:spacing w:before="0" w:beforeAutospacing="0" w:after="0" w:afterAutospacing="0" w:line="390" w:lineRule="atLeast"/>
+        <w:rPr>
+          <w:rFonts w:ascii="Helvetica" w:hAnsi="Helvetica"/>
+          <w:b w:val="0"/>
+          <w:bCs w:val="0"/>
+          <w:color w:val="1C2B33"/>
+          <w:sz w:val="33"/>
+          <w:szCs w:val="33"/>
+        </w:rPr>
+      </w:pPr>
+      <w:bookmarkStart w:id="24" w:name="_Toc186125608"/>
+      <w:r>
+        <w:rPr>
+          <w:rFonts w:ascii="Helvetica" w:hAnsi="Helvetica"/>
+          <w:b w:val="0"/>
+          <w:bCs w:val="0"/>
+          <w:color w:val="1C2B33"/>
+          <w:sz w:val="33"/>
+          <w:szCs w:val="33"/>
+        </w:rPr>
+        <w:t>Step 7: Test Your Webhook</w:t>
+      </w:r>
+      <w:bookmarkEnd w:id="24"/>
+    </w:p>
+    <w:p>
+      <w:pPr>
+        <w:numPr>
+          <w:ilvl w:val="0"/>
+          <w:numId w:val="24"/>
+        </w:numPr>
+        <w:spacing w:before="100" w:beforeAutospacing="1" w:after="100" w:afterAutospacing="1" w:line="240" w:lineRule="auto"/>
+        <w:rPr>
+          <w:rFonts w:ascii="Helvetica" w:hAnsi="Helvetica"/>
+          <w:color w:val="4B4F56"/>
+          <w:sz w:val="21"/>
+          <w:szCs w:val="21"/>
+        </w:rPr>
+      </w:pPr>
+      <w:r>
+        <w:rPr>
+          <w:rFonts w:ascii="Helvetica" w:hAnsi="Helvetica"/>
+          <w:color w:val="4B4F56"/>
+          <w:sz w:val="21"/>
+          <w:szCs w:val="21"/>
+        </w:rPr>
+        <w:t>Use the Webhook Test Tool available in the Facebook Developer Dashboard.</w:t>
+      </w:r>
+    </w:p>
+    <w:p>
+      <w:pPr>
+        <w:numPr>
+          <w:ilvl w:val="0"/>
+          <w:numId w:val="24"/>
+        </w:numPr>
+        <w:spacing w:before="100" w:beforeAutospacing="1" w:after="100" w:afterAutospacing="1" w:line="240" w:lineRule="auto"/>
+        <w:rPr>
+          <w:rFonts w:ascii="Helvetica" w:hAnsi="Helvetica"/>
+          <w:color w:val="4B4F56"/>
+          <w:sz w:val="21"/>
+          <w:szCs w:val="21"/>
+        </w:rPr>
+      </w:pPr>
+      <w:r>
+        <w:rPr>
+          <w:rFonts w:ascii="Helvetica" w:hAnsi="Helvetica"/>
+          <w:color w:val="4B4F56"/>
+          <w:sz w:val="21"/>
+          <w:szCs w:val="21"/>
+        </w:rPr>
+        <w:t>Send test events to ensure your webhook is receiving data correctly.</w:t>
+      </w:r>
+    </w:p>
+    <w:p>
+      <w:pPr>
+        <w:spacing w:after="0" w:line="240" w:lineRule="auto"/>
+        <w:rPr>
+          <w:rFonts w:ascii="Times New Roman" w:eastAsia="Times New Roman" w:hAnsi="Times New Roman" w:cs="Times New Roman"/>
+          <w:sz w:val="24"/>
+          <w:szCs w:val="24"/>
+          <w:lang w:eastAsia="en-IN"/>
+        </w:rPr>
+      </w:pPr>
+    </w:p>
+    <w:p>
+      <w:pPr>
+        <w:pStyle w:val="Heading3"/>
+        <w:shd w:val="clear" w:color="auto" w:fill="FFFFFF"/>
+        <w:spacing w:before="0" w:beforeAutospacing="0" w:after="0" w:afterAutospacing="0" w:line="390" w:lineRule="atLeast"/>
+        <w:rPr>
+          <w:rFonts w:ascii="Helvetica" w:hAnsi="Helvetica"/>
+          <w:b w:val="0"/>
+          <w:bCs w:val="0"/>
+          <w:color w:val="1C2B33"/>
+          <w:sz w:val="33"/>
+          <w:szCs w:val="33"/>
+        </w:rPr>
+      </w:pPr>
+      <w:bookmarkStart w:id="25" w:name="_Toc186125609"/>
+      <w:r>
+        <w:rPr>
+          <w:rFonts w:ascii="Helvetica" w:hAnsi="Helvetica"/>
+          <w:b w:val="0"/>
+          <w:bCs w:val="0"/>
+          <w:color w:val="1C2B33"/>
+          <w:sz w:val="33"/>
+          <w:szCs w:val="33"/>
+        </w:rPr>
+        <w:t>Example Webhook Verification Code (Node.js/Express)</w:t>
+      </w:r>
+      <w:bookmarkEnd w:id="25"/>
+    </w:p>
+    <w:p>
+      <w:pPr>
+        <w:tabs>
+          <w:tab w:val="left" w:pos="916"/>
+          <w:tab w:val="left" w:pos="1832"/>
+          <w:tab w:val="left" w:pos="2748"/>
+          <w:tab w:val="left" w:pos="3664"/>
+          <w:tab w:val="left" w:pos="4580"/>
+          <w:tab w:val="left" w:pos="5496"/>
+          <w:tab w:val="left" w:pos="6412"/>
+          <w:tab w:val="left" w:pos="7328"/>
+          <w:tab w:val="left" w:pos="8244"/>
+          <w:tab w:val="left" w:pos="9160"/>
+          <w:tab w:val="left" w:pos="10076"/>
+          <w:tab w:val="left" w:pos="10992"/>
+          <w:tab w:val="left" w:pos="11908"/>
+          <w:tab w:val="left" w:pos="12824"/>
+          <w:tab w:val="left" w:pos="13740"/>
+          <w:tab w:val="left" w:pos="14656"/>
+        </w:tabs>
+        <w:spacing w:after="0" w:line="240" w:lineRule="auto"/>
+        <w:rPr>
+          <w:rFonts w:ascii="Courier New" w:eastAsia="Times New Roman" w:hAnsi="Courier New" w:cs="Courier New"/>
+          <w:sz w:val="20"/>
+          <w:szCs w:val="20"/>
+          <w:lang w:eastAsia="en-IN"/>
+        </w:rPr>
+      </w:pPr>
+      <w:proofErr w:type="gramStart"/>
+      <w:r>
+        <w:rPr>
+          <w:rFonts w:ascii="Courier New" w:eastAsia="Times New Roman" w:hAnsi="Courier New" w:cs="Courier New"/>
+          <w:sz w:val="20"/>
+          <w:szCs w:val="20"/>
+          <w:lang w:eastAsia="en-IN"/>
+        </w:rPr>
+        <w:t>const</w:t>
+      </w:r>
+      <w:proofErr w:type="gramEnd"/>
+      <w:r>
+        <w:rPr>
+          <w:rFonts w:ascii="Courier New" w:eastAsia="Times New Roman" w:hAnsi="Courier New" w:cs="Courier New"/>
+          <w:sz w:val="20"/>
+          <w:szCs w:val="20"/>
+          <w:lang w:eastAsia="en-IN"/>
+        </w:rPr>
+        <w:t xml:space="preserve"> express = require('express');</w:t>
+      </w:r>
+    </w:p>
+    <w:p>
+      <w:pPr>
+        <w:tabs>
+          <w:tab w:val="left" w:pos="916"/>
+          <w:tab w:val="left" w:pos="1832"/>
+          <w:tab w:val="left" w:pos="2748"/>
+          <w:tab w:val="left" w:pos="3664"/>
+          <w:tab w:val="left" w:pos="4580"/>
+          <w:tab w:val="left" w:pos="5496"/>
+          <w:tab w:val="left" w:pos="6412"/>
+          <w:tab w:val="left" w:pos="7328"/>
+          <w:tab w:val="left" w:pos="8244"/>
+          <w:tab w:val="left" w:pos="9160"/>
+          <w:tab w:val="left" w:pos="10076"/>
+          <w:tab w:val="left" w:pos="10992"/>
+          <w:tab w:val="left" w:pos="11908"/>
+          <w:tab w:val="left" w:pos="12824"/>
+          <w:tab w:val="left" w:pos="13740"/>
+          <w:tab w:val="left" w:pos="14656"/>
+        </w:tabs>
+        <w:spacing w:after="0" w:line="240" w:lineRule="auto"/>
+        <w:rPr>
+          <w:rFonts w:ascii="Courier New" w:eastAsia="Times New Roman" w:hAnsi="Courier New" w:cs="Courier New"/>
+          <w:sz w:val="20"/>
+          <w:szCs w:val="20"/>
+          <w:lang w:eastAsia="en-IN"/>
+        </w:rPr>
+      </w:pPr>
+      <w:proofErr w:type="gramStart"/>
+      <w:r>
+        <w:rPr>
+          <w:rFonts w:ascii="Courier New" w:eastAsia="Times New Roman" w:hAnsi="Courier New" w:cs="Courier New"/>
+          <w:sz w:val="20"/>
+          <w:szCs w:val="20"/>
+          <w:lang w:eastAsia="en-IN"/>
+        </w:rPr>
+        <w:t>const</w:t>
+      </w:r>
+      <w:proofErr w:type="gramEnd"/>
+      <w:r>
+        <w:rPr>
+          <w:rFonts w:ascii="Courier New" w:eastAsia="Times New Roman" w:hAnsi="Courier New" w:cs="Courier New"/>
+          <w:sz w:val="20"/>
+          <w:szCs w:val="20"/>
+          <w:lang w:eastAsia="en-IN"/>
+        </w:rPr>
+        <w:t xml:space="preserve"> app = express();</w:t>
+      </w:r>
+    </w:p>
+    <w:p>
+      <w:pPr>
+        <w:tabs>
+          <w:tab w:val="left" w:pos="916"/>
+          <w:tab w:val="left" w:pos="1832"/>
+          <w:tab w:val="left" w:pos="2748"/>
+          <w:tab w:val="left" w:pos="3664"/>
+          <w:tab w:val="left" w:pos="4580"/>
+          <w:tab w:val="left" w:pos="5496"/>
+          <w:tab w:val="left" w:pos="6412"/>
+          <w:tab w:val="left" w:pos="7328"/>
+          <w:tab w:val="left" w:pos="8244"/>
+          <w:tab w:val="left" w:pos="9160"/>
+          <w:tab w:val="left" w:pos="10076"/>
+          <w:tab w:val="left" w:pos="10992"/>
+          <w:tab w:val="left" w:pos="11908"/>
+          <w:tab w:val="left" w:pos="12824"/>
+          <w:tab w:val="left" w:pos="13740"/>
+          <w:tab w:val="left" w:pos="14656"/>
+        </w:tabs>
+        <w:spacing w:after="0" w:line="240" w:lineRule="auto"/>
+        <w:rPr>
+          <w:rFonts w:ascii="Courier New" w:eastAsia="Times New Roman" w:hAnsi="Courier New" w:cs="Courier New"/>
+          <w:sz w:val="20"/>
+          <w:szCs w:val="20"/>
+          <w:lang w:eastAsia="en-IN"/>
+        </w:rPr>
+      </w:pPr>
+      <w:proofErr w:type="gramStart"/>
+      <w:r>
+        <w:rPr>
+          <w:rFonts w:ascii="Courier New" w:eastAsia="Times New Roman" w:hAnsi="Courier New" w:cs="Courier New"/>
+          <w:sz w:val="20"/>
+          <w:szCs w:val="20"/>
+          <w:lang w:eastAsia="en-IN"/>
+        </w:rPr>
+        <w:t>app.use(</w:t>
+      </w:r>
+      <w:proofErr w:type="gramEnd"/>
+      <w:r>
+        <w:rPr>
+          <w:rFonts w:ascii="Courier New" w:eastAsia="Times New Roman" w:hAnsi="Courier New" w:cs="Courier New"/>
+          <w:sz w:val="20"/>
+          <w:szCs w:val="20"/>
+          <w:lang w:eastAsia="en-IN"/>
+        </w:rPr>
+        <w:t>express.json());</w:t>
+      </w:r>
+    </w:p>
+    <w:p>
+      <w:pPr>
+        <w:tabs>
+          <w:tab w:val="left" w:pos="916"/>
+          <w:tab w:val="left" w:pos="1832"/>
+          <w:tab w:val="left" w:pos="2748"/>
+          <w:tab w:val="left" w:pos="3664"/>
+          <w:tab w:val="left" w:pos="4580"/>
+          <w:tab w:val="left" w:pos="5496"/>
+          <w:tab w:val="left" w:pos="6412"/>
+          <w:tab w:val="left" w:pos="7328"/>
+          <w:tab w:val="left" w:pos="8244"/>
+          <w:tab w:val="left" w:pos="9160"/>
+          <w:tab w:val="left" w:pos="10076"/>
+          <w:tab w:val="left" w:pos="10992"/>
+          <w:tab w:val="left" w:pos="11908"/>
+          <w:tab w:val="left" w:pos="12824"/>
+          <w:tab w:val="left" w:pos="13740"/>
+          <w:tab w:val="left" w:pos="14656"/>
+        </w:tabs>
+        <w:spacing w:after="0" w:line="240" w:lineRule="auto"/>
+        <w:rPr>
+          <w:rFonts w:ascii="Courier New" w:eastAsia="Times New Roman" w:hAnsi="Courier New" w:cs="Courier New"/>
+          <w:sz w:val="20"/>
+          <w:szCs w:val="20"/>
+          <w:lang w:eastAsia="en-IN"/>
+        </w:rPr>
+      </w:pPr>
+    </w:p>
+    <w:p>
+      <w:pPr>
+        <w:tabs>
+          <w:tab w:val="left" w:pos="916"/>
+          <w:tab w:val="left" w:pos="1832"/>
+          <w:tab w:val="left" w:pos="2748"/>
+          <w:tab w:val="left" w:pos="3664"/>
+          <w:tab w:val="left" w:pos="4580"/>
+          <w:tab w:val="left" w:pos="5496"/>
+          <w:tab w:val="left" w:pos="6412"/>
+          <w:tab w:val="left" w:pos="7328"/>
+          <w:tab w:val="left" w:pos="8244"/>
+          <w:tab w:val="left" w:pos="9160"/>
+          <w:tab w:val="left" w:pos="10076"/>
+          <w:tab w:val="left" w:pos="10992"/>
+          <w:tab w:val="left" w:pos="11908"/>
+          <w:tab w:val="left" w:pos="12824"/>
+          <w:tab w:val="left" w:pos="13740"/>
+          <w:tab w:val="left" w:pos="14656"/>
+        </w:tabs>
+        <w:spacing w:after="0" w:line="240" w:lineRule="auto"/>
+        <w:rPr>
+          <w:rFonts w:ascii="Courier New" w:eastAsia="Times New Roman" w:hAnsi="Courier New" w:cs="Courier New"/>
+          <w:sz w:val="20"/>
+          <w:szCs w:val="20"/>
+          <w:lang w:eastAsia="en-IN"/>
+        </w:rPr>
+      </w:pPr>
+      <w:proofErr w:type="gramStart"/>
+      <w:r>
+        <w:rPr>
+          <w:rFonts w:ascii="Courier New" w:eastAsia="Times New Roman" w:hAnsi="Courier New" w:cs="Courier New"/>
+          <w:sz w:val="20"/>
+          <w:szCs w:val="20"/>
+          <w:lang w:eastAsia="en-IN"/>
+        </w:rPr>
+        <w:t>const</w:t>
+      </w:r>
+      <w:proofErr w:type="gramEnd"/>
+      <w:r>
+        <w:rPr>
+          <w:rFonts w:ascii="Courier New" w:eastAsia="Times New Roman" w:hAnsi="Courier New" w:cs="Courier New"/>
+          <w:sz w:val="20"/>
+          <w:szCs w:val="20"/>
+          <w:lang w:eastAsia="en-IN"/>
+        </w:rPr>
+        <w:t xml:space="preserve"> VERIFY_TOKEN = "</w:t>
+      </w:r>
+      <w:r>
+        <w:rPr>
+          <w:rFonts w:ascii="Courier New" w:eastAsia="Times New Roman" w:hAnsi="Courier New" w:cs="Courier New"/>
+          <w:sz w:val="20"/>
+          <w:szCs w:val="20"/>
+          <w:lang w:eastAsia="en-IN"/>
+        </w:rPr>
+        <w:t>process.env.</w:t>
+      </w:r>
+      <w:r>
+        <w:rPr>
+          <w:rFonts w:ascii="Courier New" w:eastAsia="Times New Roman" w:hAnsi="Courier New" w:cs="Courier New"/>
+          <w:sz w:val="20"/>
+          <w:szCs w:val="20"/>
+          <w:lang w:eastAsia="en-IN"/>
+        </w:rPr>
+        <w:t>your_custom_token";</w:t>
+      </w:r>
+    </w:p>
+    <w:p>
+      <w:pPr>
+        <w:tabs>
+          <w:tab w:val="left" w:pos="916"/>
+          <w:tab w:val="left" w:pos="1832"/>
+          <w:tab w:val="left" w:pos="2748"/>
+          <w:tab w:val="left" w:pos="3664"/>
+          <w:tab w:val="left" w:pos="4580"/>
+          <w:tab w:val="left" w:pos="5496"/>
+          <w:tab w:val="left" w:pos="6412"/>
+          <w:tab w:val="left" w:pos="7328"/>
+          <w:tab w:val="left" w:pos="8244"/>
+          <w:tab w:val="left" w:pos="9160"/>
+          <w:tab w:val="left" w:pos="10076"/>
+          <w:tab w:val="left" w:pos="10992"/>
+          <w:tab w:val="left" w:pos="11908"/>
+          <w:tab w:val="left" w:pos="12824"/>
+          <w:tab w:val="left" w:pos="13740"/>
+          <w:tab w:val="left" w:pos="14656"/>
+        </w:tabs>
+        <w:spacing w:after="0" w:line="240" w:lineRule="auto"/>
+        <w:rPr>
+          <w:rFonts w:ascii="Courier New" w:eastAsia="Times New Roman" w:hAnsi="Courier New" w:cs="Courier New"/>
+          <w:sz w:val="20"/>
+          <w:szCs w:val="20"/>
+          <w:lang w:eastAsia="en-IN"/>
+        </w:rPr>
+      </w:pPr>
+    </w:p>
+    <w:p>
+      <w:pPr>
+        <w:tabs>
+          <w:tab w:val="left" w:pos="916"/>
+          <w:tab w:val="left" w:pos="1832"/>
+          <w:tab w:val="left" w:pos="2748"/>
+          <w:tab w:val="left" w:pos="3664"/>
+          <w:tab w:val="left" w:pos="4580"/>
+          <w:tab w:val="left" w:pos="5496"/>
+          <w:tab w:val="left" w:pos="6412"/>
+          <w:tab w:val="left" w:pos="7328"/>
+          <w:tab w:val="left" w:pos="8244"/>
+          <w:tab w:val="left" w:pos="9160"/>
+          <w:tab w:val="left" w:pos="10076"/>
+          <w:tab w:val="left" w:pos="10992"/>
+          <w:tab w:val="left" w:pos="11908"/>
+          <w:tab w:val="left" w:pos="12824"/>
+          <w:tab w:val="left" w:pos="13740"/>
+          <w:tab w:val="left" w:pos="14656"/>
+        </w:tabs>
+        <w:spacing w:after="0" w:line="240" w:lineRule="auto"/>
+        <w:rPr>
+          <w:rFonts w:ascii="Courier New" w:eastAsia="Times New Roman" w:hAnsi="Courier New" w:cs="Courier New"/>
+          <w:sz w:val="20"/>
+          <w:szCs w:val="20"/>
+          <w:lang w:eastAsia="en-IN"/>
+        </w:rPr>
+      </w:pPr>
+      <w:proofErr w:type="gramStart"/>
+      <w:r>
+        <w:rPr>
+          <w:rFonts w:ascii="Courier New" w:eastAsia="Times New Roman" w:hAnsi="Courier New" w:cs="Courier New"/>
+          <w:sz w:val="20"/>
+          <w:szCs w:val="20"/>
+          <w:lang w:eastAsia="en-IN"/>
+        </w:rPr>
+        <w:t>app.get(</w:t>
+      </w:r>
+      <w:proofErr w:type="gramEnd"/>
+      <w:r>
+        <w:rPr>
+          <w:rFonts w:ascii="Courier New" w:eastAsia="Times New Roman" w:hAnsi="Courier New" w:cs="Courier New"/>
+          <w:sz w:val="20"/>
+          <w:szCs w:val="20"/>
+          <w:lang w:eastAsia="en-IN"/>
+        </w:rPr>
+        <w:t>'/path', (</w:t>
+      </w:r>
+      <w:proofErr w:type="spellStart"/>
+      <w:r>
+        <w:rPr>
+          <w:rFonts w:ascii="Courier New" w:eastAsia="Times New Roman" w:hAnsi="Courier New" w:cs="Courier New"/>
+          <w:sz w:val="20"/>
+          <w:szCs w:val="20"/>
+          <w:lang w:eastAsia="en-IN"/>
+        </w:rPr>
+        <w:t>req</w:t>
+      </w:r>
+      <w:proofErr w:type="spellEnd"/>
+      <w:r>
+        <w:rPr>
+          <w:rFonts w:ascii="Courier New" w:eastAsia="Times New Roman" w:hAnsi="Courier New" w:cs="Courier New"/>
+          <w:sz w:val="20"/>
+          <w:szCs w:val="20"/>
+          <w:lang w:eastAsia="en-IN"/>
+        </w:rPr>
+        <w:t>, res) =&gt; {</w:t>
+      </w:r>
+    </w:p>
+    <w:p>
+      <w:pPr>
+        <w:tabs>
+          <w:tab w:val="left" w:pos="916"/>
+          <w:tab w:val="left" w:pos="1832"/>
+          <w:tab w:val="left" w:pos="2748"/>
+          <w:tab w:val="left" w:pos="3664"/>
+          <w:tab w:val="left" w:pos="4580"/>
+          <w:tab w:val="left" w:pos="5496"/>
+          <w:tab w:val="left" w:pos="6412"/>
+          <w:tab w:val="left" w:pos="7328"/>
+          <w:tab w:val="left" w:pos="8244"/>
+          <w:tab w:val="left" w:pos="9160"/>
+          <w:tab w:val="left" w:pos="10076"/>
+          <w:tab w:val="left" w:pos="10992"/>
+          <w:tab w:val="left" w:pos="11908"/>
+          <w:tab w:val="left" w:pos="12824"/>
+          <w:tab w:val="left" w:pos="13740"/>
+          <w:tab w:val="left" w:pos="14656"/>
+        </w:tabs>
+        <w:spacing w:after="0" w:line="240" w:lineRule="auto"/>
+        <w:rPr>
+          <w:rFonts w:ascii="Courier New" w:eastAsia="Times New Roman" w:hAnsi="Courier New" w:cs="Courier New"/>
+          <w:sz w:val="20"/>
+          <w:szCs w:val="20"/>
+          <w:lang w:eastAsia="en-IN"/>
+        </w:rPr>
+      </w:pPr>
+      <w:r>
+        <w:rPr>
+          <w:rFonts w:ascii="Courier New" w:eastAsia="Times New Roman" w:hAnsi="Courier New" w:cs="Courier New"/>
+          <w:sz w:val="20"/>
+          <w:szCs w:val="20"/>
+          <w:lang w:eastAsia="en-IN"/>
+        </w:rPr>
+        <w:t xml:space="preserve">    </w:t>
+      </w:r>
+      <w:proofErr w:type="gramStart"/>
+      <w:r>
+        <w:rPr>
+          <w:rFonts w:ascii="Courier New" w:eastAsia="Times New Roman" w:hAnsi="Courier New" w:cs="Courier New"/>
+          <w:sz w:val="20"/>
+          <w:szCs w:val="20"/>
+          <w:lang w:eastAsia="en-IN"/>
+        </w:rPr>
+        <w:t>const</w:t>
+      </w:r>
+      <w:proofErr w:type="gramEnd"/>
+      <w:r>
+        <w:rPr>
+          <w:rFonts w:ascii="Courier New" w:eastAsia="Times New Roman" w:hAnsi="Courier New" w:cs="Courier New"/>
+          <w:sz w:val="20"/>
+          <w:szCs w:val="20"/>
+          <w:lang w:eastAsia="en-IN"/>
+        </w:rPr>
+        <w:t xml:space="preserve"> mode = </w:t>
+      </w:r>
+      <w:proofErr w:type="spellStart"/>
+      <w:r>
+        <w:rPr>
+          <w:rFonts w:ascii="Courier New" w:eastAsia="Times New Roman" w:hAnsi="Courier New" w:cs="Courier New"/>
+          <w:sz w:val="20"/>
+          <w:szCs w:val="20"/>
+          <w:lang w:eastAsia="en-IN"/>
+        </w:rPr>
+        <w:t>req.query</w:t>
+      </w:r>
+      <w:proofErr w:type="spellEnd"/>
+      <w:r>
+        <w:rPr>
+          <w:rFonts w:ascii="Courier New" w:eastAsia="Times New Roman" w:hAnsi="Courier New" w:cs="Courier New"/>
+          <w:sz w:val="20"/>
+          <w:szCs w:val="20"/>
+          <w:lang w:eastAsia="en-IN"/>
+        </w:rPr>
+        <w:t>['hub.mode'];</w:t>
+      </w:r>
+    </w:p>
+    <w:p>
+      <w:pPr>
+        <w:tabs>
+          <w:tab w:val="left" w:pos="916"/>
+          <w:tab w:val="left" w:pos="1832"/>
+          <w:tab w:val="left" w:pos="2748"/>
+          <w:tab w:val="left" w:pos="3664"/>
+          <w:tab w:val="left" w:pos="4580"/>
+          <w:tab w:val="left" w:pos="5496"/>
+          <w:tab w:val="left" w:pos="6412"/>
+          <w:tab w:val="left" w:pos="7328"/>
+          <w:tab w:val="left" w:pos="8244"/>
+          <w:tab w:val="left" w:pos="9160"/>
+          <w:tab w:val="left" w:pos="10076"/>
+          <w:tab w:val="left" w:pos="10992"/>
+          <w:tab w:val="left" w:pos="11908"/>
+          <w:tab w:val="left" w:pos="12824"/>
+          <w:tab w:val="left" w:pos="13740"/>
+          <w:tab w:val="left" w:pos="14656"/>
+        </w:tabs>
+        <w:spacing w:after="0" w:line="240" w:lineRule="auto"/>
+        <w:rPr>
+          <w:rFonts w:ascii="Courier New" w:eastAsia="Times New Roman" w:hAnsi="Courier New" w:cs="Courier New"/>
+          <w:sz w:val="20"/>
+          <w:szCs w:val="20"/>
+          <w:lang w:eastAsia="en-IN"/>
+        </w:rPr>
+      </w:pPr>
+      <w:r>
+        <w:rPr>
+          <w:rFonts w:ascii="Courier New" w:eastAsia="Times New Roman" w:hAnsi="Courier New" w:cs="Courier New"/>
+          <w:sz w:val="20"/>
+          <w:szCs w:val="20"/>
+          <w:lang w:eastAsia="en-IN"/>
+        </w:rPr>
+        <w:t xml:space="preserve">    </w:t>
+      </w:r>
+      <w:proofErr w:type="gramStart"/>
+      <w:r>
+        <w:rPr>
+          <w:rFonts w:ascii="Courier New" w:eastAsia="Times New Roman" w:hAnsi="Courier New" w:cs="Courier New"/>
+          <w:sz w:val="20"/>
+          <w:szCs w:val="20"/>
+          <w:lang w:eastAsia="en-IN"/>
+        </w:rPr>
+        <w:t>const</w:t>
+      </w:r>
+      <w:proofErr w:type="gramEnd"/>
+      <w:r>
+        <w:rPr>
+          <w:rFonts w:ascii="Courier New" w:eastAsia="Times New Roman" w:hAnsi="Courier New" w:cs="Courier New"/>
+          <w:sz w:val="20"/>
+          <w:szCs w:val="20"/>
+          <w:lang w:eastAsia="en-IN"/>
+        </w:rPr>
+        <w:t xml:space="preserve"> token = </w:t>
+      </w:r>
+      <w:proofErr w:type="spellStart"/>
+      <w:r>
+        <w:rPr>
+          <w:rFonts w:ascii="Courier New" w:eastAsia="Times New Roman" w:hAnsi="Courier New" w:cs="Courier New"/>
+          <w:sz w:val="20"/>
+          <w:szCs w:val="20"/>
+          <w:lang w:eastAsia="en-IN"/>
+        </w:rPr>
+        <w:t>req.query</w:t>
+      </w:r>
+      <w:proofErr w:type="spellEnd"/>
+      <w:r>
+        <w:rPr>
+          <w:rFonts w:ascii="Courier New" w:eastAsia="Times New Roman" w:hAnsi="Courier New" w:cs="Courier New"/>
+          <w:sz w:val="20"/>
+          <w:szCs w:val="20"/>
+          <w:lang w:eastAsia="en-IN"/>
+        </w:rPr>
+        <w:t>['hub.verify_token'];</w:t>
+      </w:r>
+    </w:p>
+    <w:p>
+      <w:pPr>
+        <w:tabs>
+          <w:tab w:val="left" w:pos="916"/>
+          <w:tab w:val="left" w:pos="1832"/>
+          <w:tab w:val="left" w:pos="2748"/>
+          <w:tab w:val="left" w:pos="3664"/>
+          <w:tab w:val="left" w:pos="4580"/>
+          <w:tab w:val="left" w:pos="5496"/>
+          <w:tab w:val="left" w:pos="6412"/>
+          <w:tab w:val="left" w:pos="7328"/>
+          <w:tab w:val="left" w:pos="8244"/>
+          <w:tab w:val="left" w:pos="9160"/>
+          <w:tab w:val="left" w:pos="10076"/>
+          <w:tab w:val="left" w:pos="10992"/>
+          <w:tab w:val="left" w:pos="11908"/>
+          <w:tab w:val="left" w:pos="12824"/>
+          <w:tab w:val="left" w:pos="13740"/>
+          <w:tab w:val="left" w:pos="14656"/>
+        </w:tabs>
+        <w:spacing w:after="0" w:line="240" w:lineRule="auto"/>
+        <w:rPr>
+          <w:rFonts w:ascii="Courier New" w:eastAsia="Times New Roman" w:hAnsi="Courier New" w:cs="Courier New"/>
+          <w:sz w:val="20"/>
+          <w:szCs w:val="20"/>
+          <w:lang w:eastAsia="en-IN"/>
+        </w:rPr>
+      </w:pPr>
+      <w:r>
+        <w:rPr>
+          <w:rFonts w:ascii="Courier New" w:eastAsia="Times New Roman" w:hAnsi="Courier New" w:cs="Courier New"/>
+          <w:sz w:val="20"/>
+          <w:szCs w:val="20"/>
+          <w:lang w:eastAsia="en-IN"/>
+        </w:rPr>
+        <w:t xml:space="preserve">    </w:t>
+      </w:r>
+      <w:proofErr w:type="gramStart"/>
+      <w:r>
+        <w:rPr>
+          <w:rFonts w:ascii="Courier New" w:eastAsia="Times New Roman" w:hAnsi="Courier New" w:cs="Courier New"/>
+          <w:sz w:val="20"/>
+          <w:szCs w:val="20"/>
+          <w:lang w:eastAsia="en-IN"/>
+        </w:rPr>
+        <w:t>const</w:t>
+      </w:r>
+      <w:proofErr w:type="gramEnd"/>
+      <w:r>
+        <w:rPr>
+          <w:rFonts w:ascii="Courier New" w:eastAsia="Times New Roman" w:hAnsi="Courier New" w:cs="Courier New"/>
+          <w:sz w:val="20"/>
+          <w:szCs w:val="20"/>
+          <w:lang w:eastAsia="en-IN"/>
+        </w:rPr>
+        <w:t xml:space="preserve"> challenge = </w:t>
+      </w:r>
+      <w:proofErr w:type="spellStart"/>
+      <w:r>
+        <w:rPr>
+          <w:rFonts w:ascii="Courier New" w:eastAsia="Times New Roman" w:hAnsi="Courier New" w:cs="Courier New"/>
+          <w:sz w:val="20"/>
+          <w:szCs w:val="20"/>
+          <w:lang w:eastAsia="en-IN"/>
+        </w:rPr>
+        <w:t>req.query</w:t>
+      </w:r>
+      <w:proofErr w:type="spellEnd"/>
+      <w:r>
+        <w:rPr>
+          <w:rFonts w:ascii="Courier New" w:eastAsia="Times New Roman" w:hAnsi="Courier New" w:cs="Courier New"/>
+          <w:sz w:val="20"/>
+          <w:szCs w:val="20"/>
+          <w:lang w:eastAsia="en-IN"/>
+        </w:rPr>
+        <w:t>['hub.challenge'];</w:t>
+      </w:r>
+    </w:p>
+    <w:p>
+      <w:pPr>
+        <w:tabs>
+          <w:tab w:val="left" w:pos="916"/>
+          <w:tab w:val="left" w:pos="1832"/>
+          <w:tab w:val="left" w:pos="2748"/>
+          <w:tab w:val="left" w:pos="3664"/>
+          <w:tab w:val="left" w:pos="4580"/>
+          <w:tab w:val="left" w:pos="5496"/>
+          <w:tab w:val="left" w:pos="6412"/>
+          <w:tab w:val="left" w:pos="7328"/>
+          <w:tab w:val="left" w:pos="8244"/>
+          <w:tab w:val="left" w:pos="9160"/>
+          <w:tab w:val="left" w:pos="10076"/>
+          <w:tab w:val="left" w:pos="10992"/>
+          <w:tab w:val="left" w:pos="11908"/>
+          <w:tab w:val="left" w:pos="12824"/>
+          <w:tab w:val="left" w:pos="13740"/>
+          <w:tab w:val="left" w:pos="14656"/>
+        </w:tabs>
+        <w:spacing w:after="0" w:line="240" w:lineRule="auto"/>
+        <w:rPr>
+          <w:rFonts w:ascii="Courier New" w:eastAsia="Times New Roman" w:hAnsi="Courier New" w:cs="Courier New"/>
+          <w:sz w:val="20"/>
+          <w:szCs w:val="20"/>
+          <w:lang w:eastAsia="en-IN"/>
+        </w:rPr>
+      </w:pPr>
+    </w:p>
+    <w:p>
+      <w:pPr>
+        <w:tabs>
+          <w:tab w:val="left" w:pos="916"/>
+          <w:tab w:val="left" w:pos="1832"/>
+          <w:tab w:val="left" w:pos="2748"/>
+          <w:tab w:val="left" w:pos="3664"/>
+          <w:tab w:val="left" w:pos="4580"/>
+          <w:tab w:val="left" w:pos="5496"/>
+          <w:tab w:val="left" w:pos="6412"/>
+          <w:tab w:val="left" w:pos="7328"/>
+          <w:tab w:val="left" w:pos="8244"/>
+          <w:tab w:val="left" w:pos="9160"/>
+          <w:tab w:val="left" w:pos="10076"/>
+          <w:tab w:val="left" w:pos="10992"/>
+          <w:tab w:val="left" w:pos="11908"/>
+          <w:tab w:val="left" w:pos="12824"/>
+          <w:tab w:val="left" w:pos="13740"/>
+          <w:tab w:val="left" w:pos="14656"/>
+        </w:tabs>
+        <w:spacing w:after="0" w:line="240" w:lineRule="auto"/>
+        <w:rPr>
+          <w:rFonts w:ascii="Courier New" w:eastAsia="Times New Roman" w:hAnsi="Courier New" w:cs="Courier New"/>
+          <w:sz w:val="20"/>
+          <w:szCs w:val="20"/>
+          <w:lang w:eastAsia="en-IN"/>
+        </w:rPr>
+      </w:pPr>
+      <w:r>
+        <w:rPr>
+          <w:rFonts w:ascii="Courier New" w:eastAsia="Times New Roman" w:hAnsi="Courier New" w:cs="Courier New"/>
+          <w:sz w:val="20"/>
+          <w:szCs w:val="20"/>
+          <w:lang w:eastAsia="en-IN"/>
+        </w:rPr>
+        <w:t xml:space="preserve">    </w:t>
+      </w:r>
+      <w:proofErr w:type="gramStart"/>
+      <w:r>
+        <w:rPr>
+          <w:rFonts w:ascii="Courier New" w:eastAsia="Times New Roman" w:hAnsi="Courier New" w:cs="Courier New"/>
+          <w:sz w:val="20"/>
+          <w:szCs w:val="20"/>
+          <w:lang w:eastAsia="en-IN"/>
+        </w:rPr>
+        <w:t>if</w:t>
+      </w:r>
+      <w:proofErr w:type="gramEnd"/>
+      <w:r>
+        <w:rPr>
+          <w:rFonts w:ascii="Courier New" w:eastAsia="Times New Roman" w:hAnsi="Courier New" w:cs="Courier New"/>
+          <w:sz w:val="20"/>
+          <w:szCs w:val="20"/>
+          <w:lang w:eastAsia="en-IN"/>
+        </w:rPr>
+        <w:t xml:space="preserve"> (mode === 'subscribe' &amp;&amp; token === VERIFY_TOKEN) {</w:t>
+      </w:r>
+    </w:p>
+    <w:p>
+      <w:pPr>
+        <w:tabs>
+          <w:tab w:val="left" w:pos="916"/>
+          <w:tab w:val="left" w:pos="1832"/>
+          <w:tab w:val="left" w:pos="2748"/>
+          <w:tab w:val="left" w:pos="3664"/>
+          <w:tab w:val="left" w:pos="4580"/>
+          <w:tab w:val="left" w:pos="5496"/>
+          <w:tab w:val="left" w:pos="6412"/>
+          <w:tab w:val="left" w:pos="7328"/>
+          <w:tab w:val="left" w:pos="8244"/>
+          <w:tab w:val="left" w:pos="9160"/>
+          <w:tab w:val="left" w:pos="10076"/>
+          <w:tab w:val="left" w:pos="10992"/>
+          <w:tab w:val="left" w:pos="11908"/>
+          <w:tab w:val="left" w:pos="12824"/>
+          <w:tab w:val="left" w:pos="13740"/>
+          <w:tab w:val="left" w:pos="14656"/>
+        </w:tabs>
+        <w:spacing w:after="0" w:line="240" w:lineRule="auto"/>
+        <w:rPr>
+          <w:rFonts w:ascii="Courier New" w:eastAsia="Times New Roman" w:hAnsi="Courier New" w:cs="Courier New"/>
+          <w:sz w:val="20"/>
+          <w:szCs w:val="20"/>
+          <w:lang w:eastAsia="en-IN"/>
+        </w:rPr>
+      </w:pPr>
+      <w:r>
+        <w:rPr>
+          <w:rFonts w:ascii="Courier New" w:eastAsia="Times New Roman" w:hAnsi="Courier New" w:cs="Courier New"/>
+          <w:sz w:val="20"/>
+          <w:szCs w:val="20"/>
+          <w:lang w:eastAsia="en-IN"/>
+        </w:rPr>
+        <w:t xml:space="preserve">        </w:t>
+      </w:r>
+      <w:proofErr w:type="gramStart"/>
+      <w:r>
+        <w:rPr>
+          <w:rFonts w:ascii="Courier New" w:eastAsia="Times New Roman" w:hAnsi="Courier New" w:cs="Courier New"/>
+          <w:sz w:val="20"/>
+          <w:szCs w:val="20"/>
+          <w:lang w:eastAsia="en-IN"/>
+        </w:rPr>
+        <w:t>console.log(</w:t>
+      </w:r>
+      <w:proofErr w:type="gramEnd"/>
+      <w:r>
+        <w:rPr>
+          <w:rFonts w:ascii="Courier New" w:eastAsia="Times New Roman" w:hAnsi="Courier New" w:cs="Courier New"/>
+          <w:sz w:val="20"/>
+          <w:szCs w:val="20"/>
+          <w:lang w:eastAsia="en-IN"/>
+        </w:rPr>
+        <w:t>"Webhook verified successfully!");</w:t>
+      </w:r>
+    </w:p>
+    <w:p>
+      <w:pPr>
+        <w:tabs>
+          <w:tab w:val="left" w:pos="916"/>
+          <w:tab w:val="left" w:pos="1832"/>
+          <w:tab w:val="left" w:pos="2748"/>
+          <w:tab w:val="left" w:pos="3664"/>
+          <w:tab w:val="left" w:pos="4580"/>
+          <w:tab w:val="left" w:pos="5496"/>
+          <w:tab w:val="left" w:pos="6412"/>
+          <w:tab w:val="left" w:pos="7328"/>
+          <w:tab w:val="left" w:pos="8244"/>
+          <w:tab w:val="left" w:pos="9160"/>
+          <w:tab w:val="left" w:pos="10076"/>
+          <w:tab w:val="left" w:pos="10992"/>
+          <w:tab w:val="left" w:pos="11908"/>
+          <w:tab w:val="left" w:pos="12824"/>
+          <w:tab w:val="left" w:pos="13740"/>
+          <w:tab w:val="left" w:pos="14656"/>
+        </w:tabs>
+        <w:spacing w:after="0" w:line="240" w:lineRule="auto"/>
+        <w:rPr>
+          <w:rFonts w:ascii="Courier New" w:eastAsia="Times New Roman" w:hAnsi="Courier New" w:cs="Courier New"/>
+          <w:sz w:val="20"/>
+          <w:szCs w:val="20"/>
+          <w:lang w:eastAsia="en-IN"/>
+        </w:rPr>
+      </w:pPr>
+      <w:r>
+        <w:rPr>
+          <w:rFonts w:ascii="Courier New" w:eastAsia="Times New Roman" w:hAnsi="Courier New" w:cs="Courier New"/>
+          <w:sz w:val="20"/>
+          <w:szCs w:val="20"/>
+          <w:lang w:eastAsia="en-IN"/>
+        </w:rPr>
+        <w:t xml:space="preserve">        </w:t>
+      </w:r>
+      <w:proofErr w:type="gramStart"/>
+      <w:r>
+        <w:rPr>
+          <w:rFonts w:ascii="Courier New" w:eastAsia="Times New Roman" w:hAnsi="Courier New" w:cs="Courier New"/>
+          <w:sz w:val="20"/>
+          <w:szCs w:val="20"/>
+          <w:lang w:eastAsia="en-IN"/>
+        </w:rPr>
+        <w:t>res.status(</w:t>
+      </w:r>
+      <w:proofErr w:type="gramEnd"/>
+      <w:r>
+        <w:rPr>
+          <w:rFonts w:ascii="Courier New" w:eastAsia="Times New Roman" w:hAnsi="Courier New" w:cs="Courier New"/>
+          <w:sz w:val="20"/>
+          <w:szCs w:val="20"/>
+          <w:lang w:eastAsia="en-IN"/>
+        </w:rPr>
+        <w:t>200).send(challenge);</w:t>
+      </w:r>
+    </w:p>
+    <w:p>
+      <w:pPr>
+        <w:tabs>
+          <w:tab w:val="left" w:pos="916"/>
+          <w:tab w:val="left" w:pos="1832"/>
+          <w:tab w:val="left" w:pos="2748"/>
+          <w:tab w:val="left" w:pos="3664"/>
+          <w:tab w:val="left" w:pos="4580"/>
+          <w:tab w:val="left" w:pos="5496"/>
+          <w:tab w:val="left" w:pos="6412"/>
+          <w:tab w:val="left" w:pos="7328"/>
+          <w:tab w:val="left" w:pos="8244"/>
+          <w:tab w:val="left" w:pos="9160"/>
+          <w:tab w:val="left" w:pos="10076"/>
+          <w:tab w:val="left" w:pos="10992"/>
+          <w:tab w:val="left" w:pos="11908"/>
+          <w:tab w:val="left" w:pos="12824"/>
+          <w:tab w:val="left" w:pos="13740"/>
+          <w:tab w:val="left" w:pos="14656"/>
+        </w:tabs>
+        <w:spacing w:after="0" w:line="240" w:lineRule="auto"/>
+        <w:rPr>
+          <w:rFonts w:ascii="Courier New" w:eastAsia="Times New Roman" w:hAnsi="Courier New" w:cs="Courier New"/>
+          <w:sz w:val="20"/>
+          <w:szCs w:val="20"/>
+          <w:lang w:eastAsia="en-IN"/>
+        </w:rPr>
+      </w:pPr>
+      <w:r>
+        <w:rPr>
+          <w:rFonts w:ascii="Courier New" w:eastAsia="Times New Roman" w:hAnsi="Courier New" w:cs="Courier New"/>
+          <w:sz w:val="20"/>
+          <w:szCs w:val="20"/>
+          <w:lang w:eastAsia="en-IN"/>
+        </w:rPr>
+        <w:t xml:space="preserve">    } else {</w:t>
+      </w:r>
+    </w:p>
+    <w:p>
+      <w:pPr>
+        <w:tabs>
+          <w:tab w:val="left" w:pos="916"/>
+          <w:tab w:val="left" w:pos="1832"/>
+          <w:tab w:val="left" w:pos="2748"/>
+          <w:tab w:val="left" w:pos="3664"/>
+          <w:tab w:val="left" w:pos="4580"/>
+          <w:tab w:val="left" w:pos="5496"/>
+          <w:tab w:val="left" w:pos="6412"/>
+          <w:tab w:val="left" w:pos="7328"/>
+          <w:tab w:val="left" w:pos="8244"/>
+          <w:tab w:val="left" w:pos="9160"/>
+          <w:tab w:val="left" w:pos="10076"/>
+          <w:tab w:val="left" w:pos="10992"/>
+          <w:tab w:val="left" w:pos="11908"/>
+          <w:tab w:val="left" w:pos="12824"/>
+          <w:tab w:val="left" w:pos="13740"/>
+          <w:tab w:val="left" w:pos="14656"/>
+        </w:tabs>
+        <w:spacing w:after="0" w:line="240" w:lineRule="auto"/>
+        <w:rPr>
+          <w:rFonts w:ascii="Courier New" w:eastAsia="Times New Roman" w:hAnsi="Courier New" w:cs="Courier New"/>
+          <w:sz w:val="20"/>
+          <w:szCs w:val="20"/>
+          <w:lang w:eastAsia="en-IN"/>
+        </w:rPr>
+      </w:pPr>
+      <w:r>
+        <w:rPr>
+          <w:rFonts w:ascii="Courier New" w:eastAsia="Times New Roman" w:hAnsi="Courier New" w:cs="Courier New"/>
+          <w:sz w:val="20"/>
+          <w:szCs w:val="20"/>
+          <w:lang w:eastAsia="en-IN"/>
+        </w:rPr>
+        <w:t xml:space="preserve">        </w:t>
+      </w:r>
+      <w:proofErr w:type="gramStart"/>
+      <w:r>
+        <w:rPr>
+          <w:rFonts w:ascii="Courier New" w:eastAsia="Times New Roman" w:hAnsi="Courier New" w:cs="Courier New"/>
+          <w:sz w:val="20"/>
+          <w:szCs w:val="20"/>
+          <w:lang w:eastAsia="en-IN"/>
+        </w:rPr>
+        <w:t>res.status(</w:t>
+      </w:r>
+      <w:proofErr w:type="gramEnd"/>
+      <w:r>
+        <w:rPr>
+          <w:rFonts w:ascii="Courier New" w:eastAsia="Times New Roman" w:hAnsi="Courier New" w:cs="Courier New"/>
+          <w:sz w:val="20"/>
+          <w:szCs w:val="20"/>
+          <w:lang w:eastAsia="en-IN"/>
+        </w:rPr>
+        <w:t>403).send('Verification failed');</w:t>
+      </w:r>
+    </w:p>
+    <w:p>
+      <w:pPr>
+        <w:tabs>
+          <w:tab w:val="left" w:pos="916"/>
+          <w:tab w:val="left" w:pos="1832"/>
+          <w:tab w:val="left" w:pos="2748"/>
+          <w:tab w:val="left" w:pos="3664"/>
+          <w:tab w:val="left" w:pos="4580"/>
+          <w:tab w:val="left" w:pos="5496"/>
+          <w:tab w:val="left" w:pos="6412"/>
+          <w:tab w:val="left" w:pos="7328"/>
+          <w:tab w:val="left" w:pos="8244"/>
+          <w:tab w:val="left" w:pos="9160"/>
+          <w:tab w:val="left" w:pos="10076"/>
+          <w:tab w:val="left" w:pos="10992"/>
+          <w:tab w:val="left" w:pos="11908"/>
+          <w:tab w:val="left" w:pos="12824"/>
+          <w:tab w:val="left" w:pos="13740"/>
+          <w:tab w:val="left" w:pos="14656"/>
+        </w:tabs>
+        <w:spacing w:after="0" w:line="240" w:lineRule="auto"/>
+        <w:rPr>
+          <w:rFonts w:ascii="Courier New" w:eastAsia="Times New Roman" w:hAnsi="Courier New" w:cs="Courier New"/>
+          <w:sz w:val="20"/>
+          <w:szCs w:val="20"/>
+          <w:lang w:eastAsia="en-IN"/>
+        </w:rPr>
+      </w:pPr>
+      <w:r>
+        <w:rPr>
+          <w:rFonts w:ascii="Courier New" w:eastAsia="Times New Roman" w:hAnsi="Courier New" w:cs="Courier New"/>
+          <w:sz w:val="20"/>
+          <w:szCs w:val="20"/>
+          <w:lang w:eastAsia="en-IN"/>
+        </w:rPr>
+        <w:t xml:space="preserve">    }</w:t>
+      </w:r>
+    </w:p>
+    <w:p>
+      <w:pPr>
+        <w:tabs>
+          <w:tab w:val="left" w:pos="916"/>
+          <w:tab w:val="left" w:pos="1832"/>
+          <w:tab w:val="left" w:pos="2748"/>
+          <w:tab w:val="left" w:pos="3664"/>
+          <w:tab w:val="left" w:pos="4580"/>
+          <w:tab w:val="left" w:pos="5496"/>
+          <w:tab w:val="left" w:pos="6412"/>
+          <w:tab w:val="left" w:pos="7328"/>
+          <w:tab w:val="left" w:pos="8244"/>
+          <w:tab w:val="left" w:pos="9160"/>
+          <w:tab w:val="left" w:pos="10076"/>
+          <w:tab w:val="left" w:pos="10992"/>
+          <w:tab w:val="left" w:pos="11908"/>
+          <w:tab w:val="left" w:pos="12824"/>
+          <w:tab w:val="left" w:pos="13740"/>
+          <w:tab w:val="left" w:pos="14656"/>
+        </w:tabs>
+        <w:spacing w:after="0" w:line="240" w:lineRule="auto"/>
+        <w:rPr>
+          <w:rFonts w:ascii="Courier New" w:eastAsia="Times New Roman" w:hAnsi="Courier New" w:cs="Courier New"/>
+          <w:sz w:val="20"/>
+          <w:szCs w:val="20"/>
+          <w:lang w:eastAsia="en-IN"/>
+        </w:rPr>
+      </w:pPr>
+      <w:r>
+        <w:rPr>
+          <w:rFonts w:ascii="Courier New" w:eastAsia="Times New Roman" w:hAnsi="Courier New" w:cs="Courier New"/>
+          <w:sz w:val="20"/>
+          <w:szCs w:val="20"/>
+          <w:lang w:eastAsia="en-IN"/>
+        </w:rPr>
+        <w:t>});</w:t>
+      </w:r>
+    </w:p>
+    <w:p>
+      <w:pPr>
+        <w:tabs>
+          <w:tab w:val="left" w:pos="916"/>
+          <w:tab w:val="left" w:pos="1832"/>
+          <w:tab w:val="left" w:pos="2748"/>
+          <w:tab w:val="left" w:pos="3664"/>
+          <w:tab w:val="left" w:pos="4580"/>
+          <w:tab w:val="left" w:pos="5496"/>
+          <w:tab w:val="left" w:pos="6412"/>
+          <w:tab w:val="left" w:pos="7328"/>
+          <w:tab w:val="left" w:pos="8244"/>
+          <w:tab w:val="left" w:pos="9160"/>
+          <w:tab w:val="left" w:pos="10076"/>
+          <w:tab w:val="left" w:pos="10992"/>
+          <w:tab w:val="left" w:pos="11908"/>
+          <w:tab w:val="left" w:pos="12824"/>
+          <w:tab w:val="left" w:pos="13740"/>
+          <w:tab w:val="left" w:pos="14656"/>
+        </w:tabs>
+        <w:spacing w:after="0" w:line="240" w:lineRule="auto"/>
+        <w:rPr>
+          <w:rFonts w:ascii="Courier New" w:eastAsia="Times New Roman" w:hAnsi="Courier New" w:cs="Courier New"/>
+          <w:sz w:val="20"/>
+          <w:szCs w:val="20"/>
+          <w:lang w:eastAsia="en-IN"/>
+        </w:rPr>
+      </w:pPr>
+    </w:p>
+    <w:p>
+      <w:pPr>
+        <w:tabs>
+          <w:tab w:val="left" w:pos="916"/>
+          <w:tab w:val="left" w:pos="1832"/>
+          <w:tab w:val="left" w:pos="2748"/>
+          <w:tab w:val="left" w:pos="3664"/>
+          <w:tab w:val="left" w:pos="4580"/>
+          <w:tab w:val="left" w:pos="5496"/>
+          <w:tab w:val="left" w:pos="6412"/>
+          <w:tab w:val="left" w:pos="7328"/>
+          <w:tab w:val="left" w:pos="8244"/>
+          <w:tab w:val="left" w:pos="9160"/>
+          <w:tab w:val="left" w:pos="10076"/>
+          <w:tab w:val="left" w:pos="10992"/>
+          <w:tab w:val="left" w:pos="11908"/>
+          <w:tab w:val="left" w:pos="12824"/>
+          <w:tab w:val="left" w:pos="13740"/>
+          <w:tab w:val="left" w:pos="14656"/>
+        </w:tabs>
+        <w:spacing w:after="0" w:line="240" w:lineRule="auto"/>
+        <w:rPr>
+          <w:rFonts w:ascii="Courier New" w:eastAsia="Times New Roman" w:hAnsi="Courier New" w:cs="Courier New"/>
+          <w:sz w:val="20"/>
+          <w:szCs w:val="20"/>
+          <w:lang w:eastAsia="en-IN"/>
+        </w:rPr>
+      </w:pPr>
+      <w:proofErr w:type="gramStart"/>
+      <w:r>
+        <w:rPr>
+          <w:rFonts w:ascii="Courier New" w:eastAsia="Times New Roman" w:hAnsi="Courier New" w:cs="Courier New"/>
+          <w:sz w:val="20"/>
+          <w:szCs w:val="20"/>
+          <w:lang w:eastAsia="en-IN"/>
+        </w:rPr>
+        <w:t>app.listen(</w:t>
+      </w:r>
+      <w:proofErr w:type="gramEnd"/>
+      <w:r>
+        <w:rPr>
+          <w:rFonts w:ascii="Courier New" w:eastAsia="Times New Roman" w:hAnsi="Courier New" w:cs="Courier New"/>
+          <w:sz w:val="20"/>
+          <w:szCs w:val="20"/>
+          <w:lang w:eastAsia="en-IN"/>
+        </w:rPr>
+        <w:t>3000, () =&gt; {</w:t>
+      </w:r>
+    </w:p>
+    <w:p>
+      <w:pPr>
+        <w:tabs>
+          <w:tab w:val="left" w:pos="916"/>
+          <w:tab w:val="left" w:pos="1832"/>
+          <w:tab w:val="left" w:pos="2748"/>
+          <w:tab w:val="left" w:pos="3664"/>
+          <w:tab w:val="left" w:pos="4580"/>
+          <w:tab w:val="left" w:pos="5496"/>
+          <w:tab w:val="left" w:pos="6412"/>
+          <w:tab w:val="left" w:pos="7328"/>
+          <w:tab w:val="left" w:pos="8244"/>
+          <w:tab w:val="left" w:pos="9160"/>
+          <w:tab w:val="left" w:pos="10076"/>
+          <w:tab w:val="left" w:pos="10992"/>
+          <w:tab w:val="left" w:pos="11908"/>
+          <w:tab w:val="left" w:pos="12824"/>
+          <w:tab w:val="left" w:pos="13740"/>
+          <w:tab w:val="left" w:pos="14656"/>
+        </w:tabs>
+        <w:spacing w:after="0" w:line="240" w:lineRule="auto"/>
+        <w:rPr>
+          <w:rFonts w:ascii="Courier New" w:eastAsia="Times New Roman" w:hAnsi="Courier New" w:cs="Courier New"/>
+          <w:sz w:val="20"/>
+          <w:szCs w:val="20"/>
+          <w:lang w:eastAsia="en-IN"/>
+        </w:rPr>
+      </w:pPr>
+      <w:r>
+        <w:rPr>
+          <w:rFonts w:ascii="Courier New" w:eastAsia="Times New Roman" w:hAnsi="Courier New" w:cs="Courier New"/>
+          <w:sz w:val="20"/>
+          <w:szCs w:val="20"/>
+          <w:lang w:eastAsia="en-IN"/>
+        </w:rPr>
+        <w:t xml:space="preserve">    </w:t>
+      </w:r>
+      <w:proofErr w:type="gramStart"/>
+      <w:r>
+        <w:rPr>
+          <w:rFonts w:ascii="Courier New" w:eastAsia="Times New Roman" w:hAnsi="Courier New" w:cs="Courier New"/>
+          <w:sz w:val="20"/>
+          <w:szCs w:val="20"/>
+          <w:lang w:eastAsia="en-IN"/>
+        </w:rPr>
+        <w:t>console.log(</w:t>
+      </w:r>
+      <w:proofErr w:type="gramEnd"/>
+      <w:r>
+        <w:rPr>
+          <w:rFonts w:ascii="Courier New" w:eastAsia="Times New Roman" w:hAnsi="Courier New" w:cs="Courier New"/>
+          <w:sz w:val="20"/>
+          <w:szCs w:val="20"/>
+          <w:lang w:eastAsia="en-IN"/>
+        </w:rPr>
+        <w:t>'Webhook server is running on port 3000');</w:t>
+      </w:r>
+    </w:p>
+    <w:p>
+      <w:pPr>
+        <w:tabs>
+          <w:tab w:val="left" w:pos="916"/>
+          <w:tab w:val="left" w:pos="1832"/>
+          <w:tab w:val="left" w:pos="2748"/>
+          <w:tab w:val="left" w:pos="3664"/>
+          <w:tab w:val="left" w:pos="4580"/>
+          <w:tab w:val="left" w:pos="5496"/>
+          <w:tab w:val="left" w:pos="6412"/>
+          <w:tab w:val="left" w:pos="7328"/>
+          <w:tab w:val="left" w:pos="8244"/>
+          <w:tab w:val="left" w:pos="9160"/>
+          <w:tab w:val="left" w:pos="10076"/>
+          <w:tab w:val="left" w:pos="10992"/>
+          <w:tab w:val="left" w:pos="11908"/>
+          <w:tab w:val="left" w:pos="12824"/>
+          <w:tab w:val="left" w:pos="13740"/>
+          <w:tab w:val="left" w:pos="14656"/>
+        </w:tabs>
+        <w:spacing w:after="0" w:line="240" w:lineRule="auto"/>
+        <w:rPr>
+          <w:rFonts w:ascii="Courier New" w:eastAsia="Times New Roman" w:hAnsi="Courier New" w:cs="Courier New"/>
+          <w:sz w:val="20"/>
+          <w:szCs w:val="20"/>
+          <w:lang w:eastAsia="en-IN"/>
+        </w:rPr>
+      </w:pPr>
+      <w:r>
+        <w:rPr>
+          <w:rFonts w:ascii="Courier New" w:eastAsia="Times New Roman" w:hAnsi="Courier New" w:cs="Courier New"/>
+          <w:sz w:val="20"/>
+          <w:szCs w:val="20"/>
+          <w:lang w:eastAsia="en-IN"/>
+        </w:rPr>
+        <w:t>});</w:t>
+      </w:r>
+    </w:p>
+    <w:p>
+      <w:pPr>
+        <w:spacing w:after="0" w:line="240" w:lineRule="auto"/>
+        <w:rPr>
+          <w:rFonts w:ascii="Times New Roman" w:eastAsia="Times New Roman" w:hAnsi="Times New Roman" w:cs="Times New Roman"/>
+          <w:sz w:val="24"/>
+          <w:szCs w:val="24"/>
+          <w:lang w:eastAsia="en-IN"/>
+        </w:rPr>
+      </w:pPr>
+      <w:bookmarkStart w:id="26" w:name="_GoBack"/>
+      <w:bookmarkEnd w:id="26"/>
+    </w:p>
+    <w:p>
+      <w:pPr>
+        <w:shd w:val="clear" w:color="auto" w:fill="FFFFFF"/>
+        <w:spacing w:before="100" w:beforeAutospacing="1" w:after="90" w:line="360" w:lineRule="atLeast"/>
+        <w:ind w:left="270"/>
+        <w:rPr>
           <w:rFonts w:ascii="Helvetica" w:eastAsia="Times New Roman" w:hAnsi="Helvetica" w:cs="Times New Roman"/>
           <w:color w:val="232323"/>
           <w:sz w:val="24"/>
@@ -3712,46 +7830,6 @@
           <w:lang w:eastAsia="en-IN"/>
         </w:rPr>
       </w:pPr>
-      <w:r>
-        <w:rPr>
-          <w:rFonts w:ascii="Helvetica" w:eastAsia="Times New Roman" w:hAnsi="Helvetica" w:cs="Times New Roman"/>
-          <w:color w:val="232323"/>
-          <w:sz w:val="24"/>
-          <w:szCs w:val="24"/>
-          <w:lang w:eastAsia="en-IN"/>
-        </w:rPr>
-        <w:t>Copy and save your token.</w:t>
-      </w:r>
-    </w:p>
-    <w:p>
-      <w:pPr>
-        <w:shd w:val="clear" w:color="auto" w:fill="FFFFFF"/>
-        <w:spacing w:before="100" w:beforeAutospacing="1" w:after="90" w:line="360" w:lineRule="atLeast"/>
-        <w:ind w:left="270"/>
-        <w:rPr>
-          <w:rFonts w:ascii="Helvetica" w:eastAsia="Times New Roman" w:hAnsi="Helvetica" w:cs="Times New Roman"/>
-          <w:color w:val="232323"/>
-          <w:sz w:val="24"/>
-          <w:szCs w:val="24"/>
-          <w:lang w:eastAsia="en-IN"/>
-        </w:rPr>
-      </w:pPr>
-    </w:p>
-    <w:p>
-      <w:pPr>
-        <w:shd w:val="clear" w:color="auto" w:fill="FFFFFF"/>
-        <w:spacing w:before="100" w:beforeAutospacing="1" w:after="90" w:line="360" w:lineRule="atLeast"/>
-        <w:ind w:left="270"/>
-        <w:rPr>
-          <w:rFonts w:ascii="Helvetica" w:eastAsia="Times New Roman" w:hAnsi="Helvetica" w:cs="Times New Roman"/>
-          <w:color w:val="232323"/>
-          <w:sz w:val="24"/>
-          <w:szCs w:val="24"/>
-          <w:lang w:eastAsia="en-IN"/>
-        </w:rPr>
-      </w:pPr>
-      <w:bookmarkStart w:id="0" w:name="_GoBack"/>
-      <w:bookmarkEnd w:id="0"/>
     </w:p>
     <w:p>
       <w:pPr>
@@ -4368,6 +8446,381 @@
     </w:lvl>
   </w:abstractNum>
   <w:abstractNum w:abstractNumId="4">
+    <w:nsid w:val="0A6443EF"/>
+    <w:multiLevelType w:val="multilevel"/>
+    <w:tmpl w:val="CE6CA208"/>
+    <w:lvl w:ilvl="0">
+      <w:start w:val="1"/>
+      <w:numFmt w:val="decimal"/>
+      <w:lvlText w:val="%1."/>
+      <w:lvlJc w:val="left"/>
+      <w:pPr>
+        <w:tabs>
+          <w:tab w:val="num" w:pos="720"/>
+        </w:tabs>
+        <w:ind w:left="720" w:hanging="360"/>
+      </w:pPr>
+    </w:lvl>
+    <w:lvl w:ilvl="1" w:tentative="1">
+      <w:start w:val="1"/>
+      <w:numFmt w:val="decimal"/>
+      <w:lvlText w:val="%2."/>
+      <w:lvlJc w:val="left"/>
+      <w:pPr>
+        <w:tabs>
+          <w:tab w:val="num" w:pos="1440"/>
+        </w:tabs>
+        <w:ind w:left="1440" w:hanging="360"/>
+      </w:pPr>
+    </w:lvl>
+    <w:lvl w:ilvl="2" w:tentative="1">
+      <w:start w:val="1"/>
+      <w:numFmt w:val="decimal"/>
+      <w:lvlText w:val="%3."/>
+      <w:lvlJc w:val="left"/>
+      <w:pPr>
+        <w:tabs>
+          <w:tab w:val="num" w:pos="2160"/>
+        </w:tabs>
+        <w:ind w:left="2160" w:hanging="360"/>
+      </w:pPr>
+    </w:lvl>
+    <w:lvl w:ilvl="3" w:tentative="1">
+      <w:start w:val="1"/>
+      <w:numFmt w:val="decimal"/>
+      <w:lvlText w:val="%4."/>
+      <w:lvlJc w:val="left"/>
+      <w:pPr>
+        <w:tabs>
+          <w:tab w:val="num" w:pos="2880"/>
+        </w:tabs>
+        <w:ind w:left="2880" w:hanging="360"/>
+      </w:pPr>
+    </w:lvl>
+    <w:lvl w:ilvl="4" w:tentative="1">
+      <w:start w:val="1"/>
+      <w:numFmt w:val="decimal"/>
+      <w:lvlText w:val="%5."/>
+      <w:lvlJc w:val="left"/>
+      <w:pPr>
+        <w:tabs>
+          <w:tab w:val="num" w:pos="3600"/>
+        </w:tabs>
+        <w:ind w:left="3600" w:hanging="360"/>
+      </w:pPr>
+    </w:lvl>
+    <w:lvl w:ilvl="5" w:tentative="1">
+      <w:start w:val="1"/>
+      <w:numFmt w:val="decimal"/>
+      <w:lvlText w:val="%6."/>
+      <w:lvlJc w:val="left"/>
+      <w:pPr>
+        <w:tabs>
+          <w:tab w:val="num" w:pos="4320"/>
+        </w:tabs>
+        <w:ind w:left="4320" w:hanging="360"/>
+      </w:pPr>
+    </w:lvl>
+    <w:lvl w:ilvl="6" w:tentative="1">
+      <w:start w:val="1"/>
+      <w:numFmt w:val="decimal"/>
+      <w:lvlText w:val="%7."/>
+      <w:lvlJc w:val="left"/>
+      <w:pPr>
+        <w:tabs>
+          <w:tab w:val="num" w:pos="5040"/>
+        </w:tabs>
+        <w:ind w:left="5040" w:hanging="360"/>
+      </w:pPr>
+    </w:lvl>
+    <w:lvl w:ilvl="7" w:tentative="1">
+      <w:start w:val="1"/>
+      <w:numFmt w:val="decimal"/>
+      <w:lvlText w:val="%8."/>
+      <w:lvlJc w:val="left"/>
+      <w:pPr>
+        <w:tabs>
+          <w:tab w:val="num" w:pos="5760"/>
+        </w:tabs>
+        <w:ind w:left="5760" w:hanging="360"/>
+      </w:pPr>
+    </w:lvl>
+    <w:lvl w:ilvl="8" w:tentative="1">
+      <w:start w:val="1"/>
+      <w:numFmt w:val="decimal"/>
+      <w:lvlText w:val="%9."/>
+      <w:lvlJc w:val="left"/>
+      <w:pPr>
+        <w:tabs>
+          <w:tab w:val="num" w:pos="6480"/>
+        </w:tabs>
+        <w:ind w:left="6480" w:hanging="360"/>
+      </w:pPr>
+    </w:lvl>
+  </w:abstractNum>
+  <w:abstractNum w:abstractNumId="5">
+    <w:nsid w:val="0D714A2F"/>
+    <w:multiLevelType w:val="multilevel"/>
+    <w:tmpl w:val="61741320"/>
+    <w:lvl w:ilvl="0">
+      <w:start w:val="1"/>
+      <w:numFmt w:val="bullet"/>
+      <w:lvlText w:val=""/>
+      <w:lvlJc w:val="left"/>
+      <w:pPr>
+        <w:tabs>
+          <w:tab w:val="num" w:pos="720"/>
+        </w:tabs>
+        <w:ind w:left="720" w:hanging="360"/>
+      </w:pPr>
+      <w:rPr>
+        <w:rFonts w:ascii="Symbol" w:hAnsi="Symbol" w:hint="default"/>
+        <w:sz w:val="20"/>
+      </w:rPr>
+    </w:lvl>
+    <w:lvl w:ilvl="1" w:tentative="1">
+      <w:start w:val="1"/>
+      <w:numFmt w:val="bullet"/>
+      <w:lvlText w:val="o"/>
+      <w:lvlJc w:val="left"/>
+      <w:pPr>
+        <w:tabs>
+          <w:tab w:val="num" w:pos="1440"/>
+        </w:tabs>
+        <w:ind w:left="1440" w:hanging="360"/>
+      </w:pPr>
+      <w:rPr>
+        <w:rFonts w:ascii="Courier New" w:hAnsi="Courier New" w:hint="default"/>
+        <w:sz w:val="20"/>
+      </w:rPr>
+    </w:lvl>
+    <w:lvl w:ilvl="2" w:tentative="1">
+      <w:start w:val="1"/>
+      <w:numFmt w:val="bullet"/>
+      <w:lvlText w:val=""/>
+      <w:lvlJc w:val="left"/>
+      <w:pPr>
+        <w:tabs>
+          <w:tab w:val="num" w:pos="2160"/>
+        </w:tabs>
+        <w:ind w:left="2160" w:hanging="360"/>
+      </w:pPr>
+      <w:rPr>
+        <w:rFonts w:ascii="Wingdings" w:hAnsi="Wingdings" w:hint="default"/>
+        <w:sz w:val="20"/>
+      </w:rPr>
+    </w:lvl>
+    <w:lvl w:ilvl="3" w:tentative="1">
+      <w:start w:val="1"/>
+      <w:numFmt w:val="bullet"/>
+      <w:lvlText w:val=""/>
+      <w:lvlJc w:val="left"/>
+      <w:pPr>
+        <w:tabs>
+          <w:tab w:val="num" w:pos="2880"/>
+        </w:tabs>
+        <w:ind w:left="2880" w:hanging="360"/>
+      </w:pPr>
+      <w:rPr>
+        <w:rFonts w:ascii="Wingdings" w:hAnsi="Wingdings" w:hint="default"/>
+        <w:sz w:val="20"/>
+      </w:rPr>
+    </w:lvl>
+    <w:lvl w:ilvl="4" w:tentative="1">
+      <w:start w:val="1"/>
+      <w:numFmt w:val="bullet"/>
+      <w:lvlText w:val=""/>
+      <w:lvlJc w:val="left"/>
+      <w:pPr>
+        <w:tabs>
+          <w:tab w:val="num" w:pos="3600"/>
+        </w:tabs>
+        <w:ind w:left="3600" w:hanging="360"/>
+      </w:pPr>
+      <w:rPr>
+        <w:rFonts w:ascii="Wingdings" w:hAnsi="Wingdings" w:hint="default"/>
+        <w:sz w:val="20"/>
+      </w:rPr>
+    </w:lvl>
+    <w:lvl w:ilvl="5" w:tentative="1">
+      <w:start w:val="1"/>
+      <w:numFmt w:val="bullet"/>
+      <w:lvlText w:val=""/>
+      <w:lvlJc w:val="left"/>
+      <w:pPr>
+        <w:tabs>
+          <w:tab w:val="num" w:pos="4320"/>
+        </w:tabs>
+        <w:ind w:left="4320" w:hanging="360"/>
+      </w:pPr>
+      <w:rPr>
+        <w:rFonts w:ascii="Wingdings" w:hAnsi="Wingdings" w:hint="default"/>
+        <w:sz w:val="20"/>
+      </w:rPr>
+    </w:lvl>
+    <w:lvl w:ilvl="6" w:tentative="1">
+      <w:start w:val="1"/>
+      <w:numFmt w:val="bullet"/>
+      <w:lvlText w:val=""/>
+      <w:lvlJc w:val="left"/>
+      <w:pPr>
+        <w:tabs>
+          <w:tab w:val="num" w:pos="5040"/>
+        </w:tabs>
+        <w:ind w:left="5040" w:hanging="360"/>
+      </w:pPr>
+      <w:rPr>
+        <w:rFonts w:ascii="Wingdings" w:hAnsi="Wingdings" w:hint="default"/>
+        <w:sz w:val="20"/>
+      </w:rPr>
+    </w:lvl>
+    <w:lvl w:ilvl="7" w:tentative="1">
+      <w:start w:val="1"/>
+      <w:numFmt w:val="bullet"/>
+      <w:lvlText w:val=""/>
+      <w:lvlJc w:val="left"/>
+      <w:pPr>
+        <w:tabs>
+          <w:tab w:val="num" w:pos="5760"/>
+        </w:tabs>
+        <w:ind w:left="5760" w:hanging="360"/>
+      </w:pPr>
+      <w:rPr>
+        <w:rFonts w:ascii="Wingdings" w:hAnsi="Wingdings" w:hint="default"/>
+        <w:sz w:val="20"/>
+      </w:rPr>
+    </w:lvl>
+    <w:lvl w:ilvl="8" w:tentative="1">
+      <w:start w:val="1"/>
+      <w:numFmt w:val="bullet"/>
+      <w:lvlText w:val=""/>
+      <w:lvlJc w:val="left"/>
+      <w:pPr>
+        <w:tabs>
+          <w:tab w:val="num" w:pos="6480"/>
+        </w:tabs>
+        <w:ind w:left="6480" w:hanging="360"/>
+      </w:pPr>
+      <w:rPr>
+        <w:rFonts w:ascii="Wingdings" w:hAnsi="Wingdings" w:hint="default"/>
+        <w:sz w:val="20"/>
+      </w:rPr>
+    </w:lvl>
+  </w:abstractNum>
+  <w:abstractNum w:abstractNumId="6">
+    <w:nsid w:val="11523894"/>
+    <w:multiLevelType w:val="multilevel"/>
+    <w:tmpl w:val="AD9E2EA8"/>
+    <w:lvl w:ilvl="0">
+      <w:start w:val="1"/>
+      <w:numFmt w:val="decimal"/>
+      <w:lvlText w:val="%1."/>
+      <w:lvlJc w:val="left"/>
+      <w:pPr>
+        <w:tabs>
+          <w:tab w:val="num" w:pos="720"/>
+        </w:tabs>
+        <w:ind w:left="720" w:hanging="360"/>
+      </w:pPr>
+    </w:lvl>
+    <w:lvl w:ilvl="1" w:tentative="1">
+      <w:start w:val="1"/>
+      <w:numFmt w:val="decimal"/>
+      <w:lvlText w:val="%2."/>
+      <w:lvlJc w:val="left"/>
+      <w:pPr>
+        <w:tabs>
+          <w:tab w:val="num" w:pos="1440"/>
+        </w:tabs>
+        <w:ind w:left="1440" w:hanging="360"/>
+      </w:pPr>
+    </w:lvl>
+    <w:lvl w:ilvl="2" w:tentative="1">
+      <w:start w:val="1"/>
+      <w:numFmt w:val="decimal"/>
+      <w:lvlText w:val="%3."/>
+      <w:lvlJc w:val="left"/>
+      <w:pPr>
+        <w:tabs>
+          <w:tab w:val="num" w:pos="2160"/>
+        </w:tabs>
+        <w:ind w:left="2160" w:hanging="360"/>
+      </w:pPr>
+    </w:lvl>
+    <w:lvl w:ilvl="3" w:tentative="1">
+      <w:start w:val="1"/>
+      <w:numFmt w:val="decimal"/>
+      <w:lvlText w:val="%4."/>
+      <w:lvlJc w:val="left"/>
+      <w:pPr>
+        <w:tabs>
+          <w:tab w:val="num" w:pos="2880"/>
+        </w:tabs>
+        <w:ind w:left="2880" w:hanging="360"/>
+      </w:pPr>
+    </w:lvl>
+    <w:lvl w:ilvl="4" w:tentative="1">
+      <w:start w:val="1"/>
+      <w:numFmt w:val="decimal"/>
+      <w:lvlText w:val="%5."/>
+      <w:lvlJc w:val="left"/>
+      <w:pPr>
+        <w:tabs>
+          <w:tab w:val="num" w:pos="3600"/>
+        </w:tabs>
+        <w:ind w:left="3600" w:hanging="360"/>
+      </w:pPr>
+    </w:lvl>
+    <w:lvl w:ilvl="5" w:tentative="1">
+      <w:start w:val="1"/>
+      <w:numFmt w:val="decimal"/>
+      <w:lvlText w:val="%6."/>
+      <w:lvlJc w:val="left"/>
+      <w:pPr>
+        <w:tabs>
+          <w:tab w:val="num" w:pos="4320"/>
+        </w:tabs>
+        <w:ind w:left="4320" w:hanging="360"/>
+      </w:pPr>
+    </w:lvl>
+    <w:lvl w:ilvl="6" w:tentative="1">
+      <w:start w:val="1"/>
+      <w:numFmt w:val="decimal"/>
+      <w:lvlText w:val="%7."/>
+      <w:lvlJc w:val="left"/>
+      <w:pPr>
+        <w:tabs>
+          <w:tab w:val="num" w:pos="5040"/>
+        </w:tabs>
+        <w:ind w:left="5040" w:hanging="360"/>
+      </w:pPr>
+    </w:lvl>
+    <w:lvl w:ilvl="7" w:tentative="1">
+      <w:start w:val="1"/>
+      <w:numFmt w:val="decimal"/>
+      <w:lvlText w:val="%8."/>
+      <w:lvlJc w:val="left"/>
+      <w:pPr>
+        <w:tabs>
+          <w:tab w:val="num" w:pos="5760"/>
+        </w:tabs>
+        <w:ind w:left="5760" w:hanging="360"/>
+      </w:pPr>
+    </w:lvl>
+    <w:lvl w:ilvl="8" w:tentative="1">
+      <w:start w:val="1"/>
+      <w:numFmt w:val="decimal"/>
+      <w:lvlText w:val="%9."/>
+      <w:lvlJc w:val="left"/>
+      <w:pPr>
+        <w:tabs>
+          <w:tab w:val="num" w:pos="6480"/>
+        </w:tabs>
+        <w:ind w:left="6480" w:hanging="360"/>
+      </w:pPr>
+    </w:lvl>
+  </w:abstractNum>
+  <w:abstractNum w:abstractNumId="7">
     <w:nsid w:val="12E472AB"/>
     <w:multiLevelType w:val="multilevel"/>
     <w:tmpl w:val="BBB2393A"/>
@@ -4480,7 +8933,7 @@
       </w:pPr>
     </w:lvl>
   </w:abstractNum>
-  <w:abstractNum w:abstractNumId="5">
+  <w:abstractNum w:abstractNumId="8">
     <w:nsid w:val="169D4D0A"/>
     <w:multiLevelType w:val="multilevel"/>
     <w:tmpl w:val="75384074"/>
@@ -4593,7 +9046,7 @@
       </w:pPr>
     </w:lvl>
   </w:abstractNum>
-  <w:abstractNum w:abstractNumId="6">
+  <w:abstractNum w:abstractNumId="9">
     <w:nsid w:val="1FBE7729"/>
     <w:multiLevelType w:val="multilevel"/>
     <w:tmpl w:val="42064BF4"/>
@@ -4742,7 +9195,7 @@
       </w:rPr>
     </w:lvl>
   </w:abstractNum>
-  <w:abstractNum w:abstractNumId="7">
+  <w:abstractNum w:abstractNumId="10">
     <w:nsid w:val="20CA1D66"/>
     <w:multiLevelType w:val="multilevel"/>
     <w:tmpl w:val="0A9A270A"/>
@@ -4855,7 +9308,120 @@
       </w:pPr>
     </w:lvl>
   </w:abstractNum>
-  <w:abstractNum w:abstractNumId="8">
+  <w:abstractNum w:abstractNumId="11">
+    <w:nsid w:val="317D3508"/>
+    <w:multiLevelType w:val="multilevel"/>
+    <w:tmpl w:val="7180A7BA"/>
+    <w:lvl w:ilvl="0">
+      <w:start w:val="1"/>
+      <w:numFmt w:val="decimal"/>
+      <w:lvlText w:val="%1."/>
+      <w:lvlJc w:val="left"/>
+      <w:pPr>
+        <w:tabs>
+          <w:tab w:val="num" w:pos="720"/>
+        </w:tabs>
+        <w:ind w:left="720" w:hanging="360"/>
+      </w:pPr>
+    </w:lvl>
+    <w:lvl w:ilvl="1" w:tentative="1">
+      <w:start w:val="1"/>
+      <w:numFmt w:val="decimal"/>
+      <w:lvlText w:val="%2."/>
+      <w:lvlJc w:val="left"/>
+      <w:pPr>
+        <w:tabs>
+          <w:tab w:val="num" w:pos="1440"/>
+        </w:tabs>
+        <w:ind w:left="1440" w:hanging="360"/>
+      </w:pPr>
+    </w:lvl>
+    <w:lvl w:ilvl="2" w:tentative="1">
+      <w:start w:val="1"/>
+      <w:numFmt w:val="decimal"/>
+      <w:lvlText w:val="%3."/>
+      <w:lvlJc w:val="left"/>
+      <w:pPr>
+        <w:tabs>
+          <w:tab w:val="num" w:pos="2160"/>
+        </w:tabs>
+        <w:ind w:left="2160" w:hanging="360"/>
+      </w:pPr>
+    </w:lvl>
+    <w:lvl w:ilvl="3" w:tentative="1">
+      <w:start w:val="1"/>
+      <w:numFmt w:val="decimal"/>
+      <w:lvlText w:val="%4."/>
+      <w:lvlJc w:val="left"/>
+      <w:pPr>
+        <w:tabs>
+          <w:tab w:val="num" w:pos="2880"/>
+        </w:tabs>
+        <w:ind w:left="2880" w:hanging="360"/>
+      </w:pPr>
+    </w:lvl>
+    <w:lvl w:ilvl="4" w:tentative="1">
+      <w:start w:val="1"/>
+      <w:numFmt w:val="decimal"/>
+      <w:lvlText w:val="%5."/>
+      <w:lvlJc w:val="left"/>
+      <w:pPr>
+        <w:tabs>
+          <w:tab w:val="num" w:pos="3600"/>
+        </w:tabs>
+        <w:ind w:left="3600" w:hanging="360"/>
+      </w:pPr>
+    </w:lvl>
+    <w:lvl w:ilvl="5" w:tentative="1">
+      <w:start w:val="1"/>
+      <w:numFmt w:val="decimal"/>
+      <w:lvlText w:val="%6."/>
+      <w:lvlJc w:val="left"/>
+      <w:pPr>
+        <w:tabs>
+          <w:tab w:val="num" w:pos="4320"/>
+        </w:tabs>
+        <w:ind w:left="4320" w:hanging="360"/>
+      </w:pPr>
+    </w:lvl>
+    <w:lvl w:ilvl="6" w:tentative="1">
+      <w:start w:val="1"/>
+      <w:numFmt w:val="decimal"/>
+      <w:lvlText w:val="%7."/>
+      <w:lvlJc w:val="left"/>
+      <w:pPr>
+        <w:tabs>
+          <w:tab w:val="num" w:pos="5040"/>
+        </w:tabs>
+        <w:ind w:left="5040" w:hanging="360"/>
+      </w:pPr>
+    </w:lvl>
+    <w:lvl w:ilvl="7" w:tentative="1">
+      <w:start w:val="1"/>
+      <w:numFmt w:val="decimal"/>
+      <w:lvlText w:val="%8."/>
+      <w:lvlJc w:val="left"/>
+      <w:pPr>
+        <w:tabs>
+          <w:tab w:val="num" w:pos="5760"/>
+        </w:tabs>
+        <w:ind w:left="5760" w:hanging="360"/>
+      </w:pPr>
+    </w:lvl>
+    <w:lvl w:ilvl="8" w:tentative="1">
+      <w:start w:val="1"/>
+      <w:numFmt w:val="decimal"/>
+      <w:lvlText w:val="%9."/>
+      <w:lvlJc w:val="left"/>
+      <w:pPr>
+        <w:tabs>
+          <w:tab w:val="num" w:pos="6480"/>
+        </w:tabs>
+        <w:ind w:left="6480" w:hanging="360"/>
+      </w:pPr>
+    </w:lvl>
+  </w:abstractNum>
+  <w:abstractNum w:abstractNumId="12">
     <w:nsid w:val="3A1160EE"/>
     <w:multiLevelType w:val="multilevel"/>
     <w:tmpl w:val="B69AAF1C"/>
@@ -5004,7 +9570,124 @@
       </w:rPr>
     </w:lvl>
   </w:abstractNum>
-  <w:abstractNum w:abstractNumId="9">
+  <w:abstractNum w:abstractNumId="13">
+    <w:nsid w:val="3D17596F"/>
+    <w:multiLevelType w:val="multilevel"/>
+    <w:tmpl w:val="92AE8466"/>
+    <w:lvl w:ilvl="0">
+      <w:start w:val="1"/>
+      <w:numFmt w:val="decimal"/>
+      <w:lvlText w:val="%1."/>
+      <w:lvlJc w:val="left"/>
+      <w:pPr>
+        <w:tabs>
+          <w:tab w:val="num" w:pos="720"/>
+        </w:tabs>
+        <w:ind w:left="720" w:hanging="360"/>
+      </w:pPr>
+    </w:lvl>
+    <w:lvl w:ilvl="1">
+      <w:start w:val="1"/>
+      <w:numFmt w:val="bullet"/>
+      <w:lvlText w:val="o"/>
+      <w:lvlJc w:val="left"/>
+      <w:pPr>
+        <w:tabs>
+          <w:tab w:val="num" w:pos="1440"/>
+        </w:tabs>
+        <w:ind w:left="1440" w:hanging="360"/>
+      </w:pPr>
+      <w:rPr>
+        <w:rFonts w:ascii="Courier New" w:hAnsi="Courier New" w:hint="default"/>
+        <w:sz w:val="20"/>
+      </w:rPr>
+    </w:lvl>
+    <w:lvl w:ilvl="2" w:tentative="1">
+      <w:start w:val="1"/>
+      <w:numFmt w:val="decimal"/>
+      <w:lvlText w:val="%3."/>
+      <w:lvlJc w:val="left"/>
+      <w:pPr>
+        <w:tabs>
+          <w:tab w:val="num" w:pos="2160"/>
+        </w:tabs>
+        <w:ind w:left="2160" w:hanging="360"/>
+      </w:pPr>
+    </w:lvl>
+    <w:lvl w:ilvl="3" w:tentative="1">
+      <w:start w:val="1"/>
+      <w:numFmt w:val="decimal"/>
+      <w:lvlText w:val="%4."/>
+      <w:lvlJc w:val="left"/>
+      <w:pPr>
+        <w:tabs>
+          <w:tab w:val="num" w:pos="2880"/>
+        </w:tabs>
+        <w:ind w:left="2880" w:hanging="360"/>
+      </w:pPr>
+    </w:lvl>
+    <w:lvl w:ilvl="4" w:tentative="1">
+      <w:start w:val="1"/>
+      <w:numFmt w:val="decimal"/>
+      <w:lvlText w:val="%5."/>
+      <w:lvlJc w:val="left"/>
+      <w:pPr>
+        <w:tabs>
+          <w:tab w:val="num" w:pos="3600"/>
+        </w:tabs>
+        <w:ind w:left="3600" w:hanging="360"/>
+      </w:pPr>
+    </w:lvl>
+    <w:lvl w:ilvl="5" w:tentative="1">
+      <w:start w:val="1"/>
+      <w:numFmt w:val="decimal"/>
+      <w:lvlText w:val="%6."/>
+      <w:lvlJc w:val="left"/>
+      <w:pPr>
+        <w:tabs>
+          <w:tab w:val="num" w:pos="4320"/>
+        </w:tabs>
+        <w:ind w:left="4320" w:hanging="360"/>
+      </w:pPr>
+    </w:lvl>
+    <w:lvl w:ilvl="6" w:tentative="1">
+      <w:start w:val="1"/>
+      <w:numFmt w:val="decimal"/>
+      <w:lvlText w:val="%7."/>
+      <w:lvlJc w:val="left"/>
+      <w:pPr>
+        <w:tabs>
+          <w:tab w:val="num" w:pos="5040"/>
+        </w:tabs>
+        <w:ind w:left="5040" w:hanging="360"/>
+      </w:pPr>
+    </w:lvl>
+    <w:lvl w:ilvl="7" w:tentative="1">
+      <w:start w:val="1"/>
+      <w:numFmt w:val="decimal"/>
+      <w:lvlText w:val="%8."/>
+      <w:lvlJc w:val="left"/>
+      <w:pPr>
+        <w:tabs>
+          <w:tab w:val="num" w:pos="5760"/>
+        </w:tabs>
+        <w:ind w:left="5760" w:hanging="360"/>
+      </w:pPr>
+    </w:lvl>
+    <w:lvl w:ilvl="8" w:tentative="1">
+      <w:start w:val="1"/>
+      <w:numFmt w:val="decimal"/>
+      <w:lvlText w:val="%9."/>
+      <w:lvlJc w:val="left"/>
+      <w:pPr>
+        <w:tabs>
+          <w:tab w:val="num" w:pos="6480"/>
+        </w:tabs>
+        <w:ind w:left="6480" w:hanging="360"/>
+      </w:pPr>
+    </w:lvl>
+  </w:abstractNum>
+  <w:abstractNum w:abstractNumId="14">
     <w:nsid w:val="3EF8780F"/>
     <w:multiLevelType w:val="multilevel"/>
     <w:tmpl w:val="6CFEAD4A"/>
@@ -5153,7 +9836,120 @@
       </w:rPr>
     </w:lvl>
   </w:abstractNum>
-  <w:abstractNum w:abstractNumId="10">
+  <w:abstractNum w:abstractNumId="15">
+    <w:nsid w:val="4E042E25"/>
+    <w:multiLevelType w:val="multilevel"/>
+    <w:tmpl w:val="137CD642"/>
+    <w:lvl w:ilvl="0">
+      <w:start w:val="1"/>
+      <w:numFmt w:val="decimal"/>
+      <w:lvlText w:val="%1."/>
+      <w:lvlJc w:val="left"/>
+      <w:pPr>
+        <w:tabs>
+          <w:tab w:val="num" w:pos="720"/>
+        </w:tabs>
+        <w:ind w:left="720" w:hanging="360"/>
+      </w:pPr>
+    </w:lvl>
+    <w:lvl w:ilvl="1" w:tentative="1">
+      <w:start w:val="1"/>
+      <w:numFmt w:val="decimal"/>
+      <w:lvlText w:val="%2."/>
+      <w:lvlJc w:val="left"/>
+      <w:pPr>
+        <w:tabs>
+          <w:tab w:val="num" w:pos="1440"/>
+        </w:tabs>
+        <w:ind w:left="1440" w:hanging="360"/>
+      </w:pPr>
+    </w:lvl>
+    <w:lvl w:ilvl="2" w:tentative="1">
+      <w:start w:val="1"/>
+      <w:numFmt w:val="decimal"/>
+      <w:lvlText w:val="%3."/>
+      <w:lvlJc w:val="left"/>
+      <w:pPr>
+        <w:tabs>
+          <w:tab w:val="num" w:pos="2160"/>
+        </w:tabs>
+        <w:ind w:left="2160" w:hanging="360"/>
+      </w:pPr>
+    </w:lvl>
+    <w:lvl w:ilvl="3" w:tentative="1">
+      <w:start w:val="1"/>
+      <w:numFmt w:val="decimal"/>
+      <w:lvlText w:val="%4."/>
+      <w:lvlJc w:val="left"/>
+      <w:pPr>
+        <w:tabs>
+          <w:tab w:val="num" w:pos="2880"/>
+        </w:tabs>
+        <w:ind w:left="2880" w:hanging="360"/>
+      </w:pPr>
+    </w:lvl>
+    <w:lvl w:ilvl="4" w:tentative="1">
+      <w:start w:val="1"/>
+      <w:numFmt w:val="decimal"/>
+      <w:lvlText w:val="%5."/>
+      <w:lvlJc w:val="left"/>
+      <w:pPr>
+        <w:tabs>
+          <w:tab w:val="num" w:pos="3600"/>
+        </w:tabs>
+        <w:ind w:left="3600" w:hanging="360"/>
+      </w:pPr>
+    </w:lvl>
+    <w:lvl w:ilvl="5" w:tentative="1">
+      <w:start w:val="1"/>
+      <w:numFmt w:val="decimal"/>
+      <w:lvlText w:val="%6."/>
+      <w:lvlJc w:val="left"/>
+      <w:pPr>
+        <w:tabs>
+          <w:tab w:val="num" w:pos="4320"/>
+        </w:tabs>
+        <w:ind w:left="4320" w:hanging="360"/>
+      </w:pPr>
+    </w:lvl>
+    <w:lvl w:ilvl="6" w:tentative="1">
+      <w:start w:val="1"/>
+      <w:numFmt w:val="decimal"/>
+      <w:lvlText w:val="%7."/>
+      <w:lvlJc w:val="left"/>
+      <w:pPr>
+        <w:tabs>
+          <w:tab w:val="num" w:pos="5040"/>
+        </w:tabs>
+        <w:ind w:left="5040" w:hanging="360"/>
+      </w:pPr>
+    </w:lvl>
+    <w:lvl w:ilvl="7" w:tentative="1">
+      <w:start w:val="1"/>
+      <w:numFmt w:val="decimal"/>
+      <w:lvlText w:val="%8."/>
+      <w:lvlJc w:val="left"/>
+      <w:pPr>
+        <w:tabs>
+          <w:tab w:val="num" w:pos="5760"/>
+        </w:tabs>
+        <w:ind w:left="5760" w:hanging="360"/>
+      </w:pPr>
+    </w:lvl>
+    <w:lvl w:ilvl="8" w:tentative="1">
+      <w:start w:val="1"/>
+      <w:numFmt w:val="decimal"/>
+      <w:lvlText w:val="%9."/>
+      <w:lvlJc w:val="left"/>
+      <w:pPr>
+        <w:tabs>
+          <w:tab w:val="num" w:pos="6480"/>
+        </w:tabs>
+        <w:ind w:left="6480" w:hanging="360"/>
+      </w:pPr>
+    </w:lvl>
+  </w:abstractNum>
+  <w:abstractNum w:abstractNumId="16">
     <w:nsid w:val="5F271C27"/>
     <w:multiLevelType w:val="multilevel"/>
     <w:tmpl w:val="973E9336"/>
@@ -5266,7 +10062,124 @@
       </w:pPr>
     </w:lvl>
   </w:abstractNum>
-  <w:abstractNum w:abstractNumId="11">
+  <w:abstractNum w:abstractNumId="17">
+    <w:nsid w:val="65D27BB7"/>
+    <w:multiLevelType w:val="multilevel"/>
+    <w:tmpl w:val="D66C98F2"/>
+    <w:lvl w:ilvl="0">
+      <w:start w:val="1"/>
+      <w:numFmt w:val="decimal"/>
+      <w:lvlText w:val="%1."/>
+      <w:lvlJc w:val="left"/>
+      <w:pPr>
+        <w:tabs>
+          <w:tab w:val="num" w:pos="720"/>
+        </w:tabs>
+        <w:ind w:left="720" w:hanging="360"/>
+      </w:pPr>
+    </w:lvl>
+    <w:lvl w:ilvl="1">
+      <w:start w:val="1"/>
+      <w:numFmt w:val="bullet"/>
+      <w:lvlText w:val="o"/>
+      <w:lvlJc w:val="left"/>
+      <w:pPr>
+        <w:tabs>
+          <w:tab w:val="num" w:pos="1440"/>
+        </w:tabs>
+        <w:ind w:left="1440" w:hanging="360"/>
+      </w:pPr>
+      <w:rPr>
+        <w:rFonts w:ascii="Courier New" w:hAnsi="Courier New" w:hint="default"/>
+        <w:sz w:val="20"/>
+      </w:rPr>
+    </w:lvl>
+    <w:lvl w:ilvl="2" w:tentative="1">
+      <w:start w:val="1"/>
+      <w:numFmt w:val="decimal"/>
+      <w:lvlText w:val="%3."/>
+      <w:lvlJc w:val="left"/>
+      <w:pPr>
+        <w:tabs>
+          <w:tab w:val="num" w:pos="2160"/>
+        </w:tabs>
+        <w:ind w:left="2160" w:hanging="360"/>
+      </w:pPr>
+    </w:lvl>
+    <w:lvl w:ilvl="3" w:tentative="1">
+      <w:start w:val="1"/>
+      <w:numFmt w:val="decimal"/>
+      <w:lvlText w:val="%4."/>
+      <w:lvlJc w:val="left"/>
+      <w:pPr>
+        <w:tabs>
+          <w:tab w:val="num" w:pos="2880"/>
+        </w:tabs>
+        <w:ind w:left="2880" w:hanging="360"/>
+      </w:pPr>
+    </w:lvl>
+    <w:lvl w:ilvl="4" w:tentative="1">
+      <w:start w:val="1"/>
+      <w:numFmt w:val="decimal"/>
+      <w:lvlText w:val="%5."/>
+      <w:lvlJc w:val="left"/>
+      <w:pPr>
+        <w:tabs>
+          <w:tab w:val="num" w:pos="3600"/>
+        </w:tabs>
+        <w:ind w:left="3600" w:hanging="360"/>
+      </w:pPr>
+    </w:lvl>
+    <w:lvl w:ilvl="5" w:tentative="1">
+      <w:start w:val="1"/>
+      <w:numFmt w:val="decimal"/>
+      <w:lvlText w:val="%6."/>
+      <w:lvlJc w:val="left"/>
+      <w:pPr>
+        <w:tabs>
+          <w:tab w:val="num" w:pos="4320"/>
+        </w:tabs>
+        <w:ind w:left="4320" w:hanging="360"/>
+      </w:pPr>
+    </w:lvl>
+    <w:lvl w:ilvl="6" w:tentative="1">
+      <w:start w:val="1"/>
+      <w:numFmt w:val="decimal"/>
+      <w:lvlText w:val="%7."/>
+      <w:lvlJc w:val="left"/>
+      <w:pPr>
+        <w:tabs>
+          <w:tab w:val="num" w:pos="5040"/>
+        </w:tabs>
+        <w:ind w:left="5040" w:hanging="360"/>
+      </w:pPr>
+    </w:lvl>
+    <w:lvl w:ilvl="7" w:tentative="1">
+      <w:start w:val="1"/>
+      <w:numFmt w:val="decimal"/>
+      <w:lvlText w:val="%8."/>
+      <w:lvlJc w:val="left"/>
+      <w:pPr>
+        <w:tabs>
+          <w:tab w:val="num" w:pos="5760"/>
+        </w:tabs>
+        <w:ind w:left="5760" w:hanging="360"/>
+      </w:pPr>
+    </w:lvl>
+    <w:lvl w:ilvl="8" w:tentative="1">
+      <w:start w:val="1"/>
+      <w:numFmt w:val="decimal"/>
+      <w:lvlText w:val="%9."/>
+      <w:lvlJc w:val="left"/>
+      <w:pPr>
+        <w:tabs>
+          <w:tab w:val="num" w:pos="6480"/>
+        </w:tabs>
+        <w:ind w:left="6480" w:hanging="360"/>
+      </w:pPr>
+    </w:lvl>
+  </w:abstractNum>
+  <w:abstractNum w:abstractNumId="18">
     <w:nsid w:val="739457D7"/>
     <w:multiLevelType w:val="multilevel"/>
     <w:tmpl w:val="303E0970"/>
@@ -5415,7 +10328,7 @@
       </w:rPr>
     </w:lvl>
   </w:abstractNum>
-  <w:abstractNum w:abstractNumId="12">
+  <w:abstractNum w:abstractNumId="19">
     <w:nsid w:val="73CA5EB7"/>
     <w:multiLevelType w:val="multilevel"/>
     <w:tmpl w:val="D9DC4DD2"/>
@@ -5528,7 +10441,124 @@
       </w:pPr>
     </w:lvl>
   </w:abstractNum>
-  <w:abstractNum w:abstractNumId="13">
+  <w:abstractNum w:abstractNumId="20">
+    <w:nsid w:val="78745137"/>
+    <w:multiLevelType w:val="multilevel"/>
+    <w:tmpl w:val="BDECADD0"/>
+    <w:lvl w:ilvl="0">
+      <w:start w:val="1"/>
+      <w:numFmt w:val="decimal"/>
+      <w:lvlText w:val="%1."/>
+      <w:lvlJc w:val="left"/>
+      <w:pPr>
+        <w:tabs>
+          <w:tab w:val="num" w:pos="720"/>
+        </w:tabs>
+        <w:ind w:left="720" w:hanging="360"/>
+      </w:pPr>
+    </w:lvl>
+    <w:lvl w:ilvl="1">
+      <w:start w:val="1"/>
+      <w:numFmt w:val="bullet"/>
+      <w:lvlText w:val="o"/>
+      <w:lvlJc w:val="left"/>
+      <w:pPr>
+        <w:tabs>
+          <w:tab w:val="num" w:pos="1440"/>
+        </w:tabs>
+        <w:ind w:left="1440" w:hanging="360"/>
+      </w:pPr>
+      <w:rPr>
+        <w:rFonts w:ascii="Courier New" w:hAnsi="Courier New" w:hint="default"/>
+        <w:sz w:val="20"/>
+      </w:rPr>
+    </w:lvl>
+    <w:lvl w:ilvl="2" w:tentative="1">
+      <w:start w:val="1"/>
+      <w:numFmt w:val="decimal"/>
+      <w:lvlText w:val="%3."/>
+      <w:lvlJc w:val="left"/>
+      <w:pPr>
+        <w:tabs>
+          <w:tab w:val="num" w:pos="2160"/>
+        </w:tabs>
+        <w:ind w:left="2160" w:hanging="360"/>
+      </w:pPr>
+    </w:lvl>
+    <w:lvl w:ilvl="3" w:tentative="1">
+      <w:start w:val="1"/>
+      <w:numFmt w:val="decimal"/>
+      <w:lvlText w:val="%4."/>
+      <w:lvlJc w:val="left"/>
+      <w:pPr>
+        <w:tabs>
+          <w:tab w:val="num" w:pos="2880"/>
+        </w:tabs>
+        <w:ind w:left="2880" w:hanging="360"/>
+      </w:pPr>
+    </w:lvl>
+    <w:lvl w:ilvl="4" w:tentative="1">
+      <w:start w:val="1"/>
+      <w:numFmt w:val="decimal"/>
+      <w:lvlText w:val="%5."/>
+      <w:lvlJc w:val="left"/>
+      <w:pPr>
+        <w:tabs>
+          <w:tab w:val="num" w:pos="3600"/>
+        </w:tabs>
+        <w:ind w:left="3600" w:hanging="360"/>
+      </w:pPr>
+    </w:lvl>
+    <w:lvl w:ilvl="5" w:tentative="1">
+      <w:start w:val="1"/>
+      <w:numFmt w:val="decimal"/>
+      <w:lvlText w:val="%6."/>
+      <w:lvlJc w:val="left"/>
+      <w:pPr>
+        <w:tabs>
+          <w:tab w:val="num" w:pos="4320"/>
+        </w:tabs>
+        <w:ind w:left="4320" w:hanging="360"/>
+      </w:pPr>
+    </w:lvl>
+    <w:lvl w:ilvl="6" w:tentative="1">
+      <w:start w:val="1"/>
+      <w:numFmt w:val="decimal"/>
+      <w:lvlText w:val="%7."/>
+      <w:lvlJc w:val="left"/>
+      <w:pPr>
+        <w:tabs>
+          <w:tab w:val="num" w:pos="5040"/>
+        </w:tabs>
+        <w:ind w:left="5040" w:hanging="360"/>
+      </w:pPr>
+    </w:lvl>
+    <w:lvl w:ilvl="7" w:tentative="1">
+      <w:start w:val="1"/>
+      <w:numFmt w:val="decimal"/>
+      <w:lvlText w:val="%8."/>
+      <w:lvlJc w:val="left"/>
+      <w:pPr>
+        <w:tabs>
+          <w:tab w:val="num" w:pos="5760"/>
+        </w:tabs>
+        <w:ind w:left="5760" w:hanging="360"/>
+      </w:pPr>
+    </w:lvl>
+    <w:lvl w:ilvl="8" w:tentative="1">
+      <w:start w:val="1"/>
+      <w:numFmt w:val="decimal"/>
+      <w:lvlText w:val="%9."/>
+      <w:lvlJc w:val="left"/>
+      <w:pPr>
+        <w:tabs>
+          <w:tab w:val="num" w:pos="6480"/>
+        </w:tabs>
+        <w:ind w:left="6480" w:hanging="360"/>
+      </w:pPr>
+    </w:lvl>
+  </w:abstractNum>
+  <w:abstractNum w:abstractNumId="21">
     <w:nsid w:val="7AE87239"/>
     <w:multiLevelType w:val="multilevel"/>
     <w:tmpl w:val="8530F91C"/>
@@ -5641,7 +10671,7 @@
       </w:pPr>
     </w:lvl>
   </w:abstractNum>
-  <w:abstractNum w:abstractNumId="14">
+  <w:abstractNum w:abstractNumId="22">
     <w:nsid w:val="7B0E27BC"/>
     <w:multiLevelType w:val="multilevel"/>
     <w:tmpl w:val="2990FB02"/>
@@ -5754,7 +10784,7 @@
       </w:pPr>
     </w:lvl>
   </w:abstractNum>
-  <w:abstractNum w:abstractNumId="15">
+  <w:abstractNum w:abstractNumId="23">
     <w:nsid w:val="7EEF6A85"/>
     <w:multiLevelType w:val="multilevel"/>
     <w:tmpl w:val="852C5FF0"/>
@@ -5904,34 +10934,34 @@
     </w:lvl>
   </w:abstractNum>
   <w:num w:numId="1">
-    <w:abstractNumId w:val="4"/>
+    <w:abstractNumId w:val="7"/>
   </w:num>
   <w:num w:numId="2">
-    <w:abstractNumId w:val="10"/>
+    <w:abstractNumId w:val="16"/>
   </w:num>
   <w:num w:numId="3">
-    <w:abstractNumId w:val="13"/>
+    <w:abstractNumId w:val="21"/>
   </w:num>
   <w:num w:numId="4">
-    <w:abstractNumId w:val="7"/>
+    <w:abstractNumId w:val="10"/>
   </w:num>
   <w:num w:numId="5">
     <w:abstractNumId w:val="2"/>
   </w:num>
   <w:num w:numId="6">
-    <w:abstractNumId w:val="12"/>
+    <w:abstractNumId w:val="19"/>
   </w:num>
   <w:num w:numId="7">
-    <w:abstractNumId w:val="14"/>
+    <w:abstractNumId w:val="22"/>
   </w:num>
   <w:num w:numId="8">
     <w:abstractNumId w:val="3"/>
   </w:num>
   <w:num w:numId="9">
-    <w:abstractNumId w:val="11"/>
+    <w:abstractNumId w:val="18"/>
   </w:num>
   <w:num w:numId="10">
-    <w:abstractNumId w:val="15"/>
+    <w:abstractNumId w:val="23"/>
     <w:lvlOverride w:ilvl="0">
       <w:lvl w:ilvl="0">
         <w:numFmt w:val="bullet"/>
@@ -5951,7 +10981,7 @@
     </w:lvlOverride>
   </w:num>
   <w:num w:numId="11">
-    <w:abstractNumId w:val="15"/>
+    <w:abstractNumId w:val="23"/>
     <w:lvlOverride w:ilvl="0">
       <w:lvl w:ilvl="0">
         <w:numFmt w:val="bullet"/>
@@ -5991,7 +11021,7 @@
     <w:abstractNumId w:val="0"/>
   </w:num>
   <w:num w:numId="13">
-    <w:abstractNumId w:val="8"/>
+    <w:abstractNumId w:val="12"/>
     <w:lvlOverride w:ilvl="0">
       <w:lvl w:ilvl="0">
         <w:numFmt w:val="bullet"/>
@@ -6011,7 +11041,7 @@
     </w:lvlOverride>
   </w:num>
   <w:num w:numId="14">
-    <w:abstractNumId w:val="6"/>
+    <w:abstractNumId w:val="9"/>
     <w:lvlOverride w:ilvl="0">
       <w:lvl w:ilvl="0">
         <w:numFmt w:val="bullet"/>
@@ -6031,13 +11061,37 @@
     </w:lvlOverride>
   </w:num>
   <w:num w:numId="15">
-    <w:abstractNumId w:val="9"/>
+    <w:abstractNumId w:val="14"/>
   </w:num>
   <w:num w:numId="16">
-    <w:abstractNumId w:val="5"/>
+    <w:abstractNumId w:val="8"/>
   </w:num>
   <w:num w:numId="17">
     <w:abstractNumId w:val="1"/>
+  </w:num>
+  <w:num w:numId="18">
+    <w:abstractNumId w:val="6"/>
+  </w:num>
+  <w:num w:numId="19">
+    <w:abstractNumId w:val="11"/>
+  </w:num>
+  <w:num w:numId="20">
+    <w:abstractNumId w:val="4"/>
+  </w:num>
+  <w:num w:numId="21">
+    <w:abstractNumId w:val="13"/>
+  </w:num>
+  <w:num w:numId="22">
+    <w:abstractNumId w:val="17"/>
+  </w:num>
+  <w:num w:numId="23">
+    <w:abstractNumId w:val="20"/>
+  </w:num>
+  <w:num w:numId="24">
+    <w:abstractNumId w:val="15"/>
+  </w:num>
+  <w:num w:numId="25">
+    <w:abstractNumId w:val="5"/>
   </w:num>
 </w:numbering>
 </file>
@@ -6477,6 +11531,90 @@
       <w:szCs w:val="20"/>
     </w:rPr>
   </w:style>
+  <w:style w:type="paragraph" w:styleId="TOCHeading">
+    <w:name w:val="TOC Heading"/>
+    <w:basedOn w:val="Heading1"/>
+    <w:next w:val="Normal"/>
+    <w:uiPriority w:val="39"/>
+    <w:semiHidden/>
+    <w:unhideWhenUsed/>
+    <w:qFormat/>
+    <w:rsid w:val="00644B95"/>
+    <w:pPr>
+      <w:outlineLvl w:val="9"/>
+    </w:pPr>
+    <w:rPr>
+      <w:lang w:val="en-US" w:eastAsia="ja-JP"/>
+    </w:rPr>
+  </w:style>
+  <w:style w:type="paragraph" w:styleId="TOC1">
+    <w:name w:val="toc 1"/>
+    <w:basedOn w:val="Normal"/>
+    <w:next w:val="Normal"/>
+    <w:autoRedefine/>
+    <w:uiPriority w:val="39"/>
+    <w:unhideWhenUsed/>
+    <w:rsid w:val="00644B95"/>
+    <w:pPr>
+      <w:spacing w:after="100"/>
+    </w:pPr>
+  </w:style>
+  <w:style w:type="paragraph" w:styleId="TOC2">
+    <w:name w:val="toc 2"/>
+    <w:basedOn w:val="Normal"/>
+    <w:next w:val="Normal"/>
+    <w:autoRedefine/>
+    <w:uiPriority w:val="39"/>
+    <w:unhideWhenUsed/>
+    <w:rsid w:val="00644B95"/>
+    <w:pPr>
+      <w:spacing w:after="100"/>
+      <w:ind w:left="220"/>
+    </w:pPr>
+  </w:style>
+  <w:style w:type="paragraph" w:styleId="TOC3">
+    <w:name w:val="toc 3"/>
+    <w:basedOn w:val="Normal"/>
+    <w:next w:val="Normal"/>
+    <w:autoRedefine/>
+    <w:uiPriority w:val="39"/>
+    <w:unhideWhenUsed/>
+    <w:rsid w:val="00644B95"/>
+    <w:pPr>
+      <w:spacing w:after="100"/>
+      <w:ind w:left="440"/>
+    </w:pPr>
+  </w:style>
+  <w:style w:type="paragraph" w:styleId="BalloonText">
+    <w:name w:val="Balloon Text"/>
+    <w:basedOn w:val="Normal"/>
+    <w:link w:val="BalloonTextChar"/>
+    <w:uiPriority w:val="99"/>
+    <w:semiHidden/>
+    <w:unhideWhenUsed/>
+    <w:rsid w:val="00644B95"/>
+    <w:pPr>
+      <w:spacing w:after="0" w:line="240" w:lineRule="auto"/>
+    </w:pPr>
+    <w:rPr>
+      <w:rFonts w:ascii="Tahoma" w:hAnsi="Tahoma" w:cs="Tahoma"/>
+      <w:sz w:val="16"/>
+      <w:szCs w:val="16"/>
+    </w:rPr>
+  </w:style>
+  <w:style w:type="character" w:customStyle="1" w:styleId="BalloonTextChar">
+    <w:name w:val="Balloon Text Char"/>
+    <w:basedOn w:val="DefaultParagraphFont"/>
+    <w:link w:val="BalloonText"/>
+    <w:uiPriority w:val="99"/>
+    <w:semiHidden/>
+    <w:rsid w:val="00644B95"/>
+    <w:rPr>
+      <w:rFonts w:ascii="Tahoma" w:hAnsi="Tahoma" w:cs="Tahoma"/>
+      <w:sz w:val="16"/>
+      <w:szCs w:val="16"/>
+    </w:rPr>
+  </w:style>
 </w:styles>
 </file>
 
@@ -6915,6 +12053,90 @@
       <w:szCs w:val="20"/>
     </w:rPr>
   </w:style>
+  <w:style w:type="paragraph" w:styleId="TOCHeading">
+    <w:name w:val="TOC Heading"/>
+    <w:basedOn w:val="Heading1"/>
+    <w:next w:val="Normal"/>
+    <w:uiPriority w:val="39"/>
+    <w:semiHidden/>
+    <w:unhideWhenUsed/>
+    <w:qFormat/>
+    <w:rsid w:val="00644B95"/>
+    <w:pPr>
+      <w:outlineLvl w:val="9"/>
+    </w:pPr>
+    <w:rPr>
+      <w:lang w:val="en-US" w:eastAsia="ja-JP"/>
+    </w:rPr>
+  </w:style>
+  <w:style w:type="paragraph" w:styleId="TOC1">
+    <w:name w:val="toc 1"/>
+    <w:basedOn w:val="Normal"/>
+    <w:next w:val="Normal"/>
+    <w:autoRedefine/>
+    <w:uiPriority w:val="39"/>
+    <w:unhideWhenUsed/>
+    <w:rsid w:val="00644B95"/>
+    <w:pPr>
+      <w:spacing w:after="100"/>
+    </w:pPr>
+  </w:style>
+  <w:style w:type="paragraph" w:styleId="TOC2">
+    <w:name w:val="toc 2"/>
+    <w:basedOn w:val="Normal"/>
+    <w:next w:val="Normal"/>
+    <w:autoRedefine/>
+    <w:uiPriority w:val="39"/>
+    <w:unhideWhenUsed/>
+    <w:rsid w:val="00644B95"/>
+    <w:pPr>
+      <w:spacing w:after="100"/>
+      <w:ind w:left="220"/>
+    </w:pPr>
+  </w:style>
+  <w:style w:type="paragraph" w:styleId="TOC3">
+    <w:name w:val="toc 3"/>
+    <w:basedOn w:val="Normal"/>
+    <w:next w:val="Normal"/>
+    <w:autoRedefine/>
+    <w:uiPriority w:val="39"/>
+    <w:unhideWhenUsed/>
+    <w:rsid w:val="00644B95"/>
+    <w:pPr>
+      <w:spacing w:after="100"/>
+      <w:ind w:left="440"/>
+    </w:pPr>
+  </w:style>
+  <w:style w:type="paragraph" w:styleId="BalloonText">
+    <w:name w:val="Balloon Text"/>
+    <w:basedOn w:val="Normal"/>
+    <w:link w:val="BalloonTextChar"/>
+    <w:uiPriority w:val="99"/>
+    <w:semiHidden/>
+    <w:unhideWhenUsed/>
+    <w:rsid w:val="00644B95"/>
+    <w:pPr>
+      <w:spacing w:after="0" w:line="240" w:lineRule="auto"/>
+    </w:pPr>
+    <w:rPr>
+      <w:rFonts w:ascii="Tahoma" w:hAnsi="Tahoma" w:cs="Tahoma"/>
+      <w:sz w:val="16"/>
+      <w:szCs w:val="16"/>
+    </w:rPr>
+  </w:style>
+  <w:style w:type="character" w:customStyle="1" w:styleId="BalloonTextChar">
+    <w:name w:val="Balloon Text Char"/>
+    <w:basedOn w:val="DefaultParagraphFont"/>
+    <w:link w:val="BalloonText"/>
+    <w:uiPriority w:val="99"/>
+    <w:semiHidden/>
+    <w:rsid w:val="00644B95"/>
+    <w:rPr>
+      <w:rFonts w:ascii="Tahoma" w:hAnsi="Tahoma" w:cs="Tahoma"/>
+      <w:sz w:val="16"/>
+      <w:szCs w:val="16"/>
+    </w:rPr>
+  </w:style>
 </w:styles>
 </file>
 
@@ -7201,4 +12423,16 @@
   <a:objectDefaults/>
   <a:extraClrSchemeLst/>
 </a:theme>
+</file>
+
+<file path=customXml/item1.xml><?xml version="1.0" encoding="utf-8"?>
+<b:Sources xmlns:b="http://schemas.openxmlformats.org/officeDocument/2006/bibliography" xmlns="http://schemas.openxmlformats.org/officeDocument/2006/bibliography" SelectedStyle="\APA.XSL" StyleName="APA"/>
+</file>
+
+<file path=customXml/itemProps1.xml><?xml version="1.0" encoding="utf-8"?>
+<ds:datastoreItem xmlns:ds="http://schemas.openxmlformats.org/officeDocument/2006/customXml" ds:itemID="{ABF1DE5C-2780-4E20-9C79-26F12076B92C}">
+  <ds:schemaRefs>
+    <ds:schemaRef ds:uri="http://schemas.openxmlformats.org/officeDocument/2006/bibliography"/>
+  </ds:schemaRefs>
+</ds:datastoreItem>
 </file>
--- a/dev_config_whatsapp_facebook.docx
+++ b/dev_config_whatsapp_facebook.docx
@@ -4,6 +4,15 @@
   <w:body>
     <w:sdt>
       <w:sdtPr>
+        <w:rPr>
+          <w:rFonts w:asciiTheme="minorHAnsi" w:eastAsiaTheme="minorHAnsi" w:hAnsiTheme="minorHAnsi" w:cstheme="minorBidi"/>
+          <w:b w:val="0"/>
+          <w:bCs w:val="0"/>
+          <w:color w:val="auto"/>
+          <w:sz w:val="22"/>
+          <w:szCs w:val="22"/>
+          <w:lang w:val="en-IN" w:eastAsia="en-US"/>
+        </w:rPr>
         <w:id w:val="1081412441"/>
         <w:docPartObj>
           <w:docPartGallery w:val="Table of Contents"/>
@@ -12,12 +21,7 @@
       </w:sdtPr>
       <w:sdtEndPr>
         <w:rPr>
-          <w:rFonts w:asciiTheme="minorHAnsi" w:eastAsiaTheme="minorHAnsi" w:hAnsiTheme="minorHAnsi" w:cstheme="minorBidi"/>
           <w:noProof/>
-          <w:color w:val="auto"/>
-          <w:sz w:val="22"/>
-          <w:szCs w:val="22"/>
-          <w:lang w:val="en-IN" w:eastAsia="en-US"/>
         </w:rPr>
       </w:sdtEndPr>
       <w:sdtContent>
@@ -1901,26 +1905,14 @@
         <w:lastRenderedPageBreak/>
         <w:t xml:space="preserve">Official Documentation from </w:t>
       </w:r>
-      <w:proofErr w:type="spellStart"/>
-      <w:proofErr w:type="gramStart"/>
       <w:r>
         <w:rPr>
           <w:rFonts w:ascii="Helvetica" w:hAnsi="Helvetica"/>
           <w:color w:val="1C1E21"/>
           <w:spacing w:val="-6"/>
         </w:rPr>
-        <w:t>facebook</w:t>
-      </w:r>
-      <w:proofErr w:type="spellEnd"/>
-      <w:r>
-        <w:rPr>
-          <w:rFonts w:ascii="Helvetica" w:hAnsi="Helvetica"/>
-          <w:color w:val="1C1E21"/>
-          <w:spacing w:val="-6"/>
-        </w:rPr>
-        <w:t xml:space="preserve"> :</w:t>
-      </w:r>
-      <w:proofErr w:type="gramEnd"/>
+        <w:t>Facebook:</w:t>
+      </w:r>
       <w:r>
         <w:rPr>
           <w:rFonts w:ascii="Helvetica" w:hAnsi="Helvetica"/>
@@ -6980,6 +6972,7 @@
           <w:lang w:eastAsia="en-IN"/>
         </w:rPr>
       </w:pPr>
+      <w:proofErr w:type="spellStart"/>
       <w:proofErr w:type="gramStart"/>
       <w:r>
         <w:rPr>
@@ -6988,7 +6981,17 @@
           <w:szCs w:val="20"/>
           <w:lang w:eastAsia="en-IN"/>
         </w:rPr>
-        <w:t>app.get(</w:t>
+        <w:t>app.get</w:t>
+      </w:r>
+      <w:proofErr w:type="spellEnd"/>
+      <w:r>
+        <w:rPr>
+          <w:rFonts w:ascii="Courier New" w:eastAsia="Times New Roman" w:hAnsi="Courier New" w:cs="Courier New"/>
+          <w:sz w:val="20"/>
+          <w:szCs w:val="20"/>
+          <w:lang w:eastAsia="en-IN"/>
+        </w:rPr>
+        <w:t>(</w:t>
       </w:r>
       <w:proofErr w:type="gramEnd"/>
       <w:r>
@@ -7058,6 +7061,7 @@
         </w:rPr>
         <w:t xml:space="preserve">    </w:t>
       </w:r>
+      <w:proofErr w:type="spellStart"/>
       <w:proofErr w:type="gramStart"/>
       <w:r>
         <w:rPr>
@@ -7068,6 +7072,7 @@
         </w:rPr>
         <w:t>const</w:t>
       </w:r>
+      <w:proofErr w:type="spellEnd"/>
       <w:proofErr w:type="gramEnd"/>
       <w:r>
         <w:rPr>
@@ -7096,7 +7101,27 @@
           <w:szCs w:val="20"/>
           <w:lang w:eastAsia="en-IN"/>
         </w:rPr>
-        <w:t>['hub.mode'];</w:t>
+        <w:t>['</w:t>
+      </w:r>
+      <w:proofErr w:type="spellStart"/>
+      <w:r>
+        <w:rPr>
+          <w:rFonts w:ascii="Courier New" w:eastAsia="Times New Roman" w:hAnsi="Courier New" w:cs="Courier New"/>
+          <w:sz w:val="20"/>
+          <w:szCs w:val="20"/>
+          <w:lang w:eastAsia="en-IN"/>
+        </w:rPr>
+        <w:t>hub.mode</w:t>
+      </w:r>
+      <w:proofErr w:type="spellEnd"/>
+      <w:r>
+        <w:rPr>
+          <w:rFonts w:ascii="Courier New" w:eastAsia="Times New Roman" w:hAnsi="Courier New" w:cs="Courier New"/>
+          <w:sz w:val="20"/>
+          <w:szCs w:val="20"/>
+          <w:lang w:eastAsia="en-IN"/>
+        </w:rPr>
+        <w:t>'];</w:t>
       </w:r>
     </w:p>
     <w:p>
@@ -7136,6 +7161,7 @@
         </w:rPr>
         <w:t xml:space="preserve">    </w:t>
       </w:r>
+      <w:proofErr w:type="spellStart"/>
       <w:proofErr w:type="gramStart"/>
       <w:r>
         <w:rPr>
@@ -7146,6 +7172,7 @@
         </w:rPr>
         <w:t>const</w:t>
       </w:r>
+      <w:proofErr w:type="spellEnd"/>
       <w:proofErr w:type="gramEnd"/>
       <w:r>
         <w:rPr>
@@ -7174,7 +7201,27 @@
           <w:szCs w:val="20"/>
           <w:lang w:eastAsia="en-IN"/>
         </w:rPr>
-        <w:t>['hub.verify_token'];</w:t>
+        <w:t>['</w:t>
+      </w:r>
+      <w:proofErr w:type="spellStart"/>
+      <w:r>
+        <w:rPr>
+          <w:rFonts w:ascii="Courier New" w:eastAsia="Times New Roman" w:hAnsi="Courier New" w:cs="Courier New"/>
+          <w:sz w:val="20"/>
+          <w:szCs w:val="20"/>
+          <w:lang w:eastAsia="en-IN"/>
+        </w:rPr>
+        <w:t>hub.verify_token</w:t>
+      </w:r>
+      <w:proofErr w:type="spellEnd"/>
+      <w:r>
+        <w:rPr>
+          <w:rFonts w:ascii="Courier New" w:eastAsia="Times New Roman" w:hAnsi="Courier New" w:cs="Courier New"/>
+          <w:sz w:val="20"/>
+          <w:szCs w:val="20"/>
+          <w:lang w:eastAsia="en-IN"/>
+        </w:rPr>
+        <w:t>'];</w:t>
       </w:r>
     </w:p>
     <w:p>
@@ -7214,6 +7261,7 @@
         </w:rPr>
         <w:t xml:space="preserve">    </w:t>
       </w:r>
+      <w:proofErr w:type="spellStart"/>
       <w:proofErr w:type="gramStart"/>
       <w:r>
         <w:rPr>
@@ -7224,6 +7272,7 @@
         </w:rPr>
         <w:t>const</w:t>
       </w:r>
+      <w:proofErr w:type="spellEnd"/>
       <w:proofErr w:type="gramEnd"/>
       <w:r>
         <w:rPr>
@@ -7252,7 +7301,27 @@
           <w:szCs w:val="20"/>
           <w:lang w:eastAsia="en-IN"/>
         </w:rPr>
-        <w:t>['hub.challenge'];</w:t>
+        <w:t>['</w:t>
+      </w:r>
+      <w:proofErr w:type="spellStart"/>
+      <w:r>
+        <w:rPr>
+          <w:rFonts w:ascii="Courier New" w:eastAsia="Times New Roman" w:hAnsi="Courier New" w:cs="Courier New"/>
+          <w:sz w:val="20"/>
+          <w:szCs w:val="20"/>
+          <w:lang w:eastAsia="en-IN"/>
+        </w:rPr>
+        <w:t>hub.challenge</w:t>
+      </w:r>
+      <w:proofErr w:type="spellEnd"/>
+      <w:r>
+        <w:rPr>
+          <w:rFonts w:ascii="Courier New" w:eastAsia="Times New Roman" w:hAnsi="Courier New" w:cs="Courier New"/>
+          <w:sz w:val="20"/>
+          <w:szCs w:val="20"/>
+          <w:lang w:eastAsia="en-IN"/>
+        </w:rPr>
+        <w:t>'];</w:t>
       </w:r>
     </w:p>
     <w:p>
@@ -7814,8 +7883,6 @@
           <w:lang w:eastAsia="en-IN"/>
         </w:rPr>
       </w:pPr>
-      <w:bookmarkStart w:id="26" w:name="_GoBack"/>
-      <w:bookmarkEnd w:id="26"/>
     </w:p>
     <w:p>
       <w:pPr>
@@ -7908,6 +7975,8 @@
           <w:szCs w:val="21"/>
         </w:rPr>
       </w:pPr>
+      <w:bookmarkStart w:id="26" w:name="_GoBack"/>
+      <w:bookmarkEnd w:id="26"/>
     </w:p>
     <w:sectPr>
       <w:pgSz w:w="11906" w:h="16838" w:code="9"/>
@@ -12430,7 +12499,7 @@
 </file>
 
 <file path=customXml/itemProps1.xml><?xml version="1.0" encoding="utf-8"?>
-<ds:datastoreItem xmlns:ds="http://schemas.openxmlformats.org/officeDocument/2006/customXml" ds:itemID="{ABF1DE5C-2780-4E20-9C79-26F12076B92C}">
+<ds:datastoreItem xmlns:ds="http://schemas.openxmlformats.org/officeDocument/2006/customXml" ds:itemID="{D09E3556-01B2-45AE-B446-05D2D10EAE2F}">
   <ds:schemaRefs>
     <ds:schemaRef ds:uri="http://schemas.openxmlformats.org/officeDocument/2006/bibliography"/>
   </ds:schemaRefs>
